--- a/statics/3.DartMouth/SoPforDartmouth.docx
+++ b/statics/3.DartMouth/SoPforDartmouth.docx
@@ -7,26 +7,18 @@
         <w:ind w:firstLineChars="100" w:firstLine="400"/>
         <w:jc w:val="center"/>
         <w:rPr>
-          <w:rFonts w:ascii="Times New Roman" w:hAnsi="Times New Roman" w:cs="Times New Roman" w:hint="eastAsia"/>
-          <w:sz w:val="24"/>
-          <w:szCs w:val="24"/>
-        </w:rPr>
-      </w:pPr>
-      <w:r>
-        <w:rPr>
           <w:rFonts w:ascii="Times New Roman" w:hAnsi="Times New Roman" w:cs="Times New Roman"/>
           <w:sz w:val="40"/>
           <w:szCs w:val="24"/>
         </w:rPr>
-        <w:t>Statement of Purpose</w:t>
-      </w:r>
+      </w:pPr>
       <w:r>
         <w:rPr>
           <w:rFonts w:ascii="Times New Roman" w:hAnsi="Times New Roman" w:cs="Times New Roman"/>
           <w:sz w:val="40"/>
           <w:szCs w:val="24"/>
         </w:rPr>
-        <w:t xml:space="preserve"> for </w:t>
+        <w:t>Statement of Purpose</w:t>
       </w:r>
       <w:r>
         <w:rPr>
@@ -34,324 +26,29 @@
           <w:sz w:val="40"/>
           <w:szCs w:val="24"/>
         </w:rPr>
+        <w:t xml:space="preserve"> for </w:t>
+      </w:r>
+      <w:r>
+        <w:rPr>
+          <w:rFonts w:ascii="Times New Roman" w:hAnsi="Times New Roman" w:cs="Times New Roman"/>
+          <w:sz w:val="40"/>
+          <w:szCs w:val="24"/>
+        </w:rPr>
         <w:t>Dartmouth</w:t>
+      </w:r>
+      <w:r>
+        <w:rPr>
+          <w:rFonts w:ascii="Times New Roman" w:hAnsi="Times New Roman" w:cs="Times New Roman"/>
+          <w:sz w:val="40"/>
+          <w:szCs w:val="24"/>
+        </w:rPr>
+        <w:t xml:space="preserve"> Digital Arts</w:t>
       </w:r>
     </w:p>
     <w:p>
       <w:pPr>
-        <w:rPr>
-          <w:rFonts w:ascii="Times New Roman" w:hAnsi="Times New Roman" w:cs="Times New Roman"/>
-          <w:sz w:val="24"/>
-          <w:szCs w:val="24"/>
-        </w:rPr>
-      </w:pPr>
-      <w:r>
-        <w:rPr>
-          <w:rFonts w:ascii="Times New Roman" w:hAnsi="Times New Roman" w:cs="Times New Roman"/>
-          <w:sz w:val="24"/>
-          <w:szCs w:val="24"/>
-        </w:rPr>
-        <w:tab/>
-      </w:r>
-      <w:r>
-        <w:rPr>
-          <w:rFonts w:ascii="Times New Roman" w:hAnsi="Times New Roman" w:cs="Times New Roman"/>
-          <w:sz w:val="24"/>
-          <w:szCs w:val="24"/>
-        </w:rPr>
-        <w:t>Undergraduate study in SJTU</w:t>
-      </w:r>
-      <w:r>
-        <w:rPr>
-          <w:rFonts w:ascii="Times New Roman" w:hAnsi="Times New Roman" w:cs="Times New Roman"/>
-          <w:sz w:val="24"/>
-          <w:szCs w:val="24"/>
-        </w:rPr>
-        <w:t xml:space="preserve"> has </w:t>
-      </w:r>
-      <w:r>
-        <w:rPr>
-          <w:rFonts w:ascii="Times New Roman" w:hAnsi="Times New Roman" w:cs="Times New Roman" w:hint="eastAsia"/>
-          <w:sz w:val="24"/>
-          <w:szCs w:val="24"/>
-        </w:rPr>
-        <w:t>provided me</w:t>
-      </w:r>
-      <w:r>
-        <w:rPr>
-          <w:rFonts w:ascii="Times New Roman" w:hAnsi="Times New Roman" w:cs="Times New Roman"/>
-          <w:sz w:val="24"/>
-          <w:szCs w:val="24"/>
-        </w:rPr>
-        <w:t xml:space="preserve"> a rich and varied experience in computer science</w:t>
-      </w:r>
-      <w:r>
-        <w:rPr>
-          <w:rFonts w:ascii="Times New Roman" w:hAnsi="Times New Roman" w:cs="Times New Roman"/>
-          <w:sz w:val="24"/>
-          <w:szCs w:val="24"/>
-        </w:rPr>
-        <w:t>.</w:t>
-      </w:r>
-      <w:r>
-        <w:rPr>
-          <w:rFonts w:ascii="Times New Roman" w:hAnsi="Times New Roman" w:cs="Times New Roman"/>
-          <w:sz w:val="24"/>
-          <w:szCs w:val="24"/>
-        </w:rPr>
-        <w:t xml:space="preserve"> After all these experience</w:t>
-      </w:r>
-      <w:r>
-        <w:rPr>
-          <w:rFonts w:ascii="Times New Roman" w:hAnsi="Times New Roman" w:cs="Times New Roman"/>
-          <w:sz w:val="24"/>
-          <w:szCs w:val="24"/>
-        </w:rPr>
-        <w:t>,</w:t>
-      </w:r>
-      <w:r>
-        <w:rPr>
-          <w:rFonts w:ascii="Times New Roman" w:hAnsi="Times New Roman" w:cs="Times New Roman"/>
-          <w:sz w:val="24"/>
-          <w:szCs w:val="24"/>
-        </w:rPr>
-        <w:t xml:space="preserve"> I found </w:t>
-      </w:r>
-      <w:r>
-        <w:rPr>
-          <w:rFonts w:ascii="Times New Roman" w:hAnsi="Times New Roman" w:cs="Times New Roman"/>
-          <w:sz w:val="24"/>
-          <w:szCs w:val="24"/>
-        </w:rPr>
-        <w:t>that my special interest</w:t>
-      </w:r>
-      <w:r>
-        <w:rPr>
-          <w:rFonts w:ascii="Times New Roman" w:hAnsi="Times New Roman" w:cs="Times New Roman"/>
-          <w:sz w:val="24"/>
-          <w:szCs w:val="24"/>
-        </w:rPr>
-        <w:t>,</w:t>
-      </w:r>
-      <w:r>
-        <w:rPr>
-          <w:rFonts w:ascii="Times New Roman" w:hAnsi="Times New Roman" w:cs="Times New Roman"/>
-          <w:sz w:val="24"/>
-          <w:szCs w:val="24"/>
-        </w:rPr>
-        <w:t xml:space="preserve"> which is </w:t>
-      </w:r>
-      <w:r>
-        <w:rPr>
-          <w:rFonts w:ascii="Times New Roman" w:hAnsi="Times New Roman" w:cs="Times New Roman"/>
-          <w:sz w:val="24"/>
-          <w:szCs w:val="24"/>
-        </w:rPr>
-        <w:t>something basic and common but extremely impor</w:t>
-      </w:r>
-      <w:r>
-        <w:rPr>
-          <w:rFonts w:ascii="Times New Roman" w:hAnsi="Times New Roman" w:cs="Times New Roman"/>
-          <w:sz w:val="24"/>
-          <w:szCs w:val="24"/>
-        </w:rPr>
-        <w:t>tan</w:t>
-      </w:r>
-      <w:r>
-        <w:rPr>
-          <w:rFonts w:ascii="Times New Roman" w:hAnsi="Times New Roman" w:cs="Times New Roman"/>
-          <w:sz w:val="24"/>
-          <w:szCs w:val="24"/>
-        </w:rPr>
-        <w:t xml:space="preserve">t, </w:t>
-      </w:r>
-      <w:r>
-        <w:rPr>
-          <w:rFonts w:ascii="Times New Roman" w:hAnsi="Times New Roman" w:cs="Times New Roman"/>
-          <w:sz w:val="24"/>
-          <w:szCs w:val="24"/>
-        </w:rPr>
-        <w:t xml:space="preserve">is </w:t>
-      </w:r>
-      <w:r>
-        <w:rPr>
-          <w:rFonts w:ascii="Times New Roman" w:hAnsi="Times New Roman" w:cs="Times New Roman"/>
-          <w:sz w:val="24"/>
-          <w:szCs w:val="24"/>
-        </w:rPr>
-        <w:t xml:space="preserve">in </w:t>
-      </w:r>
-      <w:r>
-        <w:rPr>
-          <w:rFonts w:ascii="Times New Roman" w:hAnsi="Times New Roman" w:cs="Times New Roman"/>
-          <w:sz w:val="24"/>
-          <w:szCs w:val="24"/>
-        </w:rPr>
-        <w:t>how to</w:t>
-      </w:r>
-      <w:r>
-        <w:rPr>
-          <w:rFonts w:ascii="Times New Roman" w:hAnsi="Times New Roman" w:cs="Times New Roman"/>
-          <w:sz w:val="24"/>
-          <w:szCs w:val="24"/>
-        </w:rPr>
-        <w:t xml:space="preserve"> write elegant code</w:t>
-      </w:r>
-      <w:r>
-        <w:rPr>
-          <w:rFonts w:ascii="Times New Roman" w:hAnsi="Times New Roman" w:cs="Times New Roman"/>
-          <w:sz w:val="24"/>
-          <w:szCs w:val="24"/>
-        </w:rPr>
-        <w:t xml:space="preserve"> and design perfect programs</w:t>
-      </w:r>
-      <w:r>
-        <w:rPr>
-          <w:rFonts w:ascii="Times New Roman" w:hAnsi="Times New Roman" w:cs="Times New Roman"/>
-          <w:sz w:val="24"/>
-          <w:szCs w:val="24"/>
-        </w:rPr>
-        <w:t>.</w:t>
-      </w:r>
-      <w:r>
-        <w:rPr>
-          <w:rFonts w:ascii="Times New Roman" w:hAnsi="Times New Roman" w:cs="Times New Roman"/>
-          <w:sz w:val="24"/>
-          <w:szCs w:val="24"/>
-        </w:rPr>
-        <w:t xml:space="preserve"> </w:t>
-      </w:r>
-      <w:r>
-        <w:rPr>
-          <w:rFonts w:ascii="Times New Roman" w:hAnsi="Times New Roman" w:cs="Times New Roman"/>
-          <w:sz w:val="24"/>
-          <w:szCs w:val="24"/>
-        </w:rPr>
-        <w:t>T</w:t>
-      </w:r>
-      <w:r>
-        <w:rPr>
-          <w:rFonts w:ascii="Times New Roman" w:hAnsi="Times New Roman" w:cs="Times New Roman"/>
-          <w:sz w:val="24"/>
-          <w:szCs w:val="24"/>
-        </w:rPr>
-        <w:t>his</w:t>
-      </w:r>
-      <w:r>
-        <w:rPr>
-          <w:rFonts w:ascii="Times New Roman" w:hAnsi="Times New Roman" w:cs="Times New Roman"/>
-          <w:sz w:val="24"/>
-          <w:szCs w:val="24"/>
-        </w:rPr>
-        <w:t xml:space="preserve"> is</w:t>
-      </w:r>
-      <w:r>
-        <w:rPr>
-          <w:rFonts w:ascii="Times New Roman" w:hAnsi="Times New Roman" w:cs="Times New Roman"/>
-          <w:sz w:val="24"/>
-          <w:szCs w:val="24"/>
-        </w:rPr>
-        <w:t xml:space="preserve"> exactly</w:t>
-      </w:r>
-      <w:r>
-        <w:rPr>
-          <w:rFonts w:ascii="Times New Roman" w:hAnsi="Times New Roman" w:cs="Times New Roman"/>
-          <w:sz w:val="24"/>
-          <w:szCs w:val="24"/>
-        </w:rPr>
-        <w:t xml:space="preserve"> why I am here applying </w:t>
-      </w:r>
-      <w:r>
-        <w:rPr>
-          <w:rFonts w:ascii="Times New Roman" w:hAnsi="Times New Roman" w:cs="Times New Roman"/>
-          <w:sz w:val="24"/>
-          <w:szCs w:val="24"/>
-        </w:rPr>
-        <w:t>to</w:t>
-      </w:r>
-      <w:r>
-        <w:rPr>
-          <w:rFonts w:ascii="Times New Roman" w:hAnsi="Times New Roman" w:cs="Times New Roman"/>
-          <w:sz w:val="24"/>
-          <w:szCs w:val="24"/>
-        </w:rPr>
-        <w:t xml:space="preserve"> your</w:t>
-      </w:r>
-      <w:r>
-        <w:rPr>
-          <w:rFonts w:ascii="Times New Roman" w:hAnsi="Times New Roman" w:cs="Times New Roman"/>
-          <w:sz w:val="24"/>
-          <w:szCs w:val="24"/>
-        </w:rPr>
-        <w:t xml:space="preserve"> Master’</w:t>
-      </w:r>
-      <w:r>
-        <w:rPr>
-          <w:rFonts w:ascii="Times New Roman" w:hAnsi="Times New Roman" w:cs="Times New Roman"/>
-          <w:sz w:val="24"/>
-          <w:szCs w:val="24"/>
-        </w:rPr>
-        <w:t xml:space="preserve">s </w:t>
-      </w:r>
-      <w:r>
-        <w:rPr>
-          <w:rFonts w:ascii="Times New Roman" w:hAnsi="Times New Roman" w:cs="Times New Roman"/>
-          <w:sz w:val="24"/>
-          <w:szCs w:val="24"/>
-        </w:rPr>
-        <w:t>program</w:t>
-      </w:r>
-      <w:r>
-        <w:rPr>
-          <w:rFonts w:ascii="Times New Roman" w:hAnsi="Times New Roman" w:cs="Times New Roman"/>
-          <w:sz w:val="24"/>
-          <w:szCs w:val="24"/>
-        </w:rPr>
-        <w:t xml:space="preserve"> </w:t>
-      </w:r>
-      <w:r>
-        <w:rPr>
-          <w:rFonts w:ascii="Times New Roman" w:hAnsi="Times New Roman" w:cs="Times New Roman"/>
-          <w:sz w:val="24"/>
-          <w:szCs w:val="24"/>
-        </w:rPr>
-        <w:t>and stressing m</w:t>
-      </w:r>
-      <w:r>
-        <w:rPr>
-          <w:rFonts w:ascii="Times New Roman" w:hAnsi="Times New Roman" w:cs="Times New Roman"/>
-          <w:sz w:val="24"/>
-          <w:szCs w:val="24"/>
-        </w:rPr>
-        <w:t>y study emp</w:t>
-      </w:r>
-      <w:r>
-        <w:rPr>
-          <w:rFonts w:ascii="Times New Roman" w:hAnsi="Times New Roman" w:cs="Times New Roman"/>
-          <w:sz w:val="24"/>
-          <w:szCs w:val="24"/>
-        </w:rPr>
-        <w:t>hasis on Software The</w:t>
-      </w:r>
-      <w:r>
-        <w:rPr>
-          <w:rFonts w:ascii="Times New Roman" w:hAnsi="Times New Roman" w:cs="Times New Roman"/>
-          <w:sz w:val="24"/>
-          <w:szCs w:val="24"/>
-        </w:rPr>
-        <w:t>ories</w:t>
-      </w:r>
-      <w:r>
-        <w:rPr>
-          <w:rFonts w:ascii="Times New Roman" w:hAnsi="Times New Roman" w:cs="Times New Roman"/>
-          <w:sz w:val="24"/>
-          <w:szCs w:val="24"/>
-        </w:rPr>
-        <w:t>.</w:t>
-      </w:r>
-    </w:p>
-    <w:p>
-      <w:pPr>
+        <w:ind w:firstLineChars="100" w:firstLine="240"/>
+        <w:jc w:val="center"/>
         <w:rPr>
           <w:rFonts w:ascii="Times New Roman" w:hAnsi="Times New Roman" w:cs="Times New Roman"/>
           <w:sz w:val="24"/>
@@ -361,7 +58,6 @@
     </w:p>
     <w:p>
       <w:pPr>
-        <w:ind w:firstLine="420"/>
         <w:rPr>
           <w:rFonts w:ascii="Times New Roman" w:hAnsi="Times New Roman" w:cs="Times New Roman"/>
           <w:sz w:val="24"/>
@@ -370,20 +66,11 @@
       </w:pPr>
       <w:r>
         <w:rPr>
-          <w:rFonts w:ascii="Times New Roman" w:eastAsia="Yu Mincho" w:hAnsi="Times New Roman" w:cs="Times New Roman"/>
-          <w:sz w:val="24"/>
-          <w:szCs w:val="24"/>
-          <w:lang w:eastAsia="ja-JP"/>
-        </w:rPr>
-        <w:t>During my sophomore and junior year, I participated in several research topics and co-authored in three papers. The rol</w:t>
-      </w:r>
-      <w:r>
-        <w:rPr>
           <w:rFonts w:ascii="Times New Roman" w:hAnsi="Times New Roman" w:cs="Times New Roman"/>
           <w:sz w:val="24"/>
           <w:szCs w:val="24"/>
         </w:rPr>
-        <w:t xml:space="preserve">e I played in academic research had been more practical than theoretical. My first research topic was on discourse paring usage in service package recommender systems. I independently designed and implemented a service recommendation engine with a three-layer architecture, which had provided rich and stable supportive data for our theoretical part of study, and our result has been published on </w:t>
+        <w:tab/>
       </w:r>
       <w:r>
         <w:rPr>
@@ -391,7 +78,15 @@
           <w:sz w:val="24"/>
           <w:szCs w:val="24"/>
         </w:rPr>
-        <w:t>ICWS 2016</w:t>
+        <w:t xml:space="preserve">Undergraduate study in Shanghai Jiao Tong University has </w:t>
+      </w:r>
+      <w:r>
+        <w:rPr>
+          <w:rFonts w:ascii="Times New Roman" w:hAnsi="Times New Roman" w:cs="Times New Roman" w:hint="eastAsia"/>
+          <w:sz w:val="24"/>
+          <w:szCs w:val="24"/>
+        </w:rPr>
+        <w:t>provided me</w:t>
       </w:r>
       <w:r>
         <w:rPr>
@@ -399,7 +94,7 @@
           <w:sz w:val="24"/>
           <w:szCs w:val="24"/>
         </w:rPr>
-        <w:t xml:space="preserve">. </w:t>
+        <w:t xml:space="preserve"> a rich and varied experience in computer science. After all these experience, I found that my special interest, which is something basic and common but extremely important, is in how to write elegant code and design perfect programs. This is exactly why I am here applying to your Master’s program and </w:t>
       </w:r>
       <w:r>
         <w:rPr>
@@ -407,7 +102,7 @@
           <w:sz w:val="24"/>
           <w:szCs w:val="24"/>
         </w:rPr>
-        <w:t>For</w:t>
+        <w:t>choose</w:t>
       </w:r>
       <w:r>
         <w:rPr>
@@ -415,7 +110,7 @@
           <w:sz w:val="24"/>
           <w:szCs w:val="24"/>
         </w:rPr>
-        <w:t xml:space="preserve"> </w:t>
+        <w:t xml:space="preserve"> Software The</w:t>
       </w:r>
       <w:r>
         <w:rPr>
@@ -423,7 +118,7 @@
           <w:sz w:val="24"/>
           <w:szCs w:val="24"/>
         </w:rPr>
-        <w:t>other two researches</w:t>
+        <w:t>ories</w:t>
       </w:r>
       <w:r>
         <w:rPr>
@@ -431,7 +126,7 @@
           <w:sz w:val="24"/>
           <w:szCs w:val="24"/>
         </w:rPr>
-        <w:t>,</w:t>
+        <w:t xml:space="preserve"> as my Specialization</w:t>
       </w:r>
       <w:r>
         <w:rPr>
@@ -439,71 +134,7 @@
           <w:sz w:val="24"/>
           <w:szCs w:val="24"/>
         </w:rPr>
-        <w:t xml:space="preserve"> </w:t>
-      </w:r>
-      <w:r>
-        <w:rPr>
-          <w:rFonts w:ascii="Times New Roman" w:hAnsi="Times New Roman" w:cs="Times New Roman"/>
-          <w:sz w:val="24"/>
-          <w:szCs w:val="24"/>
-        </w:rPr>
-        <w:t xml:space="preserve">I assisted in some pure theoretical studies and mainly concentrated on algorithm details and experimental programs. My main work </w:t>
-      </w:r>
-      <w:r>
-        <w:rPr>
-          <w:rFonts w:ascii="Times New Roman" w:hAnsi="Times New Roman" w:cs="Times New Roman" w:hint="eastAsia"/>
-          <w:sz w:val="24"/>
-          <w:szCs w:val="24"/>
-        </w:rPr>
-        <w:t>was</w:t>
-      </w:r>
-      <w:r>
-        <w:rPr>
-          <w:rFonts w:ascii="Times New Roman" w:hAnsi="Times New Roman" w:cs="Times New Roman"/>
-          <w:sz w:val="24"/>
-          <w:szCs w:val="24"/>
-        </w:rPr>
-        <w:t xml:space="preserve"> </w:t>
-      </w:r>
-      <w:r>
-        <w:rPr>
-          <w:rFonts w:ascii="Times New Roman" w:hAnsi="Times New Roman" w:cs="Times New Roman"/>
-          <w:sz w:val="24"/>
-          <w:szCs w:val="24"/>
-        </w:rPr>
-        <w:t xml:space="preserve">on the study of source-destination connection in uncertain graphs. There I conducted an elaborated experiment on large-scale real life datasets including citation network, P2P network and Twitter Ego network, and designed a </w:t>
-      </w:r>
-      <w:r>
-        <w:rPr>
-          <w:rFonts w:ascii="Times New Roman" w:hAnsi="Times New Roman" w:cs="Times New Roman"/>
-          <w:sz w:val="24"/>
-          <w:szCs w:val="24"/>
-        </w:rPr>
-        <w:t>Markov Decision Process (MDP)</w:t>
-      </w:r>
-      <w:r>
-        <w:rPr>
-          <w:rFonts w:ascii="Times New Roman" w:hAnsi="Times New Roman" w:cs="Times New Roman"/>
-          <w:sz w:val="24"/>
-          <w:szCs w:val="24"/>
-        </w:rPr>
-        <w:t xml:space="preserve"> based exact algorithm for calculating the optimal testing strategy. My part of work has been highly evaluated by paper reviewers and our paper is accepted by IEEE INFOCOM 2017. Long </w:t>
-      </w:r>
-      <w:r>
-        <w:rPr>
-          <w:rFonts w:ascii="Times New Roman" w:hAnsi="Times New Roman" w:cs="Times New Roman" w:hint="eastAsia"/>
-          <w:sz w:val="24"/>
-          <w:szCs w:val="24"/>
-        </w:rPr>
-        <w:t>engagement</w:t>
-      </w:r>
-      <w:r>
-        <w:rPr>
-          <w:rFonts w:ascii="Times New Roman" w:hAnsi="Times New Roman" w:cs="Times New Roman"/>
-          <w:sz w:val="24"/>
-          <w:szCs w:val="24"/>
-        </w:rPr>
-        <w:t xml:space="preserve"> with algorithm and code had inspired me to think how we can utilize or even optimize our programming language to help us find latent bugs or achieve a higher performance, and how we can build our system to be more efficient, robust and reliable.</w:t>
+        <w:t>.</w:t>
       </w:r>
     </w:p>
     <w:p>
@@ -518,489 +149,43 @@
     <w:p>
       <w:pPr>
         <w:rPr>
+          <w:rFonts w:ascii="Times New Roman" w:hAnsi="Times New Roman" w:cs="Times New Roman" w:hint="eastAsia"/>
+          <w:sz w:val="24"/>
+          <w:szCs w:val="24"/>
+        </w:rPr>
+      </w:pPr>
+      <w:r>
+        <w:rPr>
           <w:rFonts w:ascii="Times New Roman" w:hAnsi="Times New Roman" w:cs="Times New Roman"/>
           <w:sz w:val="24"/>
           <w:szCs w:val="24"/>
         </w:rPr>
-      </w:pPr>
-      <w:r>
-        <w:rPr>
-          <w:rFonts w:ascii="Times New Roman" w:hAnsi="Times New Roman" w:cs="Times New Roman"/>
-          <w:sz w:val="24"/>
-          <w:szCs w:val="24"/>
-        </w:rPr>
         <w:tab/>
-      </w:r>
-      <w:r>
-        <w:rPr>
-          <w:rFonts w:ascii="Times New Roman" w:hAnsi="Times New Roman" w:cs="Times New Roman"/>
-          <w:sz w:val="24"/>
-          <w:szCs w:val="24"/>
-        </w:rPr>
-        <w:t>T</w:t>
-      </w:r>
-      <w:r>
-        <w:rPr>
-          <w:rFonts w:ascii="Times New Roman" w:hAnsi="Times New Roman" w:cs="Times New Roman"/>
-          <w:sz w:val="24"/>
-          <w:szCs w:val="24"/>
-        </w:rPr>
-        <w:t>his summer I conducted a</w:t>
-      </w:r>
-      <w:r>
-        <w:rPr>
-          <w:rFonts w:ascii="Times New Roman" w:hAnsi="Times New Roman" w:cs="Times New Roman" w:hint="eastAsia"/>
-          <w:sz w:val="24"/>
-          <w:szCs w:val="24"/>
-        </w:rPr>
-        <w:t>n</w:t>
-      </w:r>
-      <w:r>
-        <w:rPr>
-          <w:rFonts w:ascii="Times New Roman" w:hAnsi="Times New Roman" w:cs="Times New Roman"/>
-          <w:sz w:val="24"/>
-          <w:szCs w:val="24"/>
-        </w:rPr>
-        <w:t xml:space="preserve"> internship collaborated with </w:t>
-      </w:r>
-      <w:proofErr w:type="spellStart"/>
-      <w:r>
-        <w:rPr>
-          <w:rFonts w:ascii="Times New Roman" w:hAnsi="Times New Roman" w:cs="Times New Roman"/>
-          <w:sz w:val="24"/>
-          <w:szCs w:val="24"/>
-        </w:rPr>
-        <w:t>Ruijin</w:t>
-      </w:r>
-      <w:proofErr w:type="spellEnd"/>
-      <w:r>
-        <w:rPr>
-          <w:rFonts w:ascii="Times New Roman" w:hAnsi="Times New Roman" w:cs="Times New Roman"/>
-          <w:sz w:val="24"/>
-          <w:szCs w:val="24"/>
-        </w:rPr>
-        <w:t xml:space="preserve"> Hospital. Involved in the development of their Intelligence Medical Diagnosis System, I implemented a rule engine that gives evidence-based treatment methods for breast cancer patients. The final version of my module was after many times of code review and refactoring. The engine part was containing a recursive decision tree loader and a rule parser, implemented within 100 lines. And the rule part was in JSON files containing node labels and relatives, with the rule body described in disjunc</w:t>
-      </w:r>
-      <w:r>
-        <w:rPr>
-          <w:rFonts w:ascii="Times New Roman" w:hAnsi="Times New Roman" w:cs="Times New Roman"/>
-          <w:sz w:val="24"/>
-          <w:szCs w:val="24"/>
-        </w:rPr>
-        <w:t>tive normal forms. My module had</w:t>
-      </w:r>
-      <w:r>
-        <w:rPr>
-          <w:rFonts w:ascii="Times New Roman" w:hAnsi="Times New Roman" w:cs="Times New Roman"/>
-          <w:sz w:val="24"/>
-          <w:szCs w:val="24"/>
-        </w:rPr>
-        <w:t xml:space="preserve"> been light-weighted, and guaranteed an easy modification on the decision tree structures and rules. Now my module is now widely used in the diagnosis system as a bottom-level module. Working with professionals had taught me that as a software developer the value you create is not only from what you implement but also from how you implement, and a profound understanding to the programming language and development environment is indispensable for an elegant implementation.</w:t>
-      </w:r>
+        <w:t xml:space="preserve">This is the </w:t>
+      </w:r>
+      <w:bookmarkStart w:id="0" w:name="_GoBack"/>
+      <w:bookmarkEnd w:id="0"/>
     </w:p>
     <w:p>
       <w:pPr>
         <w:rPr>
+          <w:rFonts w:ascii="Times New Roman" w:hAnsi="Times New Roman" w:cs="Times New Roman" w:hint="eastAsia"/>
+          <w:sz w:val="24"/>
+          <w:szCs w:val="24"/>
+        </w:rPr>
+      </w:pPr>
+      <w:r>
+        <w:rPr>
           <w:rFonts w:ascii="Times New Roman" w:hAnsi="Times New Roman" w:cs="Times New Roman"/>
           <w:sz w:val="24"/>
           <w:szCs w:val="24"/>
         </w:rPr>
-      </w:pPr>
-    </w:p>
-    <w:p>
-      <w:pPr>
-        <w:ind w:firstLine="420"/>
-        <w:rPr>
-          <w:rFonts w:ascii="Times New Roman" w:eastAsia="Yu Mincho" w:hAnsi="Times New Roman" w:cs="Times New Roman"/>
-          <w:sz w:val="24"/>
-          <w:szCs w:val="24"/>
-          <w:lang w:eastAsia="ja-JP"/>
-        </w:rPr>
-      </w:pPr>
-      <w:r>
-        <w:rPr>
-          <w:rFonts w:ascii="Times New Roman" w:hAnsi="Times New Roman" w:cs="Times New Roman"/>
-          <w:sz w:val="24"/>
-          <w:szCs w:val="24"/>
-        </w:rPr>
-        <w:t>Learning computer science</w:t>
-      </w:r>
-      <w:r>
-        <w:rPr>
-          <w:rFonts w:ascii="Times New Roman" w:hAnsi="Times New Roman" w:cs="Times New Roman"/>
-          <w:sz w:val="24"/>
-          <w:szCs w:val="24"/>
-        </w:rPr>
-        <w:t xml:space="preserve"> has</w:t>
-      </w:r>
-      <w:r>
-        <w:rPr>
-          <w:rFonts w:ascii="Times New Roman" w:hAnsi="Times New Roman" w:cs="Times New Roman"/>
-          <w:sz w:val="24"/>
-          <w:szCs w:val="24"/>
-        </w:rPr>
-        <w:t xml:space="preserve"> been </w:t>
-      </w:r>
-      <w:r>
-        <w:rPr>
-          <w:rFonts w:ascii="Times New Roman" w:hAnsi="Times New Roman" w:cs="Times New Roman"/>
-          <w:sz w:val="24"/>
-          <w:szCs w:val="24"/>
-        </w:rPr>
-        <w:t xml:space="preserve">the </w:t>
-      </w:r>
-      <w:r>
-        <w:rPr>
-          <w:rFonts w:ascii="Times New Roman" w:hAnsi="Times New Roman" w:cs="Times New Roman"/>
-          <w:sz w:val="24"/>
-          <w:szCs w:val="24"/>
-        </w:rPr>
-        <w:t xml:space="preserve">busiest </w:t>
-      </w:r>
-      <w:r>
-        <w:rPr>
-          <w:rFonts w:ascii="Times New Roman" w:hAnsi="Times New Roman" w:cs="Times New Roman"/>
-          <w:sz w:val="24"/>
-          <w:szCs w:val="24"/>
-        </w:rPr>
-        <w:t xml:space="preserve">but most fulfilling </w:t>
-      </w:r>
-      <w:r>
-        <w:rPr>
-          <w:rFonts w:ascii="Times New Roman" w:hAnsi="Times New Roman" w:cs="Times New Roman"/>
-          <w:sz w:val="24"/>
-          <w:szCs w:val="24"/>
-        </w:rPr>
-        <w:t xml:space="preserve">period of my life, as I can feel that I am </w:t>
-      </w:r>
-      <w:r>
-        <w:rPr>
-          <w:rFonts w:ascii="Times New Roman" w:hAnsi="Times New Roman" w:cs="Times New Roman"/>
-          <w:sz w:val="24"/>
-          <w:szCs w:val="24"/>
-        </w:rPr>
-        <w:t>learning what I</w:t>
-      </w:r>
-      <w:r>
-        <w:rPr>
-          <w:rFonts w:ascii="Times New Roman" w:hAnsi="Times New Roman" w:cs="Times New Roman"/>
-          <w:sz w:val="24"/>
-          <w:szCs w:val="24"/>
-        </w:rPr>
-        <w:t xml:space="preserve"> really</w:t>
-      </w:r>
-      <w:r>
-        <w:rPr>
-          <w:rFonts w:ascii="Times New Roman" w:hAnsi="Times New Roman" w:cs="Times New Roman"/>
-          <w:sz w:val="24"/>
-          <w:szCs w:val="24"/>
-        </w:rPr>
-        <w:t xml:space="preserve"> </w:t>
-      </w:r>
-      <w:r>
-        <w:rPr>
-          <w:rFonts w:ascii="Times New Roman" w:hAnsi="Times New Roman" w:cs="Times New Roman"/>
-          <w:sz w:val="24"/>
-          <w:szCs w:val="24"/>
-        </w:rPr>
-        <w:t>like</w:t>
-      </w:r>
-      <w:r>
-        <w:rPr>
-          <w:rFonts w:ascii="Times New Roman" w:hAnsi="Times New Roman" w:cs="Times New Roman"/>
-          <w:sz w:val="24"/>
-          <w:szCs w:val="24"/>
-        </w:rPr>
-        <w:t xml:space="preserve"> and</w:t>
-      </w:r>
-      <w:r>
-        <w:rPr>
-          <w:rFonts w:ascii="Times New Roman" w:hAnsi="Times New Roman" w:cs="Times New Roman"/>
-          <w:sz w:val="24"/>
-          <w:szCs w:val="24"/>
-        </w:rPr>
-        <w:t xml:space="preserve"> willing to</w:t>
-      </w:r>
-      <w:r>
-        <w:rPr>
-          <w:rFonts w:ascii="Times New Roman" w:hAnsi="Times New Roman" w:cs="Times New Roman"/>
-          <w:sz w:val="24"/>
-          <w:szCs w:val="24"/>
-        </w:rPr>
-        <w:t xml:space="preserve"> be</w:t>
-      </w:r>
-      <w:r>
-        <w:rPr>
-          <w:rFonts w:ascii="Times New Roman" w:hAnsi="Times New Roman" w:cs="Times New Roman"/>
-          <w:sz w:val="24"/>
-          <w:szCs w:val="24"/>
-        </w:rPr>
-        <w:t xml:space="preserve"> </w:t>
-      </w:r>
-      <w:r>
-        <w:rPr>
-          <w:rFonts w:ascii="Times New Roman" w:hAnsi="Times New Roman" w:cs="Times New Roman"/>
-          <w:sz w:val="24"/>
-          <w:szCs w:val="24"/>
-        </w:rPr>
-        <w:t>fully</w:t>
-      </w:r>
-      <w:r>
-        <w:rPr>
-          <w:rFonts w:ascii="Times New Roman" w:hAnsi="Times New Roman" w:cs="Times New Roman"/>
-          <w:sz w:val="24"/>
-          <w:szCs w:val="24"/>
-        </w:rPr>
-        <w:t xml:space="preserve"> devoted</w:t>
-      </w:r>
-      <w:r>
-        <w:rPr>
-          <w:rFonts w:ascii="Times New Roman" w:hAnsi="Times New Roman" w:cs="Times New Roman"/>
-          <w:sz w:val="24"/>
-          <w:szCs w:val="24"/>
-        </w:rPr>
-        <w:t xml:space="preserve"> to it</w:t>
-      </w:r>
-      <w:r>
-        <w:rPr>
-          <w:rFonts w:ascii="Times New Roman" w:hAnsi="Times New Roman" w:cs="Times New Roman"/>
-          <w:sz w:val="24"/>
-          <w:szCs w:val="24"/>
-        </w:rPr>
-        <w:t>.</w:t>
-      </w:r>
-      <w:r>
-        <w:rPr>
-          <w:rFonts w:ascii="Times New Roman" w:hAnsi="Times New Roman" w:cs="Times New Roman"/>
-          <w:sz w:val="24"/>
-          <w:szCs w:val="24"/>
-        </w:rPr>
-        <w:t xml:space="preserve"> I </w:t>
-      </w:r>
-      <w:r>
-        <w:rPr>
-          <w:rFonts w:ascii="Times New Roman" w:hAnsi="Times New Roman" w:cs="Times New Roman"/>
-          <w:sz w:val="24"/>
-          <w:szCs w:val="24"/>
-        </w:rPr>
-        <w:t>enjoy</w:t>
-      </w:r>
-      <w:r>
-        <w:rPr>
-          <w:rFonts w:ascii="Times New Roman" w:hAnsi="Times New Roman" w:cs="Times New Roman"/>
-          <w:sz w:val="24"/>
-          <w:szCs w:val="24"/>
-        </w:rPr>
-        <w:t>ed</w:t>
-      </w:r>
-      <w:r>
-        <w:rPr>
-          <w:rFonts w:ascii="Times New Roman" w:hAnsi="Times New Roman" w:cs="Times New Roman"/>
-          <w:sz w:val="24"/>
-          <w:szCs w:val="24"/>
-        </w:rPr>
-        <w:t xml:space="preserve"> doing algorithm design and implementation in academic research</w:t>
-      </w:r>
-      <w:r>
-        <w:rPr>
-          <w:rFonts w:ascii="Times New Roman" w:hAnsi="Times New Roman" w:cs="Times New Roman"/>
-          <w:sz w:val="24"/>
-          <w:szCs w:val="24"/>
-        </w:rPr>
-        <w:t>,</w:t>
-      </w:r>
-      <w:r>
-        <w:rPr>
-          <w:rFonts w:ascii="Times New Roman" w:hAnsi="Times New Roman" w:cs="Times New Roman"/>
-          <w:sz w:val="24"/>
-          <w:szCs w:val="24"/>
-        </w:rPr>
-        <w:t xml:space="preserve"> and</w:t>
-      </w:r>
-      <w:r>
-        <w:rPr>
-          <w:rFonts w:ascii="Times New Roman" w:hAnsi="Times New Roman" w:cs="Times New Roman"/>
-          <w:sz w:val="24"/>
-          <w:szCs w:val="24"/>
-        </w:rPr>
-        <w:t xml:space="preserve"> equally enjoyed</w:t>
-      </w:r>
-      <w:r>
-        <w:rPr>
-          <w:rFonts w:ascii="Times New Roman" w:hAnsi="Times New Roman" w:cs="Times New Roman"/>
-          <w:sz w:val="24"/>
-          <w:szCs w:val="24"/>
-        </w:rPr>
-        <w:t xml:space="preserve"> doing</w:t>
-      </w:r>
-      <w:r>
-        <w:rPr>
-          <w:rFonts w:ascii="Times New Roman" w:hAnsi="Times New Roman" w:cs="Times New Roman"/>
-          <w:sz w:val="24"/>
-          <w:szCs w:val="24"/>
-        </w:rPr>
-        <w:t xml:space="preserve"> software development in industrial practice</w:t>
-      </w:r>
-      <w:r>
-        <w:rPr>
-          <w:rFonts w:ascii="Times New Roman" w:hAnsi="Times New Roman" w:cs="Times New Roman"/>
-          <w:sz w:val="24"/>
-          <w:szCs w:val="24"/>
-        </w:rPr>
-        <w:t>.</w:t>
-      </w:r>
-      <w:r>
-        <w:rPr>
-          <w:rFonts w:ascii="Times New Roman" w:hAnsi="Times New Roman" w:cs="Times New Roman"/>
-          <w:sz w:val="24"/>
-          <w:szCs w:val="24"/>
-        </w:rPr>
-        <w:t xml:space="preserve"> </w:t>
-      </w:r>
-      <w:r>
-        <w:rPr>
-          <w:rFonts w:ascii="Times New Roman" w:hAnsi="Times New Roman" w:cs="Times New Roman"/>
-          <w:sz w:val="24"/>
-          <w:szCs w:val="24"/>
-        </w:rPr>
-        <w:t>T</w:t>
-      </w:r>
-      <w:r>
-        <w:rPr>
-          <w:rFonts w:ascii="Times New Roman" w:hAnsi="Times New Roman" w:cs="Times New Roman"/>
-          <w:sz w:val="24"/>
-          <w:szCs w:val="24"/>
-        </w:rPr>
-        <w:t>he commonness in both of</w:t>
-      </w:r>
-      <w:r>
-        <w:rPr>
-          <w:rFonts w:ascii="Times New Roman" w:hAnsi="Times New Roman" w:cs="Times New Roman"/>
-          <w:sz w:val="24"/>
-          <w:szCs w:val="24"/>
-        </w:rPr>
-        <w:t xml:space="preserve"> them</w:t>
-      </w:r>
-      <w:r>
-        <w:rPr>
-          <w:rFonts w:ascii="Times New Roman" w:hAnsi="Times New Roman" w:cs="Times New Roman"/>
-          <w:sz w:val="24"/>
-          <w:szCs w:val="24"/>
-        </w:rPr>
-        <w:t xml:space="preserve"> is</w:t>
-      </w:r>
-      <w:r>
-        <w:rPr>
-          <w:rFonts w:ascii="Times New Roman" w:hAnsi="Times New Roman" w:cs="Times New Roman"/>
-          <w:sz w:val="24"/>
-          <w:szCs w:val="24"/>
-        </w:rPr>
-        <w:t xml:space="preserve"> </w:t>
-      </w:r>
-      <w:r>
-        <w:rPr>
-          <w:rFonts w:ascii="Times New Roman" w:hAnsi="Times New Roman" w:cs="Times New Roman"/>
-          <w:sz w:val="24"/>
-          <w:szCs w:val="24"/>
-        </w:rPr>
-        <w:t>how to implement your idea into solid code</w:t>
-      </w:r>
-      <w:r>
-        <w:rPr>
-          <w:rFonts w:ascii="Times New Roman" w:hAnsi="Times New Roman" w:cs="Times New Roman"/>
-          <w:sz w:val="24"/>
-          <w:szCs w:val="24"/>
-        </w:rPr>
-        <w:t xml:space="preserve">, and that is exactly </w:t>
-      </w:r>
-      <w:r>
-        <w:rPr>
-          <w:rFonts w:ascii="Times New Roman" w:hAnsi="Times New Roman" w:cs="Times New Roman"/>
-          <w:sz w:val="24"/>
-          <w:szCs w:val="24"/>
-        </w:rPr>
-        <w:t xml:space="preserve">what </w:t>
-      </w:r>
-      <w:r>
-        <w:rPr>
-          <w:rFonts w:ascii="Times New Roman" w:hAnsi="Times New Roman" w:cs="Times New Roman"/>
-          <w:sz w:val="24"/>
-          <w:szCs w:val="24"/>
-        </w:rPr>
-        <w:t xml:space="preserve">I want to </w:t>
-      </w:r>
-      <w:r>
-        <w:rPr>
-          <w:rFonts w:ascii="Times New Roman" w:hAnsi="Times New Roman" w:cs="Times New Roman"/>
-          <w:sz w:val="24"/>
-          <w:szCs w:val="24"/>
-        </w:rPr>
-        <w:t>focus on</w:t>
-      </w:r>
-      <w:r>
-        <w:rPr>
-          <w:rFonts w:ascii="Times New Roman" w:hAnsi="Times New Roman" w:cs="Times New Roman"/>
-          <w:sz w:val="24"/>
-          <w:szCs w:val="24"/>
-        </w:rPr>
-        <w:t xml:space="preserve"> for my Master’</w:t>
-      </w:r>
-      <w:r>
-        <w:rPr>
-          <w:rFonts w:ascii="Times New Roman" w:hAnsi="Times New Roman" w:cs="Times New Roman"/>
-          <w:sz w:val="24"/>
-          <w:szCs w:val="24"/>
-        </w:rPr>
-        <w:t>s study</w:t>
-      </w:r>
-      <w:r>
-        <w:rPr>
-          <w:rFonts w:ascii="Times New Roman" w:hAnsi="Times New Roman" w:cs="Times New Roman"/>
-          <w:sz w:val="24"/>
-          <w:szCs w:val="24"/>
-        </w:rPr>
-        <w:t xml:space="preserve">, </w:t>
-      </w:r>
-      <w:r>
-        <w:rPr>
-          <w:rFonts w:ascii="Times New Roman" w:hAnsi="Times New Roman" w:cs="Times New Roman"/>
-          <w:sz w:val="24"/>
-          <w:szCs w:val="24"/>
-        </w:rPr>
-        <w:t>to let me build a solid foundation for either</w:t>
-      </w:r>
-      <w:r>
-        <w:rPr>
-          <w:rFonts w:ascii="Times New Roman" w:hAnsi="Times New Roman" w:cs="Times New Roman"/>
-          <w:sz w:val="24"/>
-          <w:szCs w:val="24"/>
-        </w:rPr>
-        <w:t xml:space="preserve"> </w:t>
-      </w:r>
-      <w:r>
-        <w:rPr>
-          <w:rFonts w:ascii="Times New Roman" w:hAnsi="Times New Roman" w:cs="Times New Roman"/>
-          <w:sz w:val="24"/>
-          <w:szCs w:val="24"/>
-        </w:rPr>
-        <w:t>an academic or industrial future career.</w:t>
-      </w:r>
-    </w:p>
-    <w:p>
-      <w:pPr>
-        <w:ind w:right="240"/>
-        <w:jc w:val="right"/>
-        <w:rPr>
-          <w:rFonts w:ascii="Times New Roman" w:hAnsi="Times New Roman" w:cs="Times New Roman"/>
-          <w:sz w:val="24"/>
-          <w:szCs w:val="24"/>
-        </w:rPr>
-      </w:pPr>
-      <w:bookmarkStart w:id="0" w:name="_GoBack"/>
-      <w:bookmarkEnd w:id="0"/>
+        <w:tab/>
+      </w:r>
     </w:p>
     <w:sectPr>
-      <w:footerReference w:type="default" r:id="rId7"/>
+      <w:headerReference w:type="default" r:id="rId7"/>
+      <w:footerReference w:type="default" r:id="rId8"/>
       <w:pgSz w:w="11906" w:h="16838"/>
       <w:pgMar w:top="1440" w:right="1080" w:bottom="1440" w:left="1080" w:header="851" w:footer="992" w:gutter="0"/>
       <w:cols w:space="425"/>
@@ -1093,6 +278,55 @@
     </w:p>
   </w:footnote>
 </w:footnotes>
+</file>
+
+<file path=word/header1.xml><?xml version="1.0" encoding="utf-8"?>
+<w:hdr xmlns:wpc="http://schemas.microsoft.com/office/word/2010/wordprocessingCanvas" xmlns:cx="http://schemas.microsoft.com/office/drawing/2014/chartex" xmlns:mc="http://schemas.openxmlformats.org/markup-compatibility/2006" xmlns:o="urn:schemas-microsoft-com:office:office" xmlns:r="http://schemas.openxmlformats.org/officeDocument/2006/relationships" xmlns:m="http://schemas.openxmlformats.org/officeDocument/2006/math" xmlns:v="urn:schemas-microsoft-com:vml" xmlns:wp14="http://schemas.microsoft.com/office/word/2010/wordprocessingDrawing" xmlns:wp="http://schemas.openxmlformats.org/drawingml/2006/wordprocessingDrawing" xmlns:w10="urn:schemas-microsoft-com:office:word" xmlns:w="http://schemas.openxmlformats.org/wordprocessingml/2006/main" xmlns:w14="http://schemas.microsoft.com/office/word/2010/wordml" xmlns:w15="http://schemas.microsoft.com/office/word/2012/wordml" xmlns:w16se="http://schemas.microsoft.com/office/word/2015/wordml/symex" xmlns:wpg="http://schemas.microsoft.com/office/word/2010/wordprocessingGroup" xmlns:wpi="http://schemas.microsoft.com/office/word/2010/wordprocessingInk" xmlns:wne="http://schemas.microsoft.com/office/word/2006/wordml" xmlns:wps="http://schemas.microsoft.com/office/word/2010/wordprocessingShape" mc:Ignorable="w14 w15 w16se wp14">
+  <w:p>
+    <w:pPr>
+      <w:pStyle w:val="a3"/>
+      <w:rPr>
+        <w:rFonts w:ascii="Times New Roman" w:hAnsi="Times New Roman" w:cs="Times New Roman" w:hint="eastAsia"/>
+      </w:rPr>
+    </w:pPr>
+    <w:r>
+      <w:rPr>
+        <w:rFonts w:ascii="Times New Roman" w:hAnsi="Times New Roman" w:cs="Times New Roman"/>
+      </w:rPr>
+      <w:t>Applicant: Qianyang Peng</w:t>
+    </w:r>
+    <w:r>
+      <w:rPr>
+        <w:rFonts w:ascii="Times New Roman" w:hAnsi="Times New Roman" w:cs="Times New Roman"/>
+      </w:rPr>
+      <w:ptab w:relativeTo="margin" w:alignment="center" w:leader="none"/>
+    </w:r>
+    <w:r>
+      <w:rPr>
+        <w:rFonts w:ascii="Times New Roman" w:hAnsi="Times New Roman" w:cs="Times New Roman"/>
+      </w:rPr>
+      <w:ptab w:relativeTo="margin" w:alignment="right" w:leader="none"/>
+    </w:r>
+    <w:r>
+      <w:rPr>
+        <w:rFonts w:ascii="Times New Roman" w:hAnsi="Times New Roman" w:cs="Times New Roman"/>
+      </w:rPr>
+      <w:t xml:space="preserve">SoP for </w:t>
+    </w:r>
+    <w:r>
+      <w:rPr>
+        <w:rFonts w:ascii="Times New Roman" w:hAnsi="Times New Roman" w:cs="Times New Roman" w:hint="eastAsia"/>
+      </w:rPr>
+      <w:t>Dartmouth</w:t>
+    </w:r>
+    <w:r>
+      <w:rPr>
+        <w:rFonts w:ascii="Times New Roman" w:hAnsi="Times New Roman" w:cs="Times New Roman"/>
+      </w:rPr>
+      <w:t>, Digital Art</w:t>
+    </w:r>
+  </w:p>
+</w:hdr>
 </file>
 
 <file path=word/styles.xml><?xml version="1.0" encoding="utf-8"?>
@@ -1695,6 +929,527 @@
 </w:styles>
 </file>
 
+<file path=word/glossary/document.xml><?xml version="1.0" encoding="utf-8"?>
+<w:glossaryDocument xmlns:wpc="http://schemas.microsoft.com/office/word/2010/wordprocessingCanvas" xmlns:cx="http://schemas.microsoft.com/office/drawing/2014/chartex" xmlns:mc="http://schemas.openxmlformats.org/markup-compatibility/2006" xmlns:o="urn:schemas-microsoft-com:office:office" xmlns:r="http://schemas.openxmlformats.org/officeDocument/2006/relationships" xmlns:m="http://schemas.openxmlformats.org/officeDocument/2006/math" xmlns:v="urn:schemas-microsoft-com:vml" xmlns:wp14="http://schemas.microsoft.com/office/word/2010/wordprocessingDrawing" xmlns:wp="http://schemas.openxmlformats.org/drawingml/2006/wordprocessingDrawing" xmlns:w10="urn:schemas-microsoft-com:office:word" xmlns:w="http://schemas.openxmlformats.org/wordprocessingml/2006/main" xmlns:w14="http://schemas.microsoft.com/office/word/2010/wordml" xmlns:w15="http://schemas.microsoft.com/office/word/2012/wordml" xmlns:w16se="http://schemas.microsoft.com/office/word/2015/wordml/symex" xmlns:wpg="http://schemas.microsoft.com/office/word/2010/wordprocessingGroup" xmlns:wpi="http://schemas.microsoft.com/office/word/2010/wordprocessingInk" xmlns:wne="http://schemas.microsoft.com/office/word/2006/wordml" xmlns:wps="http://schemas.microsoft.com/office/word/2010/wordprocessingShape" mc:Ignorable="w14 w15 w16se wp14"/>
+</file>
+
+<file path=word/glossary/fontTable.xml><?xml version="1.0" encoding="utf-8"?>
+<w:fonts xmlns:mc="http://schemas.openxmlformats.org/markup-compatibility/2006" xmlns:r="http://schemas.openxmlformats.org/officeDocument/2006/relationships" xmlns:w="http://schemas.openxmlformats.org/wordprocessingml/2006/main" xmlns:w14="http://schemas.microsoft.com/office/word/2010/wordml" xmlns:w15="http://schemas.microsoft.com/office/word/2012/wordml" xmlns:w16se="http://schemas.microsoft.com/office/word/2015/wordml/symex" mc:Ignorable="w14 w15 w16se">
+  <w:font w:name="等线">
+    <w:altName w:val="DengXian"/>
+    <w:panose1 w:val="02010600030101010101"/>
+    <w:charset w:val="86"/>
+    <w:family w:val="auto"/>
+    <w:pitch w:val="variable"/>
+    <w:sig w:usb0="A00002BF" w:usb1="38CF7CFA" w:usb2="00000016" w:usb3="00000000" w:csb0="0004000F" w:csb1="00000000"/>
+  </w:font>
+  <w:font w:name="Times New Roman">
+    <w:panose1 w:val="02020603050405020304"/>
+    <w:charset w:val="00"/>
+    <w:family w:val="roman"/>
+    <w:pitch w:val="variable"/>
+    <w:sig w:usb0="E0002EFF" w:usb1="C0007843" w:usb2="00000009" w:usb3="00000000" w:csb0="000001FF" w:csb1="00000000"/>
+  </w:font>
+  <w:font w:name="等线 Light">
+    <w:panose1 w:val="02010600030101010101"/>
+    <w:charset w:val="86"/>
+    <w:family w:val="auto"/>
+    <w:pitch w:val="variable"/>
+    <w:sig w:usb0="A00002BF" w:usb1="38CF7CFA" w:usb2="00000016" w:usb3="00000000" w:csb0="0004000F" w:csb1="00000000"/>
+  </w:font>
+</w:fonts>
+</file>
+
+<file path=word/glossary/settings.xml><?xml version="1.0" encoding="utf-8"?>
+<w:settings xmlns:mc="http://schemas.openxmlformats.org/markup-compatibility/2006" xmlns:o="urn:schemas-microsoft-com:office:office" xmlns:r="http://schemas.openxmlformats.org/officeDocument/2006/relationships" xmlns:m="http://schemas.openxmlformats.org/officeDocument/2006/math" xmlns:v="urn:schemas-microsoft-com:vml" xmlns:w10="urn:schemas-microsoft-com:office:word" xmlns:w="http://schemas.openxmlformats.org/wordprocessingml/2006/main" xmlns:w14="http://schemas.microsoft.com/office/word/2010/wordml" xmlns:w15="http://schemas.microsoft.com/office/word/2012/wordml" xmlns:w16se="http://schemas.microsoft.com/office/word/2015/wordml/symex" xmlns:sl="http://schemas.openxmlformats.org/schemaLibrary/2006/main" mc:Ignorable="w14 w15 w16se">
+  <w:view w:val="normal"/>
+  <w:bordersDoNotSurroundHeader/>
+  <w:bordersDoNotSurroundFooter/>
+  <w:defaultTabStop w:val="420"/>
+  <w:drawingGridVerticalSpacing w:val="156"/>
+  <w:displayHorizontalDrawingGridEvery w:val="0"/>
+  <w:displayVerticalDrawingGridEvery w:val="2"/>
+  <w:characterSpacingControl w:val="compressPunctuation"/>
+  <w:compat>
+    <w:spaceForUL/>
+    <w:balanceSingleByteDoubleByteWidth/>
+    <w:doNotLeaveBackslashAlone/>
+    <w:ulTrailSpace/>
+    <w:doNotExpandShiftReturn/>
+    <w:adjustLineHeightInTable/>
+    <w:useFELayout/>
+    <w:compatSetting w:name="compatibilityMode" w:uri="http://schemas.microsoft.com/office/word" w:val="15"/>
+    <w:compatSetting w:name="overrideTableStyleFontSizeAndJustification" w:uri="http://schemas.microsoft.com/office/word" w:val="1"/>
+    <w:compatSetting w:name="enableOpenTypeFeatures" w:uri="http://schemas.microsoft.com/office/word" w:val="1"/>
+    <w:compatSetting w:name="doNotFlipMirrorIndents" w:uri="http://schemas.microsoft.com/office/word" w:val="1"/>
+    <w:compatSetting w:name="differentiateMultirowTableHeaders" w:uri="http://schemas.microsoft.com/office/word" w:val="1"/>
+  </w:compat>
+  <w:rsids>
+    <w:rsidRoot w:val="00956C03"/>
+    <w:rsid w:val="00543280"/>
+    <w:rsid w:val="00956C03"/>
+  </w:rsids>
+  <m:mathPr>
+    <m:mathFont m:val="Cambria Math"/>
+    <m:brkBin m:val="before"/>
+    <m:brkBinSub m:val="--"/>
+    <m:smallFrac m:val="0"/>
+    <m:dispDef/>
+    <m:lMargin m:val="0"/>
+    <m:rMargin m:val="0"/>
+    <m:defJc m:val="centerGroup"/>
+    <m:wrapIndent m:val="1440"/>
+    <m:intLim m:val="subSup"/>
+    <m:naryLim m:val="undOvr"/>
+  </m:mathPr>
+  <w:themeFontLang w:val="en-US" w:eastAsia="zh-CN"/>
+  <w:clrSchemeMapping w:bg1="light1" w:t1="dark1" w:bg2="light2" w:t2="dark2" w:accent1="accent1" w:accent2="accent2" w:accent3="accent3" w:accent4="accent4" w:accent5="accent5" w:accent6="accent6" w:hyperlink="hyperlink" w:followedHyperlink="followedHyperlink"/>
+  <w:decimalSymbol w:val="."/>
+  <w:listSeparator w:val=","/>
+  <w15:chartTrackingRefBased/>
+</w:settings>
+</file>
+
+<file path=word/glossary/styles.xml><?xml version="1.0" encoding="utf-8"?>
+<w:styles xmlns:mc="http://schemas.openxmlformats.org/markup-compatibility/2006" xmlns:r="http://schemas.openxmlformats.org/officeDocument/2006/relationships" xmlns:w="http://schemas.openxmlformats.org/wordprocessingml/2006/main" xmlns:w14="http://schemas.microsoft.com/office/word/2010/wordml" xmlns:w15="http://schemas.microsoft.com/office/word/2012/wordml" xmlns:w16se="http://schemas.microsoft.com/office/word/2015/wordml/symex" mc:Ignorable="w14 w15 w16se">
+  <w:docDefaults>
+    <w:rPrDefault>
+      <w:rPr>
+        <w:rFonts w:asciiTheme="minorHAnsi" w:eastAsiaTheme="minorEastAsia" w:hAnsiTheme="minorHAnsi" w:cstheme="minorBidi"/>
+        <w:kern w:val="2"/>
+        <w:sz w:val="21"/>
+        <w:szCs w:val="22"/>
+        <w:lang w:val="en-US" w:eastAsia="zh-CN" w:bidi="ar-SA"/>
+      </w:rPr>
+    </w:rPrDefault>
+    <w:pPrDefault/>
+  </w:docDefaults>
+  <w:latentStyles w:defLockedState="0" w:defUIPriority="99" w:defSemiHidden="0" w:defUnhideWhenUsed="0" w:defQFormat="0" w:count="371">
+    <w:lsdException w:name="Normal" w:uiPriority="0" w:qFormat="1"/>
+    <w:lsdException w:name="heading 1" w:uiPriority="9" w:qFormat="1"/>
+    <w:lsdException w:name="heading 2" w:semiHidden="1" w:uiPriority="9" w:unhideWhenUsed="1" w:qFormat="1"/>
+    <w:lsdException w:name="heading 3" w:semiHidden="1" w:uiPriority="9" w:unhideWhenUsed="1" w:qFormat="1"/>
+    <w:lsdException w:name="heading 4" w:semiHidden="1" w:uiPriority="9" w:unhideWhenUsed="1" w:qFormat="1"/>
+    <w:lsdException w:name="heading 5" w:semiHidden="1" w:uiPriority="9" w:unhideWhenUsed="1" w:qFormat="1"/>
+    <w:lsdException w:name="heading 6" w:semiHidden="1" w:uiPriority="9" w:unhideWhenUsed="1" w:qFormat="1"/>
+    <w:lsdException w:name="heading 7" w:semiHidden="1" w:uiPriority="9" w:unhideWhenUsed="1" w:qFormat="1"/>
+    <w:lsdException w:name="heading 8" w:semiHidden="1" w:uiPriority="9" w:unhideWhenUsed="1" w:qFormat="1"/>
+    <w:lsdException w:name="heading 9" w:semiHidden="1" w:uiPriority="9" w:unhideWhenUsed="1" w:qFormat="1"/>
+    <w:lsdException w:name="index 1" w:semiHidden="1" w:unhideWhenUsed="1"/>
+    <w:lsdException w:name="index 2" w:semiHidden="1" w:unhideWhenUsed="1"/>
+    <w:lsdException w:name="index 3" w:semiHidden="1" w:unhideWhenUsed="1"/>
+    <w:lsdException w:name="index 4" w:semiHidden="1" w:unhideWhenUsed="1"/>
+    <w:lsdException w:name="index 5" w:semiHidden="1" w:unhideWhenUsed="1"/>
+    <w:lsdException w:name="index 6" w:semiHidden="1" w:unhideWhenUsed="1"/>
+    <w:lsdException w:name="index 7" w:semiHidden="1" w:unhideWhenUsed="1"/>
+    <w:lsdException w:name="index 8" w:semiHidden="1" w:unhideWhenUsed="1"/>
+    <w:lsdException w:name="index 9" w:semiHidden="1" w:unhideWhenUsed="1"/>
+    <w:lsdException w:name="toc 1" w:semiHidden="1" w:uiPriority="39" w:unhideWhenUsed="1"/>
+    <w:lsdException w:name="toc 2" w:semiHidden="1" w:uiPriority="39" w:unhideWhenUsed="1"/>
+    <w:lsdException w:name="toc 3" w:semiHidden="1" w:uiPriority="39" w:unhideWhenUsed="1"/>
+    <w:lsdException w:name="toc 4" w:semiHidden="1" w:uiPriority="39" w:unhideWhenUsed="1"/>
+    <w:lsdException w:name="toc 5" w:semiHidden="1" w:uiPriority="39" w:unhideWhenUsed="1"/>
+    <w:lsdException w:name="toc 6" w:semiHidden="1" w:uiPriority="39" w:unhideWhenUsed="1"/>
+    <w:lsdException w:name="toc 7" w:semiHidden="1" w:uiPriority="39" w:unhideWhenUsed="1"/>
+    <w:lsdException w:name="toc 8" w:semiHidden="1" w:uiPriority="39" w:unhideWhenUsed="1"/>
+    <w:lsdException w:name="toc 9" w:semiHidden="1" w:uiPriority="39" w:unhideWhenUsed="1"/>
+    <w:lsdException w:name="Normal Indent" w:semiHidden="1" w:unhideWhenUsed="1"/>
+    <w:lsdException w:name="footnote text" w:semiHidden="1" w:unhideWhenUsed="1"/>
+    <w:lsdException w:name="annotation text" w:semiHidden="1" w:unhideWhenUsed="1"/>
+    <w:lsdException w:name="header" w:semiHidden="1" w:unhideWhenUsed="1"/>
+    <w:lsdException w:name="footer" w:semiHidden="1" w:unhideWhenUsed="1"/>
+    <w:lsdException w:name="index heading" w:semiHidden="1" w:unhideWhenUsed="1"/>
+    <w:lsdException w:name="caption" w:semiHidden="1" w:uiPriority="35" w:unhideWhenUsed="1" w:qFormat="1"/>
+    <w:lsdException w:name="table of figures" w:semiHidden="1" w:unhideWhenUsed="1"/>
+    <w:lsdException w:name="envelope address" w:semiHidden="1" w:unhideWhenUsed="1"/>
+    <w:lsdException w:name="envelope return" w:semiHidden="1" w:unhideWhenUsed="1"/>
+    <w:lsdException w:name="footnote reference" w:semiHidden="1" w:unhideWhenUsed="1"/>
+    <w:lsdException w:name="annotation reference" w:semiHidden="1" w:unhideWhenUsed="1"/>
+    <w:lsdException w:name="line number" w:semiHidden="1" w:unhideWhenUsed="1"/>
+    <w:lsdException w:name="page number" w:semiHidden="1" w:unhideWhenUsed="1"/>
+    <w:lsdException w:name="endnote reference" w:semiHidden="1" w:unhideWhenUsed="1"/>
+    <w:lsdException w:name="endnote text" w:semiHidden="1" w:unhideWhenUsed="1"/>
+    <w:lsdException w:name="table of authorities" w:semiHidden="1" w:unhideWhenUsed="1"/>
+    <w:lsdException w:name="macro" w:semiHidden="1" w:unhideWhenUsed="1"/>
+    <w:lsdException w:name="toa heading" w:semiHidden="1" w:unhideWhenUsed="1"/>
+    <w:lsdException w:name="List" w:semiHidden="1" w:unhideWhenUsed="1"/>
+    <w:lsdException w:name="List Bullet" w:semiHidden="1" w:unhideWhenUsed="1"/>
+    <w:lsdException w:name="List Number" w:semiHidden="1" w:unhideWhenUsed="1"/>
+    <w:lsdException w:name="List 2" w:semiHidden="1" w:unhideWhenUsed="1"/>
+    <w:lsdException w:name="List 3" w:semiHidden="1" w:unhideWhenUsed="1"/>
+    <w:lsdException w:name="List 4" w:semiHidden="1" w:unhideWhenUsed="1"/>
+    <w:lsdException w:name="List 5" w:semiHidden="1" w:unhideWhenUsed="1"/>
+    <w:lsdException w:name="List Bullet 2" w:semiHidden="1" w:unhideWhenUsed="1"/>
+    <w:lsdException w:name="List Bullet 3" w:semiHidden="1" w:unhideWhenUsed="1"/>
+    <w:lsdException w:name="List Bullet 4" w:semiHidden="1" w:unhideWhenUsed="1"/>
+    <w:lsdException w:name="List Bullet 5" w:semiHidden="1" w:unhideWhenUsed="1"/>
+    <w:lsdException w:name="List Number 2" w:semiHidden="1" w:unhideWhenUsed="1"/>
+    <w:lsdException w:name="List Number 3" w:semiHidden="1" w:unhideWhenUsed="1"/>
+    <w:lsdException w:name="List Number 4" w:semiHidden="1" w:unhideWhenUsed="1"/>
+    <w:lsdException w:name="List Number 5" w:semiHidden="1" w:unhideWhenUsed="1"/>
+    <w:lsdException w:name="Title" w:uiPriority="10" w:qFormat="1"/>
+    <w:lsdException w:name="Closing" w:semiHidden="1" w:unhideWhenUsed="1"/>
+    <w:lsdException w:name="Signature" w:semiHidden="1" w:unhideWhenUsed="1"/>
+    <w:lsdException w:name="Default Paragraph Font" w:semiHidden="1" w:uiPriority="1" w:unhideWhenUsed="1"/>
+    <w:lsdException w:name="Body Text" w:semiHidden="1" w:unhideWhenUsed="1"/>
+    <w:lsdException w:name="Body Text Indent" w:semiHidden="1" w:unhideWhenUsed="1"/>
+    <w:lsdException w:name="List Continue" w:semiHidden="1" w:unhideWhenUsed="1"/>
+    <w:lsdException w:name="List Continue 2" w:semiHidden="1" w:unhideWhenUsed="1"/>
+    <w:lsdException w:name="List Continue 3" w:semiHidden="1" w:unhideWhenUsed="1"/>
+    <w:lsdException w:name="List Continue 4" w:semiHidden="1" w:unhideWhenUsed="1"/>
+    <w:lsdException w:name="List Continue 5" w:semiHidden="1" w:unhideWhenUsed="1"/>
+    <w:lsdException w:name="Message Header" w:semiHidden="1" w:unhideWhenUsed="1"/>
+    <w:lsdException w:name="Subtitle" w:uiPriority="11" w:qFormat="1"/>
+    <w:lsdException w:name="Salutation" w:semiHidden="1" w:unhideWhenUsed="1"/>
+    <w:lsdException w:name="Date" w:semiHidden="1" w:unhideWhenUsed="1"/>
+    <w:lsdException w:name="Body Text First Indent" w:semiHidden="1" w:unhideWhenUsed="1"/>
+    <w:lsdException w:name="Body Text First Indent 2" w:semiHidden="1" w:unhideWhenUsed="1"/>
+    <w:lsdException w:name="Note Heading" w:semiHidden="1" w:unhideWhenUsed="1"/>
+    <w:lsdException w:name="Body Text 2" w:semiHidden="1" w:unhideWhenUsed="1"/>
+    <w:lsdException w:name="Body Text 3" w:semiHidden="1" w:unhideWhenUsed="1"/>
+    <w:lsdException w:name="Body Text Indent 2" w:semiHidden="1" w:unhideWhenUsed="1"/>
+    <w:lsdException w:name="Body Text Indent 3" w:semiHidden="1" w:unhideWhenUsed="1"/>
+    <w:lsdException w:name="Block Text" w:semiHidden="1" w:unhideWhenUsed="1"/>
+    <w:lsdException w:name="Hyperlink" w:semiHidden="1" w:unhideWhenUsed="1"/>
+    <w:lsdException w:name="FollowedHyperlink" w:semiHidden="1" w:unhideWhenUsed="1"/>
+    <w:lsdException w:name="Strong" w:uiPriority="22" w:qFormat="1"/>
+    <w:lsdException w:name="Emphasis" w:uiPriority="20" w:qFormat="1"/>
+    <w:lsdException w:name="Document Map" w:semiHidden="1" w:unhideWhenUsed="1"/>
+    <w:lsdException w:name="Plain Text" w:semiHidden="1" w:unhideWhenUsed="1"/>
+    <w:lsdException w:name="E-mail Signature" w:semiHidden="1" w:unhideWhenUsed="1"/>
+    <w:lsdException w:name="HTML Top of Form" w:semiHidden="1" w:unhideWhenUsed="1"/>
+    <w:lsdException w:name="HTML Bottom of Form" w:semiHidden="1" w:unhideWhenUsed="1"/>
+    <w:lsdException w:name="Normal (Web)" w:semiHidden="1" w:unhideWhenUsed="1"/>
+    <w:lsdException w:name="HTML Acronym" w:semiHidden="1" w:unhideWhenUsed="1"/>
+    <w:lsdException w:name="HTML Address" w:semiHidden="1" w:unhideWhenUsed="1"/>
+    <w:lsdException w:name="HTML Cite" w:semiHidden="1" w:unhideWhenUsed="1"/>
+    <w:lsdException w:name="HTML Code" w:semiHidden="1" w:unhideWhenUsed="1"/>
+    <w:lsdException w:name="HTML Definition" w:semiHidden="1" w:unhideWhenUsed="1"/>
+    <w:lsdException w:name="HTML Keyboard" w:semiHidden="1" w:unhideWhenUsed="1"/>
+    <w:lsdException w:name="HTML Preformatted" w:semiHidden="1" w:unhideWhenUsed="1"/>
+    <w:lsdException w:name="HTML Sample" w:semiHidden="1" w:unhideWhenUsed="1"/>
+    <w:lsdException w:name="HTML Typewriter" w:semiHidden="1" w:unhideWhenUsed="1"/>
+    <w:lsdException w:name="HTML Variable" w:semiHidden="1" w:unhideWhenUsed="1"/>
+    <w:lsdException w:name="Normal Table" w:semiHidden="1" w:unhideWhenUsed="1"/>
+    <w:lsdException w:name="annotation subject" w:semiHidden="1" w:unhideWhenUsed="1"/>
+    <w:lsdException w:name="No List" w:semiHidden="1" w:unhideWhenUsed="1"/>
+    <w:lsdException w:name="Outline List 1" w:semiHidden="1" w:unhideWhenUsed="1"/>
+    <w:lsdException w:name="Outline List 2" w:semiHidden="1" w:unhideWhenUsed="1"/>
+    <w:lsdException w:name="Outline List 3" w:semiHidden="1" w:unhideWhenUsed="1"/>
+    <w:lsdException w:name="Table Simple 1" w:semiHidden="1" w:unhideWhenUsed="1"/>
+    <w:lsdException w:name="Table Simple 2" w:semiHidden="1" w:unhideWhenUsed="1"/>
+    <w:lsdException w:name="Table Simple 3" w:semiHidden="1" w:unhideWhenUsed="1"/>
+    <w:lsdException w:name="Table Classic 1" w:semiHidden="1" w:unhideWhenUsed="1"/>
+    <w:lsdException w:name="Table Classic 2" w:semiHidden="1" w:unhideWhenUsed="1"/>
+    <w:lsdException w:name="Table Classic 3" w:semiHidden="1" w:unhideWhenUsed="1"/>
+    <w:lsdException w:name="Table Classic 4" w:semiHidden="1" w:unhideWhenUsed="1"/>
+    <w:lsdException w:name="Table Colorful 1" w:semiHidden="1" w:unhideWhenUsed="1"/>
+    <w:lsdException w:name="Table Colorful 2" w:semiHidden="1" w:unhideWhenUsed="1"/>
+    <w:lsdException w:name="Table Colorful 3" w:semiHidden="1" w:unhideWhenUsed="1"/>
+    <w:lsdException w:name="Table Columns 1" w:semiHidden="1" w:unhideWhenUsed="1"/>
+    <w:lsdException w:name="Table Columns 2" w:semiHidden="1" w:unhideWhenUsed="1"/>
+    <w:lsdException w:name="Table Columns 3" w:semiHidden="1" w:unhideWhenUsed="1"/>
+    <w:lsdException w:name="Table Columns 4" w:semiHidden="1" w:unhideWhenUsed="1"/>
+    <w:lsdException w:name="Table Columns 5" w:semiHidden="1" w:unhideWhenUsed="1"/>
+    <w:lsdException w:name="Table Grid 1" w:semiHidden="1" w:unhideWhenUsed="1"/>
+    <w:lsdException w:name="Table Grid 2" w:semiHidden="1" w:unhideWhenUsed="1"/>
+    <w:lsdException w:name="Table Grid 3" w:semiHidden="1" w:unhideWhenUsed="1"/>
+    <w:lsdException w:name="Table Grid 4" w:semiHidden="1" w:unhideWhenUsed="1"/>
+    <w:lsdException w:name="Table Grid 5" w:semiHidden="1" w:unhideWhenUsed="1"/>
+    <w:lsdException w:name="Table Grid 6" w:semiHidden="1" w:unhideWhenUsed="1"/>
+    <w:lsdException w:name="Table Grid 7" w:semiHidden="1" w:unhideWhenUsed="1"/>
+    <w:lsdException w:name="Table Grid 8" w:semiHidden="1" w:unhideWhenUsed="1"/>
+    <w:lsdException w:name="Table List 1" w:semiHidden="1" w:unhideWhenUsed="1"/>
+    <w:lsdException w:name="Table List 2" w:semiHidden="1" w:unhideWhenUsed="1"/>
+    <w:lsdException w:name="Table List 3" w:semiHidden="1" w:unhideWhenUsed="1"/>
+    <w:lsdException w:name="Table List 4" w:semiHidden="1" w:unhideWhenUsed="1"/>
+    <w:lsdException w:name="Table List 5" w:semiHidden="1" w:unhideWhenUsed="1"/>
+    <w:lsdException w:name="Table List 6" w:semiHidden="1" w:unhideWhenUsed="1"/>
+    <w:lsdException w:name="Table List 7" w:semiHidden="1" w:unhideWhenUsed="1"/>
+    <w:lsdException w:name="Table List 8" w:semiHidden="1" w:unhideWhenUsed="1"/>
+    <w:lsdException w:name="Table 3D effects 1" w:semiHidden="1" w:unhideWhenUsed="1"/>
+    <w:lsdException w:name="Table 3D effects 2" w:semiHidden="1" w:unhideWhenUsed="1"/>
+    <w:lsdException w:name="Table 3D effects 3" w:semiHidden="1" w:unhideWhenUsed="1"/>
+    <w:lsdException w:name="Table Contemporary" w:semiHidden="1" w:unhideWhenUsed="1"/>
+    <w:lsdException w:name="Table Elegant" w:semiHidden="1" w:unhideWhenUsed="1"/>
+    <w:lsdException w:name="Table Professional" w:semiHidden="1" w:unhideWhenUsed="1"/>
+    <w:lsdException w:name="Table Subtle 1" w:semiHidden="1" w:unhideWhenUsed="1"/>
+    <w:lsdException w:name="Table Subtle 2" w:semiHidden="1" w:unhideWhenUsed="1"/>
+    <w:lsdException w:name="Table Web 1" w:semiHidden="1" w:unhideWhenUsed="1"/>
+    <w:lsdException w:name="Table Web 2" w:semiHidden="1" w:unhideWhenUsed="1"/>
+    <w:lsdException w:name="Table Web 3" w:semiHidden="1" w:unhideWhenUsed="1"/>
+    <w:lsdException w:name="Balloon Text" w:semiHidden="1" w:unhideWhenUsed="1"/>
+    <w:lsdException w:name="Table Grid" w:uiPriority="39"/>
+    <w:lsdException w:name="Table Theme" w:semiHidden="1" w:unhideWhenUsed="1"/>
+    <w:lsdException w:name="Placeholder Text" w:semiHidden="1"/>
+    <w:lsdException w:name="No Spacing" w:uiPriority="1" w:qFormat="1"/>
+    <w:lsdException w:name="Light Shading" w:uiPriority="60"/>
+    <w:lsdException w:name="Light List" w:uiPriority="61"/>
+    <w:lsdException w:name="Light Grid" w:uiPriority="62"/>
+    <w:lsdException w:name="Medium Shading 1" w:uiPriority="63"/>
+    <w:lsdException w:name="Medium Shading 2" w:uiPriority="64"/>
+    <w:lsdException w:name="Medium List 1" w:uiPriority="65"/>
+    <w:lsdException w:name="Medium List 2" w:uiPriority="66"/>
+    <w:lsdException w:name="Medium Grid 1" w:uiPriority="67"/>
+    <w:lsdException w:name="Medium Grid 2" w:uiPriority="68"/>
+    <w:lsdException w:name="Medium Grid 3" w:uiPriority="69"/>
+    <w:lsdException w:name="Dark List" w:uiPriority="70"/>
+    <w:lsdException w:name="Colorful Shading" w:uiPriority="71"/>
+    <w:lsdException w:name="Colorful List" w:uiPriority="72"/>
+    <w:lsdException w:name="Colorful Grid" w:uiPriority="73"/>
+    <w:lsdException w:name="Light Shading Accent 1" w:uiPriority="60"/>
+    <w:lsdException w:name="Light List Accent 1" w:uiPriority="61"/>
+    <w:lsdException w:name="Light Grid Accent 1" w:uiPriority="62"/>
+    <w:lsdException w:name="Medium Shading 1 Accent 1" w:uiPriority="63"/>
+    <w:lsdException w:name="Medium Shading 2 Accent 1" w:uiPriority="64"/>
+    <w:lsdException w:name="Medium List 1 Accent 1" w:uiPriority="65"/>
+    <w:lsdException w:name="Revision" w:semiHidden="1"/>
+    <w:lsdException w:name="List Paragraph" w:uiPriority="34" w:qFormat="1"/>
+    <w:lsdException w:name="Quote" w:uiPriority="29" w:qFormat="1"/>
+    <w:lsdException w:name="Intense Quote" w:uiPriority="30" w:qFormat="1"/>
+    <w:lsdException w:name="Medium List 2 Accent 1" w:uiPriority="66"/>
+    <w:lsdException w:name="Medium Grid 1 Accent 1" w:uiPriority="67"/>
+    <w:lsdException w:name="Medium Grid 2 Accent 1" w:uiPriority="68"/>
+    <w:lsdException w:name="Medium Grid 3 Accent 1" w:uiPriority="69"/>
+    <w:lsdException w:name="Dark List Accent 1" w:uiPriority="70"/>
+    <w:lsdException w:name="Colorful Shading Accent 1" w:uiPriority="71"/>
+    <w:lsdException w:name="Colorful List Accent 1" w:uiPriority="72"/>
+    <w:lsdException w:name="Colorful Grid Accent 1" w:uiPriority="73"/>
+    <w:lsdException w:name="Light Shading Accent 2" w:uiPriority="60"/>
+    <w:lsdException w:name="Light List Accent 2" w:uiPriority="61"/>
+    <w:lsdException w:name="Light Grid Accent 2" w:uiPriority="62"/>
+    <w:lsdException w:name="Medium Shading 1 Accent 2" w:uiPriority="63"/>
+    <w:lsdException w:name="Medium Shading 2 Accent 2" w:uiPriority="64"/>
+    <w:lsdException w:name="Medium List 1 Accent 2" w:uiPriority="65"/>
+    <w:lsdException w:name="Medium List 2 Accent 2" w:uiPriority="66"/>
+    <w:lsdException w:name="Medium Grid 1 Accent 2" w:uiPriority="67"/>
+    <w:lsdException w:name="Medium Grid 2 Accent 2" w:uiPriority="68"/>
+    <w:lsdException w:name="Medium Grid 3 Accent 2" w:uiPriority="69"/>
+    <w:lsdException w:name="Dark List Accent 2" w:uiPriority="70"/>
+    <w:lsdException w:name="Colorful Shading Accent 2" w:uiPriority="71"/>
+    <w:lsdException w:name="Colorful List Accent 2" w:uiPriority="72"/>
+    <w:lsdException w:name="Colorful Grid Accent 2" w:uiPriority="73"/>
+    <w:lsdException w:name="Light Shading Accent 3" w:uiPriority="60"/>
+    <w:lsdException w:name="Light List Accent 3" w:uiPriority="61"/>
+    <w:lsdException w:name="Light Grid Accent 3" w:uiPriority="62"/>
+    <w:lsdException w:name="Medium Shading 1 Accent 3" w:uiPriority="63"/>
+    <w:lsdException w:name="Medium Shading 2 Accent 3" w:uiPriority="64"/>
+    <w:lsdException w:name="Medium List 1 Accent 3" w:uiPriority="65"/>
+    <w:lsdException w:name="Medium List 2 Accent 3" w:uiPriority="66"/>
+    <w:lsdException w:name="Medium Grid 1 Accent 3" w:uiPriority="67"/>
+    <w:lsdException w:name="Medium Grid 2 Accent 3" w:uiPriority="68"/>
+    <w:lsdException w:name="Medium Grid 3 Accent 3" w:uiPriority="69"/>
+    <w:lsdException w:name="Dark List Accent 3" w:uiPriority="70"/>
+    <w:lsdException w:name="Colorful Shading Accent 3" w:uiPriority="71"/>
+    <w:lsdException w:name="Colorful List Accent 3" w:uiPriority="72"/>
+    <w:lsdException w:name="Colorful Grid Accent 3" w:uiPriority="73"/>
+    <w:lsdException w:name="Light Shading Accent 4" w:uiPriority="60"/>
+    <w:lsdException w:name="Light List Accent 4" w:uiPriority="61"/>
+    <w:lsdException w:name="Light Grid Accent 4" w:uiPriority="62"/>
+    <w:lsdException w:name="Medium Shading 1 Accent 4" w:uiPriority="63"/>
+    <w:lsdException w:name="Medium Shading 2 Accent 4" w:uiPriority="64"/>
+    <w:lsdException w:name="Medium List 1 Accent 4" w:uiPriority="65"/>
+    <w:lsdException w:name="Medium List 2 Accent 4" w:uiPriority="66"/>
+    <w:lsdException w:name="Medium Grid 1 Accent 4" w:uiPriority="67"/>
+    <w:lsdException w:name="Medium Grid 2 Accent 4" w:uiPriority="68"/>
+    <w:lsdException w:name="Medium Grid 3 Accent 4" w:uiPriority="69"/>
+    <w:lsdException w:name="Dark List Accent 4" w:uiPriority="70"/>
+    <w:lsdException w:name="Colorful Shading Accent 4" w:uiPriority="71"/>
+    <w:lsdException w:name="Colorful List Accent 4" w:uiPriority="72"/>
+    <w:lsdException w:name="Colorful Grid Accent 4" w:uiPriority="73"/>
+    <w:lsdException w:name="Light Shading Accent 5" w:uiPriority="60"/>
+    <w:lsdException w:name="Light List Accent 5" w:uiPriority="61"/>
+    <w:lsdException w:name="Light Grid Accent 5" w:uiPriority="62"/>
+    <w:lsdException w:name="Medium Shading 1 Accent 5" w:uiPriority="63"/>
+    <w:lsdException w:name="Medium Shading 2 Accent 5" w:uiPriority="64"/>
+    <w:lsdException w:name="Medium List 1 Accent 5" w:uiPriority="65"/>
+    <w:lsdException w:name="Medium List 2 Accent 5" w:uiPriority="66"/>
+    <w:lsdException w:name="Medium Grid 1 Accent 5" w:uiPriority="67"/>
+    <w:lsdException w:name="Medium Grid 2 Accent 5" w:uiPriority="68"/>
+    <w:lsdException w:name="Medium Grid 3 Accent 5" w:uiPriority="69"/>
+    <w:lsdException w:name="Dark List Accent 5" w:uiPriority="70"/>
+    <w:lsdException w:name="Colorful Shading Accent 5" w:uiPriority="71"/>
+    <w:lsdException w:name="Colorful List Accent 5" w:uiPriority="72"/>
+    <w:lsdException w:name="Colorful Grid Accent 5" w:uiPriority="73"/>
+    <w:lsdException w:name="Light Shading Accent 6" w:uiPriority="60"/>
+    <w:lsdException w:name="Light List Accent 6" w:uiPriority="61"/>
+    <w:lsdException w:name="Light Grid Accent 6" w:uiPriority="62"/>
+    <w:lsdException w:name="Medium Shading 1 Accent 6" w:uiPriority="63"/>
+    <w:lsdException w:name="Medium Shading 2 Accent 6" w:uiPriority="64"/>
+    <w:lsdException w:name="Medium List 1 Accent 6" w:uiPriority="65"/>
+    <w:lsdException w:name="Medium List 2 Accent 6" w:uiPriority="66"/>
+    <w:lsdException w:name="Medium Grid 1 Accent 6" w:uiPriority="67"/>
+    <w:lsdException w:name="Medium Grid 2 Accent 6" w:uiPriority="68"/>
+    <w:lsdException w:name="Medium Grid 3 Accent 6" w:uiPriority="69"/>
+    <w:lsdException w:name="Dark List Accent 6" w:uiPriority="70"/>
+    <w:lsdException w:name="Colorful Shading Accent 6" w:uiPriority="71"/>
+    <w:lsdException w:name="Colorful List Accent 6" w:uiPriority="72"/>
+    <w:lsdException w:name="Colorful Grid Accent 6" w:uiPriority="73"/>
+    <w:lsdException w:name="Subtle Emphasis" w:uiPriority="19" w:qFormat="1"/>
+    <w:lsdException w:name="Intense Emphasis" w:uiPriority="21" w:qFormat="1"/>
+    <w:lsdException w:name="Subtle Reference" w:uiPriority="31" w:qFormat="1"/>
+    <w:lsdException w:name="Intense Reference" w:uiPriority="32" w:qFormat="1"/>
+    <w:lsdException w:name="Book Title" w:uiPriority="33" w:qFormat="1"/>
+    <w:lsdException w:name="Bibliography" w:semiHidden="1" w:uiPriority="37" w:unhideWhenUsed="1"/>
+    <w:lsdException w:name="TOC Heading" w:semiHidden="1" w:uiPriority="39" w:unhideWhenUsed="1" w:qFormat="1"/>
+    <w:lsdException w:name="Plain Table 1" w:uiPriority="41"/>
+    <w:lsdException w:name="Plain Table 2" w:uiPriority="42"/>
+    <w:lsdException w:name="Plain Table 3" w:uiPriority="43"/>
+    <w:lsdException w:name="Plain Table 4" w:uiPriority="44"/>
+    <w:lsdException w:name="Plain Table 5" w:uiPriority="45"/>
+    <w:lsdException w:name="Grid Table Light" w:uiPriority="40"/>
+    <w:lsdException w:name="Grid Table 1 Light" w:uiPriority="46"/>
+    <w:lsdException w:name="Grid Table 2" w:uiPriority="47"/>
+    <w:lsdException w:name="Grid Table 3" w:uiPriority="48"/>
+    <w:lsdException w:name="Grid Table 4" w:uiPriority="49"/>
+    <w:lsdException w:name="Grid Table 5 Dark" w:uiPriority="50"/>
+    <w:lsdException w:name="Grid Table 6 Colorful" w:uiPriority="51"/>
+    <w:lsdException w:name="Grid Table 7 Colorful" w:uiPriority="52"/>
+    <w:lsdException w:name="Grid Table 1 Light Accent 1" w:uiPriority="46"/>
+    <w:lsdException w:name="Grid Table 2 Accent 1" w:uiPriority="47"/>
+    <w:lsdException w:name="Grid Table 3 Accent 1" w:uiPriority="48"/>
+    <w:lsdException w:name="Grid Table 4 Accent 1" w:uiPriority="49"/>
+    <w:lsdException w:name="Grid Table 5 Dark Accent 1" w:uiPriority="50"/>
+    <w:lsdException w:name="Grid Table 6 Colorful Accent 1" w:uiPriority="51"/>
+    <w:lsdException w:name="Grid Table 7 Colorful Accent 1" w:uiPriority="52"/>
+    <w:lsdException w:name="Grid Table 1 Light Accent 2" w:uiPriority="46"/>
+    <w:lsdException w:name="Grid Table 2 Accent 2" w:uiPriority="47"/>
+    <w:lsdException w:name="Grid Table 3 Accent 2" w:uiPriority="48"/>
+    <w:lsdException w:name="Grid Table 4 Accent 2" w:uiPriority="49"/>
+    <w:lsdException w:name="Grid Table 5 Dark Accent 2" w:uiPriority="50"/>
+    <w:lsdException w:name="Grid Table 6 Colorful Accent 2" w:uiPriority="51"/>
+    <w:lsdException w:name="Grid Table 7 Colorful Accent 2" w:uiPriority="52"/>
+    <w:lsdException w:name="Grid Table 1 Light Accent 3" w:uiPriority="46"/>
+    <w:lsdException w:name="Grid Table 2 Accent 3" w:uiPriority="47"/>
+    <w:lsdException w:name="Grid Table 3 Accent 3" w:uiPriority="48"/>
+    <w:lsdException w:name="Grid Table 4 Accent 3" w:uiPriority="49"/>
+    <w:lsdException w:name="Grid Table 5 Dark Accent 3" w:uiPriority="50"/>
+    <w:lsdException w:name="Grid Table 6 Colorful Accent 3" w:uiPriority="51"/>
+    <w:lsdException w:name="Grid Table 7 Colorful Accent 3" w:uiPriority="52"/>
+    <w:lsdException w:name="Grid Table 1 Light Accent 4" w:uiPriority="46"/>
+    <w:lsdException w:name="Grid Table 2 Accent 4" w:uiPriority="47"/>
+    <w:lsdException w:name="Grid Table 3 Accent 4" w:uiPriority="48"/>
+    <w:lsdException w:name="Grid Table 4 Accent 4" w:uiPriority="49"/>
+    <w:lsdException w:name="Grid Table 5 Dark Accent 4" w:uiPriority="50"/>
+    <w:lsdException w:name="Grid Table 6 Colorful Accent 4" w:uiPriority="51"/>
+    <w:lsdException w:name="Grid Table 7 Colorful Accent 4" w:uiPriority="52"/>
+    <w:lsdException w:name="Grid Table 1 Light Accent 5" w:uiPriority="46"/>
+    <w:lsdException w:name="Grid Table 2 Accent 5" w:uiPriority="47"/>
+    <w:lsdException w:name="Grid Table 3 Accent 5" w:uiPriority="48"/>
+    <w:lsdException w:name="Grid Table 4 Accent 5" w:uiPriority="49"/>
+    <w:lsdException w:name="Grid Table 5 Dark Accent 5" w:uiPriority="50"/>
+    <w:lsdException w:name="Grid Table 6 Colorful Accent 5" w:uiPriority="51"/>
+    <w:lsdException w:name="Grid Table 7 Colorful Accent 5" w:uiPriority="52"/>
+    <w:lsdException w:name="Grid Table 1 Light Accent 6" w:uiPriority="46"/>
+    <w:lsdException w:name="Grid Table 2 Accent 6" w:uiPriority="47"/>
+    <w:lsdException w:name="Grid Table 3 Accent 6" w:uiPriority="48"/>
+    <w:lsdException w:name="Grid Table 4 Accent 6" w:uiPriority="49"/>
+    <w:lsdException w:name="Grid Table 5 Dark Accent 6" w:uiPriority="50"/>
+    <w:lsdException w:name="Grid Table 6 Colorful Accent 6" w:uiPriority="51"/>
+    <w:lsdException w:name="Grid Table 7 Colorful Accent 6" w:uiPriority="52"/>
+    <w:lsdException w:name="List Table 1 Light" w:uiPriority="46"/>
+    <w:lsdException w:name="List Table 2" w:uiPriority="47"/>
+    <w:lsdException w:name="List Table 3" w:uiPriority="48"/>
+    <w:lsdException w:name="List Table 4" w:uiPriority="49"/>
+    <w:lsdException w:name="List Table 5 Dark" w:uiPriority="50"/>
+    <w:lsdException w:name="List Table 6 Colorful" w:uiPriority="51"/>
+    <w:lsdException w:name="List Table 7 Colorful" w:uiPriority="52"/>
+    <w:lsdException w:name="List Table 1 Light Accent 1" w:uiPriority="46"/>
+    <w:lsdException w:name="List Table 2 Accent 1" w:uiPriority="47"/>
+    <w:lsdException w:name="List Table 3 Accent 1" w:uiPriority="48"/>
+    <w:lsdException w:name="List Table 4 Accent 1" w:uiPriority="49"/>
+    <w:lsdException w:name="List Table 5 Dark Accent 1" w:uiPriority="50"/>
+    <w:lsdException w:name="List Table 6 Colorful Accent 1" w:uiPriority="51"/>
+    <w:lsdException w:name="List Table 7 Colorful Accent 1" w:uiPriority="52"/>
+    <w:lsdException w:name="List Table 1 Light Accent 2" w:uiPriority="46"/>
+    <w:lsdException w:name="List Table 2 Accent 2" w:uiPriority="47"/>
+    <w:lsdException w:name="List Table 3 Accent 2" w:uiPriority="48"/>
+    <w:lsdException w:name="List Table 4 Accent 2" w:uiPriority="49"/>
+    <w:lsdException w:name="List Table 5 Dark Accent 2" w:uiPriority="50"/>
+    <w:lsdException w:name="List Table 6 Colorful Accent 2" w:uiPriority="51"/>
+    <w:lsdException w:name="List Table 7 Colorful Accent 2" w:uiPriority="52"/>
+    <w:lsdException w:name="List Table 1 Light Accent 3" w:uiPriority="46"/>
+    <w:lsdException w:name="List Table 2 Accent 3" w:uiPriority="47"/>
+    <w:lsdException w:name="List Table 3 Accent 3" w:uiPriority="48"/>
+    <w:lsdException w:name="List Table 4 Accent 3" w:uiPriority="49"/>
+    <w:lsdException w:name="List Table 5 Dark Accent 3" w:uiPriority="50"/>
+    <w:lsdException w:name="List Table 6 Colorful Accent 3" w:uiPriority="51"/>
+    <w:lsdException w:name="List Table 7 Colorful Accent 3" w:uiPriority="52"/>
+    <w:lsdException w:name="List Table 1 Light Accent 4" w:uiPriority="46"/>
+    <w:lsdException w:name="List Table 2 Accent 4" w:uiPriority="47"/>
+    <w:lsdException w:name="List Table 3 Accent 4" w:uiPriority="48"/>
+    <w:lsdException w:name="List Table 4 Accent 4" w:uiPriority="49"/>
+    <w:lsdException w:name="List Table 5 Dark Accent 4" w:uiPriority="50"/>
+    <w:lsdException w:name="List Table 6 Colorful Accent 4" w:uiPriority="51"/>
+    <w:lsdException w:name="List Table 7 Colorful Accent 4" w:uiPriority="52"/>
+    <w:lsdException w:name="List Table 1 Light Accent 5" w:uiPriority="46"/>
+    <w:lsdException w:name="List Table 2 Accent 5" w:uiPriority="47"/>
+    <w:lsdException w:name="List Table 3 Accent 5" w:uiPriority="48"/>
+    <w:lsdException w:name="List Table 4 Accent 5" w:uiPriority="49"/>
+    <w:lsdException w:name="List Table 5 Dark Accent 5" w:uiPriority="50"/>
+    <w:lsdException w:name="List Table 6 Colorful Accent 5" w:uiPriority="51"/>
+    <w:lsdException w:name="List Table 7 Colorful Accent 5" w:uiPriority="52"/>
+    <w:lsdException w:name="List Table 1 Light Accent 6" w:uiPriority="46"/>
+    <w:lsdException w:name="List Table 2 Accent 6" w:uiPriority="47"/>
+    <w:lsdException w:name="List Table 3 Accent 6" w:uiPriority="48"/>
+    <w:lsdException w:name="List Table 4 Accent 6" w:uiPriority="49"/>
+    <w:lsdException w:name="List Table 5 Dark Accent 6" w:uiPriority="50"/>
+    <w:lsdException w:name="List Table 6 Colorful Accent 6" w:uiPriority="51"/>
+    <w:lsdException w:name="List Table 7 Colorful Accent 6" w:uiPriority="52"/>
+  </w:latentStyles>
+  <w:style w:type="paragraph" w:default="1" w:styleId="a">
+    <w:name w:val="Normal"/>
+    <w:qFormat/>
+    <w:pPr>
+      <w:widowControl w:val="0"/>
+      <w:jc w:val="both"/>
+    </w:pPr>
+  </w:style>
+  <w:style w:type="character" w:default="1" w:styleId="a0">
+    <w:name w:val="Default Paragraph Font"/>
+    <w:uiPriority w:val="1"/>
+    <w:semiHidden/>
+    <w:unhideWhenUsed/>
+  </w:style>
+  <w:style w:type="table" w:default="1" w:styleId="a1">
+    <w:name w:val="Normal Table"/>
+    <w:uiPriority w:val="99"/>
+    <w:semiHidden/>
+    <w:unhideWhenUsed/>
+    <w:tblPr>
+      <w:tblInd w:w="0" w:type="dxa"/>
+      <w:tblCellMar>
+        <w:top w:w="0" w:type="dxa"/>
+        <w:left w:w="108" w:type="dxa"/>
+        <w:bottom w:w="0" w:type="dxa"/>
+        <w:right w:w="108" w:type="dxa"/>
+      </w:tblCellMar>
+    </w:tblPr>
+  </w:style>
+  <w:style w:type="numbering" w:default="1" w:styleId="a2">
+    <w:name w:val="No List"/>
+    <w:uiPriority w:val="99"/>
+    <w:semiHidden/>
+    <w:unhideWhenUsed/>
+  </w:style>
+  <w:style w:type="paragraph" w:customStyle="1" w:styleId="4D2CA9DACA444714AF4FE25168CB1470">
+    <w:name w:val="4D2CA9DACA444714AF4FE25168CB1470"/>
+    <w:rsid w:val="00956C03"/>
+    <w:pPr>
+      <w:widowControl w:val="0"/>
+      <w:jc w:val="both"/>
+    </w:pPr>
+  </w:style>
+</w:styles>
+</file>
+
+<file path=word/glossary/webSettings.xml><?xml version="1.0" encoding="utf-8"?>
+<w:webSettings xmlns:mc="http://schemas.openxmlformats.org/markup-compatibility/2006" xmlns:r="http://schemas.openxmlformats.org/officeDocument/2006/relationships" xmlns:w="http://schemas.openxmlformats.org/wordprocessingml/2006/main" xmlns:w14="http://schemas.microsoft.com/office/word/2010/wordml" xmlns:w15="http://schemas.microsoft.com/office/word/2012/wordml" xmlns:w16se="http://schemas.microsoft.com/office/word/2015/wordml/symex" mc:Ignorable="w14 w15 w16se">
+  <w:optimizeForBrowser/>
+  <w:allowPNG/>
+</w:webSettings>
+</file>
+
 <file path=word/theme/theme1.xml><?xml version="1.0" encoding="utf-8"?>
 <a:theme xmlns:a="http://schemas.openxmlformats.org/drawingml/2006/main" name="Office 主题​​">
   <a:themeElements>
@@ -1961,7 +1716,7 @@
 </file>
 
 <file path=customXml/itemProps1.xml><?xml version="1.0" encoding="utf-8"?>
-<ds:datastoreItem xmlns:ds="http://schemas.openxmlformats.org/officeDocument/2006/customXml" ds:itemID="{16C9023B-2D0E-48D1-B123-95BCD779B547}">
+<ds:datastoreItem xmlns:ds="http://schemas.openxmlformats.org/officeDocument/2006/customXml" ds:itemID="{BEF0B199-8AFA-48FE-A7BC-C5D2DA3E2957}">
   <ds:schemaRefs>
     <ds:schemaRef ds:uri="http://schemas.openxmlformats.org/officeDocument/2006/bibliography"/>
   </ds:schemaRefs>

--- a/statics/3.DartMouth/SoPforDartmouth.docx
+++ b/statics/3.DartMouth/SoPforDartmouth.docx
@@ -18,7 +18,7 @@
           <w:sz w:val="40"/>
           <w:szCs w:val="24"/>
         </w:rPr>
-        <w:t>Statement of Purpose</w:t>
+        <w:t>Essay</w:t>
       </w:r>
       <w:r>
         <w:rPr>
@@ -35,6 +35,14 @@
           <w:szCs w:val="24"/>
         </w:rPr>
         <w:t>Dartmouth</w:t>
+      </w:r>
+      <w:r>
+        <w:rPr>
+          <w:rFonts w:ascii="Times New Roman" w:hAnsi="Times New Roman" w:cs="Times New Roman"/>
+          <w:sz w:val="40"/>
+          <w:szCs w:val="24"/>
+        </w:rPr>
+        <w:t>,</w:t>
       </w:r>
       <w:r>
         <w:rPr>
@@ -78,7 +86,39 @@
           <w:sz w:val="24"/>
           <w:szCs w:val="24"/>
         </w:rPr>
-        <w:t xml:space="preserve">Undergraduate study in Shanghai Jiao Tong University has </w:t>
+        <w:t>Choosing to s</w:t>
+      </w:r>
+      <w:r>
+        <w:rPr>
+          <w:rFonts w:ascii="Times New Roman" w:hAnsi="Times New Roman" w:cs="Times New Roman"/>
+          <w:sz w:val="24"/>
+          <w:szCs w:val="24"/>
+        </w:rPr>
+        <w:t>tudy Computer Science</w:t>
+      </w:r>
+      <w:r>
+        <w:rPr>
+          <w:rFonts w:ascii="Times New Roman" w:hAnsi="Times New Roman" w:cs="Times New Roman"/>
+          <w:sz w:val="24"/>
+          <w:szCs w:val="24"/>
+        </w:rPr>
+        <w:t xml:space="preserve"> </w:t>
+      </w:r>
+      <w:r>
+        <w:rPr>
+          <w:rFonts w:ascii="Times New Roman" w:hAnsi="Times New Roman" w:cs="Times New Roman"/>
+          <w:sz w:val="24"/>
+          <w:szCs w:val="24"/>
+        </w:rPr>
+        <w:t>has been</w:t>
+      </w:r>
+      <w:r>
+        <w:rPr>
+          <w:rFonts w:ascii="Times New Roman" w:hAnsi="Times New Roman" w:cs="Times New Roman"/>
+          <w:sz w:val="24"/>
+          <w:szCs w:val="24"/>
+        </w:rPr>
+        <w:t xml:space="preserve"> the biggest life decision I have made that violated the will of my parents. On my family’s genealogy book, it wrote that our family is a “merchant fami</w:t>
       </w:r>
       <w:r>
         <w:rPr>
@@ -86,55 +126,111 @@
           <w:sz w:val="24"/>
           <w:szCs w:val="24"/>
         </w:rPr>
-        <w:t>provided me</w:t>
-      </w:r>
-      <w:r>
-        <w:rPr>
-          <w:rFonts w:ascii="Times New Roman" w:hAnsi="Times New Roman" w:cs="Times New Roman"/>
-          <w:sz w:val="24"/>
-          <w:szCs w:val="24"/>
-        </w:rPr>
-        <w:t xml:space="preserve"> a rich and varied experience in computer science. After all these experience, I found that my special interest, which is something basic and common but extremely important, is in how to write elegant code and design perfect programs. This is exactly why I am here applying to your Master’s program and </w:t>
-      </w:r>
-      <w:r>
-        <w:rPr>
-          <w:rFonts w:ascii="Times New Roman" w:hAnsi="Times New Roman" w:cs="Times New Roman"/>
-          <w:sz w:val="24"/>
-          <w:szCs w:val="24"/>
-        </w:rPr>
-        <w:t>choose</w:t>
-      </w:r>
-      <w:r>
-        <w:rPr>
-          <w:rFonts w:ascii="Times New Roman" w:hAnsi="Times New Roman" w:cs="Times New Roman"/>
-          <w:sz w:val="24"/>
-          <w:szCs w:val="24"/>
-        </w:rPr>
-        <w:t xml:space="preserve"> Software The</w:t>
-      </w:r>
-      <w:r>
-        <w:rPr>
-          <w:rFonts w:ascii="Times New Roman" w:hAnsi="Times New Roman" w:cs="Times New Roman"/>
-          <w:sz w:val="24"/>
-          <w:szCs w:val="24"/>
-        </w:rPr>
-        <w:t>ories</w:t>
-      </w:r>
-      <w:r>
-        <w:rPr>
-          <w:rFonts w:ascii="Times New Roman" w:hAnsi="Times New Roman" w:cs="Times New Roman"/>
-          <w:sz w:val="24"/>
-          <w:szCs w:val="24"/>
-        </w:rPr>
-        <w:t xml:space="preserve"> as my Specialization</w:t>
-      </w:r>
-      <w:r>
-        <w:rPr>
-          <w:rFonts w:ascii="Times New Roman" w:hAnsi="Times New Roman" w:cs="Times New Roman"/>
-          <w:sz w:val="24"/>
-          <w:szCs w:val="24"/>
-        </w:rPr>
-        <w:t>.</w:t>
+        <w:t>l</w:t>
+      </w:r>
+      <w:r>
+        <w:rPr>
+          <w:rFonts w:ascii="Times New Roman" w:hAnsi="Times New Roman" w:cs="Times New Roman"/>
+          <w:sz w:val="24"/>
+          <w:szCs w:val="24"/>
+        </w:rPr>
+        <w:t xml:space="preserve">y”, </w:t>
+      </w:r>
+      <w:r>
+        <w:rPr>
+          <w:rFonts w:ascii="Times New Roman" w:hAnsi="Times New Roman" w:cs="Times New Roman"/>
+          <w:sz w:val="24"/>
+          <w:szCs w:val="24"/>
+        </w:rPr>
+        <w:t>and my father had asked me to go to a business school when choosing u</w:t>
+      </w:r>
+      <w:r>
+        <w:rPr>
+          <w:rFonts w:ascii="Times New Roman" w:hAnsi="Times New Roman" w:cs="Times New Roman"/>
+          <w:sz w:val="24"/>
+          <w:szCs w:val="24"/>
+        </w:rPr>
+        <w:t>niversity. However</w:t>
+      </w:r>
+      <w:r>
+        <w:rPr>
+          <w:rFonts w:ascii="Times New Roman" w:hAnsi="Times New Roman" w:cs="Times New Roman"/>
+          <w:sz w:val="24"/>
+          <w:szCs w:val="24"/>
+        </w:rPr>
+        <w:t>,</w:t>
+      </w:r>
+      <w:r>
+        <w:rPr>
+          <w:rFonts w:ascii="Times New Roman" w:hAnsi="Times New Roman" w:cs="Times New Roman"/>
+          <w:sz w:val="24"/>
+          <w:szCs w:val="24"/>
+        </w:rPr>
+        <w:t xml:space="preserve"> I don’t like learning business</w:t>
+      </w:r>
+      <w:r>
+        <w:rPr>
+          <w:rFonts w:ascii="Times New Roman" w:hAnsi="Times New Roman" w:cs="Times New Roman"/>
+          <w:sz w:val="24"/>
+          <w:szCs w:val="24"/>
+        </w:rPr>
+        <w:t>,</w:t>
+      </w:r>
+      <w:r>
+        <w:rPr>
+          <w:rFonts w:ascii="Times New Roman" w:hAnsi="Times New Roman" w:cs="Times New Roman"/>
+          <w:sz w:val="24"/>
+          <w:szCs w:val="24"/>
+        </w:rPr>
+        <w:t xml:space="preserve"> and</w:t>
+      </w:r>
+      <w:r>
+        <w:rPr>
+          <w:rFonts w:ascii="Times New Roman" w:hAnsi="Times New Roman" w:cs="Times New Roman"/>
+          <w:sz w:val="24"/>
+          <w:szCs w:val="24"/>
+        </w:rPr>
+        <w:t xml:space="preserve"> I</w:t>
+      </w:r>
+      <w:r>
+        <w:rPr>
+          <w:rFonts w:ascii="Times New Roman" w:hAnsi="Times New Roman" w:cs="Times New Roman"/>
+          <w:sz w:val="24"/>
+          <w:szCs w:val="24"/>
+        </w:rPr>
+        <w:t xml:space="preserve"> have no interest in subject students reciting long formulas and graded by the ability to solve exam problems. As for me, what really interesting is to create </w:t>
+      </w:r>
+      <w:r>
+        <w:rPr>
+          <w:rFonts w:ascii="Times New Roman" w:hAnsi="Times New Roman" w:cs="Times New Roman"/>
+          <w:sz w:val="24"/>
+          <w:szCs w:val="24"/>
+        </w:rPr>
+        <w:t>things</w:t>
+      </w:r>
+      <w:r>
+        <w:rPr>
+          <w:rFonts w:ascii="Times New Roman" w:hAnsi="Times New Roman" w:cs="Times New Roman"/>
+          <w:sz w:val="24"/>
+          <w:szCs w:val="24"/>
+        </w:rPr>
+        <w:t xml:space="preserve"> by myself, and learning computer science had given me a perfect environment I can free</w:t>
+      </w:r>
+      <w:r>
+        <w:rPr>
+          <w:rFonts w:ascii="Times New Roman" w:hAnsi="Times New Roman" w:cs="Times New Roman"/>
+          <w:sz w:val="24"/>
+          <w:szCs w:val="24"/>
+        </w:rPr>
+        <w:t>l</w:t>
+      </w:r>
+      <w:r>
+        <w:rPr>
+          <w:rFonts w:ascii="Times New Roman" w:hAnsi="Times New Roman" w:cs="Times New Roman"/>
+          <w:sz w:val="24"/>
+          <w:szCs w:val="24"/>
+        </w:rPr>
+        <w:t>y dive into my imaginary world.</w:t>
       </w:r>
     </w:p>
     <w:p>
@@ -149,11 +245,233 @@
     <w:p>
       <w:pPr>
         <w:rPr>
+          <w:rFonts w:ascii="Times New Roman" w:hAnsi="Times New Roman" w:cs="Times New Roman"/>
+          <w:sz w:val="24"/>
+          <w:szCs w:val="24"/>
+        </w:rPr>
+      </w:pPr>
+      <w:r>
+        <w:rPr>
+          <w:rFonts w:ascii="Times New Roman" w:hAnsi="Times New Roman" w:cs="Times New Roman"/>
+          <w:sz w:val="24"/>
+          <w:szCs w:val="24"/>
+        </w:rPr>
+        <w:tab/>
+      </w:r>
+      <w:r>
+        <w:rPr>
+          <w:rFonts w:ascii="Times New Roman" w:hAnsi="Times New Roman" w:cs="Times New Roman"/>
+          <w:sz w:val="24"/>
+          <w:szCs w:val="24"/>
+        </w:rPr>
+        <w:t xml:space="preserve">My interest on programming was formed on the very first class when python was introduced </w:t>
+      </w:r>
+      <w:r>
+        <w:rPr>
+          <w:rFonts w:ascii="Times New Roman" w:hAnsi="Times New Roman" w:cs="Times New Roman"/>
+          <w:sz w:val="24"/>
+          <w:szCs w:val="24"/>
+        </w:rPr>
+        <w:t>to</w:t>
+      </w:r>
+      <w:r>
+        <w:rPr>
+          <w:rFonts w:ascii="Times New Roman" w:hAnsi="Times New Roman" w:cs="Times New Roman"/>
+          <w:sz w:val="24"/>
+          <w:szCs w:val="24"/>
+        </w:rPr>
+        <w:t xml:space="preserve"> zero based students</w:t>
+      </w:r>
+      <w:r>
+        <w:rPr>
+          <w:rFonts w:ascii="Times New Roman" w:hAnsi="Times New Roman" w:cs="Times New Roman"/>
+          <w:sz w:val="24"/>
+          <w:szCs w:val="24"/>
+        </w:rPr>
+        <w:t>. Th</w:t>
+      </w:r>
+      <w:r>
+        <w:rPr>
+          <w:rFonts w:ascii="Times New Roman" w:hAnsi="Times New Roman" w:cs="Times New Roman"/>
+          <w:sz w:val="24"/>
+          <w:szCs w:val="24"/>
+        </w:rPr>
+        <w:t xml:space="preserve">e project </w:t>
+      </w:r>
+      <w:r>
+        <w:rPr>
+          <w:rFonts w:ascii="Times New Roman" w:hAnsi="Times New Roman" w:cs="Times New Roman"/>
+          <w:sz w:val="24"/>
+          <w:szCs w:val="24"/>
+        </w:rPr>
+        <w:t>for</w:t>
+      </w:r>
+      <w:r>
+        <w:rPr>
+          <w:rFonts w:ascii="Times New Roman" w:hAnsi="Times New Roman" w:cs="Times New Roman"/>
+          <w:sz w:val="24"/>
+          <w:szCs w:val="24"/>
+        </w:rPr>
+        <w:t xml:space="preserve"> this course</w:t>
+      </w:r>
+      <w:r>
+        <w:rPr>
+          <w:rFonts w:ascii="Times New Roman" w:hAnsi="Times New Roman" w:cs="Times New Roman"/>
+          <w:sz w:val="24"/>
+          <w:szCs w:val="24"/>
+        </w:rPr>
+        <w:t xml:space="preserve"> wa</w:t>
+      </w:r>
+      <w:r>
+        <w:rPr>
+          <w:rFonts w:ascii="Times New Roman" w:hAnsi="Times New Roman" w:cs="Times New Roman"/>
+          <w:sz w:val="24"/>
+          <w:szCs w:val="24"/>
+        </w:rPr>
+        <w:t xml:space="preserve">s </w:t>
+      </w:r>
+      <w:r>
+        <w:rPr>
+          <w:rFonts w:ascii="Times New Roman" w:hAnsi="Times New Roman" w:cs="Times New Roman"/>
+          <w:sz w:val="24"/>
+          <w:szCs w:val="24"/>
+        </w:rPr>
+        <w:t xml:space="preserve">a </w:t>
+      </w:r>
+      <w:r>
+        <w:rPr>
+          <w:rFonts w:ascii="Times New Roman" w:hAnsi="Times New Roman" w:cs="Times New Roman"/>
+          <w:sz w:val="24"/>
+          <w:szCs w:val="24"/>
+        </w:rPr>
+        <w:t>chess game. Although with little former programming experience, I had a strong will to make my game unique and interesting, so I decided to make a 3D one</w:t>
+      </w:r>
+      <w:r>
+        <w:rPr>
+          <w:rFonts w:ascii="Times New Roman" w:hAnsi="Times New Roman" w:cs="Times New Roman"/>
+          <w:sz w:val="24"/>
+          <w:szCs w:val="24"/>
+        </w:rPr>
+        <w:t xml:space="preserve">. </w:t>
+      </w:r>
+      <w:r>
+        <w:rPr>
+          <w:rFonts w:ascii="Times New Roman" w:hAnsi="Times New Roman" w:cs="Times New Roman"/>
+          <w:sz w:val="24"/>
+          <w:szCs w:val="24"/>
+        </w:rPr>
+        <w:t>I spent long time learning about</w:t>
+      </w:r>
+      <w:r>
+        <w:rPr>
+          <w:rFonts w:ascii="Times New Roman" w:hAnsi="Times New Roman" w:cs="Times New Roman"/>
+          <w:sz w:val="24"/>
+          <w:szCs w:val="24"/>
+        </w:rPr>
+        <w:t xml:space="preserve"> </w:t>
+      </w:r>
+      <w:proofErr w:type="spellStart"/>
+      <w:r>
+        <w:rPr>
+          <w:rFonts w:ascii="Times New Roman" w:hAnsi="Times New Roman" w:cs="Times New Roman"/>
+          <w:sz w:val="24"/>
+          <w:szCs w:val="24"/>
+        </w:rPr>
+        <w:t>Pygame</w:t>
+      </w:r>
+      <w:proofErr w:type="spellEnd"/>
+      <w:r>
+        <w:rPr>
+          <w:rFonts w:ascii="Times New Roman" w:hAnsi="Times New Roman" w:cs="Times New Roman"/>
+          <w:sz w:val="24"/>
+          <w:szCs w:val="24"/>
+        </w:rPr>
+        <w:t xml:space="preserve"> and </w:t>
+      </w:r>
+      <w:proofErr w:type="spellStart"/>
+      <w:r>
+        <w:rPr>
+          <w:rFonts w:ascii="Times New Roman" w:hAnsi="Times New Roman" w:cs="Times New Roman"/>
+          <w:sz w:val="24"/>
+          <w:szCs w:val="24"/>
+        </w:rPr>
+        <w:t>PyO</w:t>
+      </w:r>
+      <w:r>
+        <w:rPr>
+          <w:rFonts w:ascii="Times New Roman" w:hAnsi="Times New Roman" w:cs="Times New Roman"/>
+          <w:sz w:val="24"/>
+          <w:szCs w:val="24"/>
+        </w:rPr>
+        <w:t>pen</w:t>
+      </w:r>
+      <w:r>
+        <w:rPr>
           <w:rFonts w:ascii="Times New Roman" w:hAnsi="Times New Roman" w:cs="Times New Roman" w:hint="eastAsia"/>
           <w:sz w:val="24"/>
           <w:szCs w:val="24"/>
         </w:rPr>
+        <w:t>GL</w:t>
+      </w:r>
+      <w:proofErr w:type="spellEnd"/>
+      <w:r>
+        <w:rPr>
+          <w:rFonts w:ascii="Times New Roman" w:hAnsi="Times New Roman" w:cs="Times New Roman"/>
+          <w:sz w:val="24"/>
+          <w:szCs w:val="24"/>
+        </w:rPr>
+        <w:t>.</w:t>
+      </w:r>
+      <w:r>
+        <w:rPr>
+          <w:rFonts w:ascii="Times New Roman" w:hAnsi="Times New Roman" w:cs="Times New Roman"/>
+          <w:sz w:val="24"/>
+          <w:szCs w:val="24"/>
+        </w:rPr>
+        <w:t xml:space="preserve"> and constructed this game little by little from basic objects and textures to lighting, camera, and response actions.</w:t>
+      </w:r>
+      <w:r>
+        <w:rPr>
+          <w:rFonts w:ascii="Times New Roman" w:hAnsi="Times New Roman" w:cs="Times New Roman"/>
+          <w:sz w:val="24"/>
+          <w:szCs w:val="24"/>
+        </w:rPr>
+        <w:t xml:space="preserve"> </w:t>
+      </w:r>
+      <w:r>
+        <w:rPr>
+          <w:rFonts w:ascii="Times New Roman" w:hAnsi="Times New Roman" w:cs="Times New Roman"/>
+          <w:sz w:val="24"/>
+          <w:szCs w:val="24"/>
+        </w:rPr>
+        <w:t>M</w:t>
+      </w:r>
+      <w:r>
+        <w:rPr>
+          <w:rFonts w:ascii="Times New Roman" w:hAnsi="Times New Roman" w:cs="Times New Roman"/>
+          <w:sz w:val="24"/>
+          <w:szCs w:val="24"/>
+        </w:rPr>
+        <w:t>y final product amazed everyone in the classroom, and I was extremely happy to see all my efforts finally paid off. This is the first ignition of my passion on computer science. And the success of this project had encouraged me to have no fear on trying any new ideas although it may be tough to realize.</w:t>
+      </w:r>
+    </w:p>
+    <w:p>
+      <w:pPr>
+        <w:rPr>
+          <w:rFonts w:ascii="Times New Roman" w:hAnsi="Times New Roman" w:cs="Times New Roman"/>
+          <w:sz w:val="24"/>
+          <w:szCs w:val="24"/>
+        </w:rPr>
       </w:pPr>
+    </w:p>
+    <w:p>
+      <w:pPr>
+        <w:rPr>
+          <w:rFonts w:ascii="Times New Roman" w:hAnsi="Times New Roman" w:cs="Times New Roman"/>
+          <w:sz w:val="24"/>
+          <w:szCs w:val="24"/>
+        </w:rPr>
+      </w:pPr>
       <w:r>
         <w:rPr>
           <w:rFonts w:ascii="Times New Roman" w:hAnsi="Times New Roman" w:cs="Times New Roman"/>
@@ -161,33 +479,648 @@
           <w:szCs w:val="24"/>
         </w:rPr>
         <w:tab/>
-        <w:t xml:space="preserve">This is the </w:t>
+      </w:r>
+      <w:r>
+        <w:rPr>
+          <w:rFonts w:ascii="Times New Roman" w:hAnsi="Times New Roman" w:cs="Times New Roman"/>
+          <w:sz w:val="24"/>
+          <w:szCs w:val="24"/>
+        </w:rPr>
+        <w:t>Therefore, d</w:t>
+      </w:r>
+      <w:r>
+        <w:rPr>
+          <w:rFonts w:ascii="Times New Roman" w:hAnsi="Times New Roman" w:cs="Times New Roman"/>
+          <w:sz w:val="24"/>
+          <w:szCs w:val="24"/>
+        </w:rPr>
+        <w:t xml:space="preserve">uring the undergraduate study, I acted as group leader in almost all the course projects, and have </w:t>
+      </w:r>
+      <w:r>
+        <w:rPr>
+          <w:rFonts w:ascii="Times New Roman" w:hAnsi="Times New Roman" w:cs="Times New Roman"/>
+          <w:sz w:val="24"/>
+          <w:szCs w:val="24"/>
+        </w:rPr>
+        <w:t>conducted</w:t>
+      </w:r>
+      <w:r>
+        <w:rPr>
+          <w:rFonts w:ascii="Times New Roman" w:hAnsi="Times New Roman" w:cs="Times New Roman"/>
+          <w:sz w:val="24"/>
+          <w:szCs w:val="24"/>
+        </w:rPr>
+        <w:t xml:space="preserve"> pretty innovative</w:t>
+      </w:r>
+      <w:r>
+        <w:rPr>
+          <w:rFonts w:ascii="Times New Roman" w:hAnsi="Times New Roman" w:cs="Times New Roman"/>
+          <w:sz w:val="24"/>
+          <w:szCs w:val="24"/>
+        </w:rPr>
+        <w:t xml:space="preserve"> </w:t>
+      </w:r>
+      <w:r>
+        <w:rPr>
+          <w:rFonts w:ascii="Times New Roman" w:hAnsi="Times New Roman" w:cs="Times New Roman"/>
+          <w:sz w:val="24"/>
+          <w:szCs w:val="24"/>
+        </w:rPr>
+        <w:t>projects</w:t>
+      </w:r>
+      <w:r>
+        <w:rPr>
+          <w:rFonts w:ascii="Times New Roman" w:hAnsi="Times New Roman" w:cs="Times New Roman"/>
+          <w:sz w:val="24"/>
+          <w:szCs w:val="24"/>
+        </w:rPr>
+        <w:t>.</w:t>
+      </w:r>
+      <w:r>
+        <w:rPr>
+          <w:rFonts w:ascii="Times New Roman" w:hAnsi="Times New Roman" w:cs="Times New Roman"/>
+          <w:sz w:val="24"/>
+          <w:szCs w:val="24"/>
+        </w:rPr>
+        <w:t xml:space="preserve"> </w:t>
+      </w:r>
+      <w:r>
+        <w:rPr>
+          <w:rFonts w:ascii="Times New Roman" w:hAnsi="Times New Roman" w:cs="Times New Roman"/>
+          <w:sz w:val="24"/>
+          <w:szCs w:val="24"/>
+        </w:rPr>
+        <w:t>From</w:t>
+      </w:r>
+      <w:r>
+        <w:rPr>
+          <w:rFonts w:ascii="Times New Roman" w:hAnsi="Times New Roman" w:cs="Times New Roman" w:hint="eastAsia"/>
+          <w:sz w:val="24"/>
+          <w:szCs w:val="24"/>
+        </w:rPr>
+        <w:t xml:space="preserve"> </w:t>
+      </w:r>
+      <w:r>
+        <w:rPr>
+          <w:rFonts w:ascii="Times New Roman" w:hAnsi="Times New Roman" w:cs="Times New Roman"/>
+          <w:sz w:val="24"/>
+          <w:szCs w:val="24"/>
+        </w:rPr>
+        <w:t>a multi-language IDE for Online Judge website users, to a dormitory-oriented network</w:t>
+      </w:r>
+      <w:r>
+        <w:rPr>
+          <w:rFonts w:ascii="Times New Roman" w:hAnsi="Times New Roman" w:cs="Times New Roman"/>
+          <w:sz w:val="24"/>
+          <w:szCs w:val="24"/>
+        </w:rPr>
+        <w:t xml:space="preserve"> </w:t>
+      </w:r>
+      <w:r>
+        <w:rPr>
+          <w:rFonts w:ascii="Times New Roman" w:hAnsi="Times New Roman" w:cs="Times New Roman"/>
+          <w:sz w:val="24"/>
+          <w:szCs w:val="24"/>
+        </w:rPr>
+        <w:t>attached storage system on Raspberry Pi, my works have never lacked functionality and</w:t>
+      </w:r>
+      <w:r>
+        <w:rPr>
+          <w:rFonts w:ascii="Times New Roman" w:hAnsi="Times New Roman" w:cs="Times New Roman"/>
+          <w:sz w:val="24"/>
+          <w:szCs w:val="24"/>
+        </w:rPr>
+        <w:t xml:space="preserve"> </w:t>
+      </w:r>
+      <w:r>
+        <w:rPr>
+          <w:rFonts w:ascii="Times New Roman" w:hAnsi="Times New Roman" w:cs="Times New Roman"/>
+          <w:sz w:val="24"/>
+          <w:szCs w:val="24"/>
+        </w:rPr>
+        <w:t xml:space="preserve">applicability. </w:t>
+      </w:r>
+      <w:r>
+        <w:rPr>
+          <w:rFonts w:ascii="Times New Roman" w:hAnsi="Times New Roman" w:cs="Times New Roman"/>
+          <w:sz w:val="24"/>
+          <w:szCs w:val="24"/>
+        </w:rPr>
+        <w:t xml:space="preserve">Apart from optimizing our programs to achieve richer </w:t>
+      </w:r>
+      <w:r>
+        <w:rPr>
+          <w:rFonts w:ascii="Times New Roman" w:hAnsi="Times New Roman" w:cs="Times New Roman"/>
+          <w:sz w:val="24"/>
+          <w:szCs w:val="24"/>
+        </w:rPr>
+        <w:t>functionality</w:t>
+      </w:r>
+      <w:r>
+        <w:rPr>
+          <w:rFonts w:ascii="Times New Roman" w:hAnsi="Times New Roman" w:cs="Times New Roman"/>
+          <w:sz w:val="24"/>
+          <w:szCs w:val="24"/>
+        </w:rPr>
+        <w:t xml:space="preserve">, we have also put much stress on </w:t>
+      </w:r>
+      <w:r>
+        <w:rPr>
+          <w:rFonts w:ascii="Times New Roman" w:hAnsi="Times New Roman" w:cs="Times New Roman"/>
+          <w:sz w:val="24"/>
+          <w:szCs w:val="24"/>
+        </w:rPr>
+        <w:t>a friendlier user interface, like to design small feedbacks</w:t>
+      </w:r>
+      <w:r>
+        <w:rPr>
+          <w:rFonts w:ascii="Times New Roman" w:hAnsi="Times New Roman" w:cs="Times New Roman"/>
+          <w:sz w:val="24"/>
+          <w:szCs w:val="24"/>
+        </w:rPr>
+        <w:t xml:space="preserve"> letting users</w:t>
+      </w:r>
+      <w:r>
+        <w:rPr>
+          <w:rFonts w:ascii="Times New Roman" w:hAnsi="Times New Roman" w:cs="Times New Roman"/>
+          <w:sz w:val="24"/>
+          <w:szCs w:val="24"/>
+        </w:rPr>
+        <w:t xml:space="preserve"> know our programs are just calculating but not freezing</w:t>
+      </w:r>
+      <w:r>
+        <w:rPr>
+          <w:rFonts w:ascii="Times New Roman" w:hAnsi="Times New Roman" w:cs="Times New Roman"/>
+          <w:sz w:val="24"/>
+          <w:szCs w:val="24"/>
+        </w:rPr>
+        <w:t xml:space="preserve">, and add progress bars to </w:t>
+      </w:r>
+      <w:r>
+        <w:rPr>
+          <w:rFonts w:ascii="Times New Roman" w:hAnsi="Times New Roman" w:cs="Times New Roman"/>
+          <w:sz w:val="24"/>
+          <w:szCs w:val="24"/>
+        </w:rPr>
+        <w:t>quantify</w:t>
+      </w:r>
+      <w:r>
+        <w:rPr>
+          <w:rFonts w:ascii="Times New Roman" w:hAnsi="Times New Roman" w:cs="Times New Roman"/>
+          <w:sz w:val="24"/>
+          <w:szCs w:val="24"/>
+        </w:rPr>
+        <w:t xml:space="preserve"> users’ waiting time</w:t>
+      </w:r>
+      <w:r>
+        <w:rPr>
+          <w:rFonts w:ascii="Times New Roman" w:hAnsi="Times New Roman" w:cs="Times New Roman"/>
+          <w:sz w:val="24"/>
+          <w:szCs w:val="24"/>
+        </w:rPr>
+        <w:t>.</w:t>
+      </w:r>
+    </w:p>
+    <w:p>
+      <w:pPr>
+        <w:rPr>
+          <w:rFonts w:ascii="Times New Roman" w:hAnsi="Times New Roman" w:cs="Times New Roman"/>
+          <w:sz w:val="24"/>
+          <w:szCs w:val="24"/>
+        </w:rPr>
+      </w:pPr>
+    </w:p>
+    <w:p>
+      <w:pPr>
+        <w:ind w:firstLine="420"/>
+        <w:rPr>
+          <w:rFonts w:ascii="Times New Roman" w:hAnsi="Times New Roman" w:cs="Times New Roman"/>
+          <w:sz w:val="24"/>
+          <w:szCs w:val="24"/>
+        </w:rPr>
+      </w:pPr>
+      <w:r>
+        <w:rPr>
+          <w:rFonts w:ascii="Times New Roman" w:eastAsia="Yu Mincho" w:hAnsi="Times New Roman" w:cs="Times New Roman"/>
+          <w:sz w:val="24"/>
+          <w:szCs w:val="24"/>
+          <w:lang w:eastAsia="ja-JP"/>
+        </w:rPr>
+        <w:t>During my sophomore and junior year, I participated in several research topics and co-authored in three papers. The rol</w:t>
+      </w:r>
+      <w:r>
+        <w:rPr>
+          <w:rFonts w:ascii="Times New Roman" w:hAnsi="Times New Roman" w:cs="Times New Roman"/>
+          <w:sz w:val="24"/>
+          <w:szCs w:val="24"/>
+        </w:rPr>
+        <w:t>e I played in academic research had been more practical than theoretical</w:t>
+      </w:r>
+      <w:r>
+        <w:rPr>
+          <w:rFonts w:ascii="Times New Roman" w:hAnsi="Times New Roman" w:cs="Times New Roman"/>
+          <w:sz w:val="24"/>
+          <w:szCs w:val="24"/>
+        </w:rPr>
+        <w:t>, as</w:t>
+      </w:r>
+      <w:r>
+        <w:rPr>
+          <w:rFonts w:ascii="Times New Roman" w:hAnsi="Times New Roman" w:cs="Times New Roman"/>
+          <w:sz w:val="24"/>
+          <w:szCs w:val="24"/>
+        </w:rPr>
+        <w:t xml:space="preserve"> </w:t>
+      </w:r>
+      <w:r>
+        <w:rPr>
+          <w:rFonts w:ascii="Times New Roman" w:hAnsi="Times New Roman" w:cs="Times New Roman"/>
+          <w:sz w:val="24"/>
+          <w:szCs w:val="24"/>
+        </w:rPr>
+        <w:t>my part of work</w:t>
+      </w:r>
+      <w:r>
+        <w:rPr>
+          <w:rFonts w:ascii="Times New Roman" w:hAnsi="Times New Roman" w:cs="Times New Roman"/>
+          <w:sz w:val="24"/>
+          <w:szCs w:val="24"/>
+        </w:rPr>
+        <w:t xml:space="preserve"> had been on system implementation and </w:t>
+      </w:r>
+      <w:r>
+        <w:rPr>
+          <w:rFonts w:ascii="Times New Roman" w:hAnsi="Times New Roman" w:cs="Times New Roman"/>
+          <w:sz w:val="24"/>
+          <w:szCs w:val="24"/>
+        </w:rPr>
+        <w:t>algorithm design. Our</w:t>
+      </w:r>
+      <w:r>
+        <w:rPr>
+          <w:rFonts w:ascii="Times New Roman" w:hAnsi="Times New Roman" w:cs="Times New Roman"/>
+          <w:sz w:val="24"/>
+          <w:szCs w:val="24"/>
+        </w:rPr>
+        <w:t xml:space="preserve"> papers have been published on ICWS 2016 and INFOCOM 2017</w:t>
+      </w:r>
+      <w:r>
+        <w:rPr>
+          <w:rFonts w:ascii="Times New Roman" w:hAnsi="Times New Roman" w:cs="Times New Roman"/>
+          <w:sz w:val="24"/>
+          <w:szCs w:val="24"/>
+        </w:rPr>
+        <w:t>.</w:t>
+      </w:r>
+      <w:r>
+        <w:rPr>
+          <w:rFonts w:ascii="Times New Roman" w:hAnsi="Times New Roman" w:cs="Times New Roman"/>
+          <w:sz w:val="24"/>
+          <w:szCs w:val="24"/>
+        </w:rPr>
+        <w:t xml:space="preserve"> </w:t>
+      </w:r>
+      <w:r>
+        <w:rPr>
+          <w:rFonts w:ascii="Times New Roman" w:hAnsi="Times New Roman" w:cs="Times New Roman"/>
+          <w:sz w:val="24"/>
+          <w:szCs w:val="24"/>
+        </w:rPr>
+        <w:t>Working on these papers made me</w:t>
+      </w:r>
+      <w:r>
+        <w:rPr>
+          <w:rFonts w:ascii="Times New Roman" w:hAnsi="Times New Roman" w:cs="Times New Roman"/>
+          <w:sz w:val="24"/>
+          <w:szCs w:val="24"/>
+        </w:rPr>
+        <w:t xml:space="preserve"> got quite familiar with many programming languages and their scientific computing libraries. Also, I formed the ability to study relevant research</w:t>
+      </w:r>
+      <w:r>
+        <w:rPr>
+          <w:rFonts w:ascii="Times New Roman" w:hAnsi="Times New Roman" w:cs="Times New Roman"/>
+          <w:sz w:val="24"/>
+          <w:szCs w:val="24"/>
+        </w:rPr>
+        <w:t>es</w:t>
+      </w:r>
+      <w:r>
+        <w:rPr>
+          <w:rFonts w:ascii="Times New Roman" w:hAnsi="Times New Roman" w:cs="Times New Roman"/>
+          <w:sz w:val="24"/>
+          <w:szCs w:val="24"/>
+        </w:rPr>
+        <w:t xml:space="preserve"> and published papers for inspirations to solve new derived problems.</w:t>
+      </w:r>
+    </w:p>
+    <w:p>
+      <w:pPr>
+        <w:ind w:firstLine="420"/>
+        <w:rPr>
+          <w:rFonts w:ascii="Times New Roman" w:hAnsi="Times New Roman" w:cs="Times New Roman"/>
+          <w:sz w:val="24"/>
+          <w:szCs w:val="24"/>
+        </w:rPr>
+      </w:pPr>
+    </w:p>
+    <w:p>
+      <w:pPr>
+        <w:ind w:firstLine="420"/>
+        <w:rPr>
+          <w:rFonts w:ascii="Times New Roman" w:hAnsi="Times New Roman" w:cs="Times New Roman"/>
+          <w:sz w:val="24"/>
+          <w:szCs w:val="24"/>
+        </w:rPr>
+      </w:pPr>
+      <w:r>
+        <w:rPr>
+          <w:rFonts w:ascii="Times New Roman" w:hAnsi="Times New Roman" w:cs="Times New Roman"/>
+          <w:sz w:val="24"/>
+          <w:szCs w:val="24"/>
+        </w:rPr>
+        <w:t>In fact, I have always</w:t>
+      </w:r>
+      <w:r>
+        <w:rPr>
+          <w:rFonts w:ascii="Times New Roman" w:hAnsi="Times New Roman" w:cs="Times New Roman"/>
+          <w:sz w:val="24"/>
+          <w:szCs w:val="24"/>
+        </w:rPr>
+        <w:t xml:space="preserve"> dream</w:t>
+      </w:r>
+      <w:r>
+        <w:rPr>
+          <w:rFonts w:ascii="Times New Roman" w:hAnsi="Times New Roman" w:cs="Times New Roman"/>
+          <w:sz w:val="24"/>
+          <w:szCs w:val="24"/>
+        </w:rPr>
+        <w:t>ed of</w:t>
+      </w:r>
+      <w:r>
+        <w:rPr>
+          <w:rFonts w:ascii="Times New Roman" w:hAnsi="Times New Roman" w:cs="Times New Roman"/>
+          <w:sz w:val="24"/>
+          <w:szCs w:val="24"/>
+        </w:rPr>
+        <w:t xml:space="preserve"> work</w:t>
+      </w:r>
+      <w:r>
+        <w:rPr>
+          <w:rFonts w:ascii="Times New Roman" w:hAnsi="Times New Roman" w:cs="Times New Roman"/>
+          <w:sz w:val="24"/>
+          <w:szCs w:val="24"/>
+        </w:rPr>
+        <w:t>ing</w:t>
+      </w:r>
+      <w:r>
+        <w:rPr>
+          <w:rFonts w:ascii="Times New Roman" w:hAnsi="Times New Roman" w:cs="Times New Roman"/>
+          <w:sz w:val="24"/>
+          <w:szCs w:val="24"/>
+        </w:rPr>
+        <w:t xml:space="preserve"> as a professio</w:t>
+      </w:r>
+      <w:r>
+        <w:rPr>
+          <w:rFonts w:ascii="Times New Roman" w:hAnsi="Times New Roman" w:cs="Times New Roman"/>
+          <w:sz w:val="24"/>
+          <w:szCs w:val="24"/>
+        </w:rPr>
+        <w:t>nal developer in game industry</w:t>
+      </w:r>
+      <w:r>
+        <w:rPr>
+          <w:rFonts w:ascii="Times New Roman" w:hAnsi="Times New Roman" w:cs="Times New Roman"/>
+          <w:sz w:val="24"/>
+          <w:szCs w:val="24"/>
+        </w:rPr>
+        <w:t>.</w:t>
+      </w:r>
+      <w:r>
+        <w:rPr>
+          <w:rFonts w:ascii="Times New Roman" w:hAnsi="Times New Roman" w:cs="Times New Roman"/>
+          <w:sz w:val="24"/>
+          <w:szCs w:val="24"/>
+        </w:rPr>
+        <w:t xml:space="preserve"> I love </w:t>
+      </w:r>
+      <w:r>
+        <w:rPr>
+          <w:rFonts w:ascii="Times New Roman" w:hAnsi="Times New Roman" w:cs="Times New Roman"/>
+          <w:sz w:val="24"/>
+          <w:szCs w:val="24"/>
+        </w:rPr>
+        <w:t xml:space="preserve">computer </w:t>
+      </w:r>
+      <w:r>
+        <w:rPr>
+          <w:rFonts w:ascii="Times New Roman" w:hAnsi="Times New Roman" w:cs="Times New Roman"/>
+          <w:sz w:val="24"/>
+          <w:szCs w:val="24"/>
+        </w:rPr>
+        <w:t xml:space="preserve">games, from the </w:t>
+      </w:r>
+      <w:r>
+        <w:rPr>
+          <w:rFonts w:ascii="Times New Roman" w:hAnsi="Times New Roman" w:cs="Times New Roman"/>
+          <w:i/>
+          <w:sz w:val="24"/>
+          <w:szCs w:val="24"/>
+        </w:rPr>
+        <w:t>Theme Hospital</w:t>
+      </w:r>
+      <w:r>
+        <w:rPr>
+          <w:rFonts w:ascii="Times New Roman" w:hAnsi="Times New Roman" w:cs="Times New Roman"/>
+          <w:i/>
+          <w:sz w:val="24"/>
+          <w:szCs w:val="24"/>
+        </w:rPr>
+        <w:t xml:space="preserve"> </w:t>
+      </w:r>
+      <w:r>
+        <w:rPr>
+          <w:rFonts w:ascii="Times New Roman" w:hAnsi="Times New Roman" w:cs="Times New Roman"/>
+          <w:sz w:val="24"/>
+          <w:szCs w:val="24"/>
+        </w:rPr>
+        <w:t xml:space="preserve">when I was very young to the newest </w:t>
+      </w:r>
+      <w:r>
+        <w:rPr>
+          <w:rFonts w:ascii="Times New Roman" w:hAnsi="Times New Roman" w:cs="Times New Roman"/>
+          <w:i/>
+          <w:sz w:val="24"/>
+          <w:szCs w:val="24"/>
+        </w:rPr>
+        <w:t>Hearthstone</w:t>
+      </w:r>
+      <w:r>
+        <w:rPr>
+          <w:rFonts w:ascii="Times New Roman" w:hAnsi="Times New Roman" w:cs="Times New Roman"/>
+          <w:sz w:val="24"/>
+          <w:szCs w:val="24"/>
+        </w:rPr>
+        <w:t>, from AAA to roguelike games, all types of them are having their unique charm.</w:t>
+      </w:r>
+      <w:r>
+        <w:rPr>
+          <w:rFonts w:ascii="Times New Roman" w:hAnsi="Times New Roman" w:cs="Times New Roman"/>
+          <w:sz w:val="24"/>
+          <w:szCs w:val="24"/>
+        </w:rPr>
+        <w:t xml:space="preserve"> However, my enthusiasm of creat</w:t>
+      </w:r>
+      <w:r>
+        <w:rPr>
+          <w:rFonts w:ascii="Times New Roman" w:hAnsi="Times New Roman" w:cs="Times New Roman"/>
+          <w:sz w:val="24"/>
+          <w:szCs w:val="24"/>
+        </w:rPr>
+        <w:t>ing games has</w:t>
+      </w:r>
+      <w:r>
+        <w:rPr>
+          <w:rFonts w:ascii="Times New Roman" w:hAnsi="Times New Roman" w:cs="Times New Roman"/>
+          <w:sz w:val="24"/>
+          <w:szCs w:val="24"/>
+        </w:rPr>
+        <w:t xml:space="preserve"> been somehow </w:t>
+      </w:r>
+      <w:r>
+        <w:rPr>
+          <w:rFonts w:ascii="Times New Roman" w:hAnsi="Times New Roman" w:cs="Times New Roman"/>
+          <w:sz w:val="24"/>
+          <w:szCs w:val="24"/>
+        </w:rPr>
+        <w:t>restrained</w:t>
+      </w:r>
+      <w:r>
+        <w:rPr>
+          <w:rFonts w:ascii="Times New Roman" w:hAnsi="Times New Roman" w:cs="Times New Roman"/>
+          <w:sz w:val="24"/>
+          <w:szCs w:val="24"/>
+        </w:rPr>
+        <w:t xml:space="preserve"> in my traditional Computer Science Department</w:t>
+      </w:r>
+      <w:r>
+        <w:rPr>
+          <w:rFonts w:ascii="Times New Roman" w:hAnsi="Times New Roman" w:cs="Times New Roman"/>
+          <w:sz w:val="24"/>
+          <w:szCs w:val="24"/>
+        </w:rPr>
+        <w:t>, and I really would like to have a new start</w:t>
+      </w:r>
+      <w:r>
+        <w:rPr>
+          <w:rFonts w:ascii="Times New Roman" w:hAnsi="Times New Roman" w:cs="Times New Roman"/>
+          <w:sz w:val="24"/>
+          <w:szCs w:val="24"/>
+        </w:rPr>
+        <w:t xml:space="preserve"> to explore my dream world</w:t>
+      </w:r>
+      <w:r>
+        <w:rPr>
+          <w:rFonts w:ascii="Times New Roman" w:hAnsi="Times New Roman" w:cs="Times New Roman"/>
+          <w:sz w:val="24"/>
+          <w:szCs w:val="24"/>
+        </w:rPr>
+        <w:t xml:space="preserve"> by entering your Digital Art program. </w:t>
+      </w:r>
+      <w:r>
+        <w:rPr>
+          <w:rFonts w:ascii="Times New Roman" w:hAnsi="Times New Roman" w:cs="Times New Roman"/>
+          <w:sz w:val="24"/>
+          <w:szCs w:val="24"/>
+        </w:rPr>
+        <w:t>By learning computer science for four years, I have built up my basic professional skills while keeping an active creative mind, and I am ready for taking any new challenge in your esteemed program. Thank you for your time and consideration.</w:t>
+      </w:r>
+    </w:p>
+    <w:p>
+      <w:pPr>
+        <w:rPr>
+          <w:rFonts w:ascii="Times New Roman" w:hAnsi="Times New Roman" w:cs="Times New Roman"/>
+          <w:sz w:val="24"/>
+          <w:szCs w:val="24"/>
+        </w:rPr>
+      </w:pPr>
+      <w:r>
+        <w:rPr>
+          <w:rFonts w:ascii="Times New Roman" w:hAnsi="Times New Roman" w:cs="Times New Roman"/>
+          <w:sz w:val="24"/>
+          <w:szCs w:val="24"/>
+        </w:rPr>
+        <w:tab/>
       </w:r>
       <w:bookmarkStart w:id="0" w:name="_GoBack"/>
       <w:bookmarkEnd w:id="0"/>
     </w:p>
     <w:p>
       <w:pPr>
+        <w:jc w:val="right"/>
+        <w:rPr>
+          <w:rFonts w:ascii="Times New Roman" w:hAnsi="Times New Roman" w:cs="Times New Roman"/>
+          <w:sz w:val="24"/>
+          <w:szCs w:val="24"/>
+        </w:rPr>
+      </w:pPr>
+      <w:r>
+        <w:rPr>
+          <w:rFonts w:ascii="Times New Roman" w:hAnsi="Times New Roman" w:cs="Times New Roman"/>
+          <w:sz w:val="24"/>
+          <w:szCs w:val="24"/>
+        </w:rPr>
+        <w:t xml:space="preserve">Sincerely </w:t>
+      </w:r>
+      <w:r>
         <w:rPr>
           <w:rFonts w:ascii="Times New Roman" w:hAnsi="Times New Roman" w:cs="Times New Roman" w:hint="eastAsia"/>
           <w:sz w:val="24"/>
           <w:szCs w:val="24"/>
         </w:rPr>
+        <w:t>Yours</w:t>
+      </w:r>
+      <w:r>
+        <w:rPr>
+          <w:rFonts w:ascii="Times New Roman" w:hAnsi="Times New Roman" w:cs="Times New Roman"/>
+          <w:sz w:val="24"/>
+          <w:szCs w:val="24"/>
+        </w:rPr>
+        <w:t>,</w:t>
+      </w:r>
+    </w:p>
+    <w:p>
+      <w:pPr>
+        <w:jc w:val="right"/>
+        <w:rPr>
+          <w:rFonts w:ascii="Times New Roman" w:hAnsi="Times New Roman" w:cs="Times New Roman" w:hint="eastAsia"/>
+          <w:sz w:val="24"/>
+          <w:szCs w:val="24"/>
+        </w:rPr>
       </w:pPr>
-      <w:r>
-        <w:rPr>
-          <w:rFonts w:ascii="Times New Roman" w:hAnsi="Times New Roman" w:cs="Times New Roman"/>
-          <w:sz w:val="24"/>
-          <w:szCs w:val="24"/>
-        </w:rPr>
-        <w:tab/>
+      <w:proofErr w:type="spellStart"/>
+      <w:r>
+        <w:rPr>
+          <w:rFonts w:ascii="Times New Roman" w:hAnsi="Times New Roman" w:cs="Times New Roman"/>
+          <w:sz w:val="24"/>
+          <w:szCs w:val="24"/>
+        </w:rPr>
+        <w:t>Qianyang</w:t>
+      </w:r>
+      <w:proofErr w:type="spellEnd"/>
+      <w:r>
+        <w:rPr>
+          <w:rFonts w:ascii="Times New Roman" w:hAnsi="Times New Roman" w:cs="Times New Roman"/>
+          <w:sz w:val="24"/>
+          <w:szCs w:val="24"/>
+        </w:rPr>
+        <w:t xml:space="preserve"> Peng</w:t>
       </w:r>
     </w:p>
     <w:sectPr>
       <w:headerReference w:type="default" r:id="rId7"/>
-      <w:footerReference w:type="default" r:id="rId8"/>
       <w:pgSz w:w="11906" w:h="16838"/>
-      <w:pgMar w:top="1440" w:right="1080" w:bottom="1440" w:left="1080" w:header="851" w:footer="992" w:gutter="0"/>
+      <w:pgMar w:top="1440" w:right="1077" w:bottom="873" w:left="1077" w:header="851" w:footer="992" w:gutter="0"/>
       <w:cols w:space="425"/>
       <w:docGrid w:type="lines" w:linePitch="312"/>
     </w:sectPr>
@@ -214,53 +1147,6 @@
 </w:endnotes>
 </file>
 
-<file path=word/footer1.xml><?xml version="1.0" encoding="utf-8"?>
-<w:ftr xmlns:wpc="http://schemas.microsoft.com/office/word/2010/wordprocessingCanvas" xmlns:cx="http://schemas.microsoft.com/office/drawing/2014/chartex" xmlns:mc="http://schemas.openxmlformats.org/markup-compatibility/2006" xmlns:o="urn:schemas-microsoft-com:office:office" xmlns:r="http://schemas.openxmlformats.org/officeDocument/2006/relationships" xmlns:m="http://schemas.openxmlformats.org/officeDocument/2006/math" xmlns:v="urn:schemas-microsoft-com:vml" xmlns:wp14="http://schemas.microsoft.com/office/word/2010/wordprocessingDrawing" xmlns:wp="http://schemas.openxmlformats.org/drawingml/2006/wordprocessingDrawing" xmlns:w10="urn:schemas-microsoft-com:office:word" xmlns:w="http://schemas.openxmlformats.org/wordprocessingml/2006/main" xmlns:w14="http://schemas.microsoft.com/office/word/2010/wordml" xmlns:w15="http://schemas.microsoft.com/office/word/2012/wordml" xmlns:w16se="http://schemas.microsoft.com/office/word/2015/wordml/symex" xmlns:wpg="http://schemas.microsoft.com/office/word/2010/wordprocessingGroup" xmlns:wpi="http://schemas.microsoft.com/office/word/2010/wordprocessingInk" xmlns:wne="http://schemas.microsoft.com/office/word/2006/wordml" xmlns:wps="http://schemas.microsoft.com/office/word/2010/wordprocessingShape" mc:Ignorable="w14 w15 w16se wp14">
-  <w:sdt>
-    <w:sdtPr>
-      <w:id w:val="-844162328"/>
-      <w:docPartObj>
-        <w:docPartGallery w:val="Page Numbers (Bottom of Page)"/>
-        <w:docPartUnique/>
-      </w:docPartObj>
-    </w:sdtPr>
-    <w:sdtEndPr/>
-    <w:sdtContent>
-      <w:p>
-        <w:pPr>
-          <w:pStyle w:val="a5"/>
-          <w:jc w:val="center"/>
-        </w:pPr>
-        <w:r>
-          <w:fldChar w:fldCharType="begin"/>
-        </w:r>
-        <w:r>
-          <w:instrText>PAGE   \* MERGEFORMAT</w:instrText>
-        </w:r>
-        <w:r>
-          <w:fldChar w:fldCharType="separate"/>
-        </w:r>
-        <w:r>
-          <w:rPr>
-            <w:noProof/>
-            <w:lang w:val="zh-CN"/>
-          </w:rPr>
-          <w:t>1</w:t>
-        </w:r>
-        <w:r>
-          <w:fldChar w:fldCharType="end"/>
-        </w:r>
-      </w:p>
-    </w:sdtContent>
-  </w:sdt>
-  <w:p>
-    <w:pPr>
-      <w:pStyle w:val="a5"/>
-    </w:pPr>
-  </w:p>
-</w:ftr>
-</file>
-
 <file path=word/footnotes.xml><?xml version="1.0" encoding="utf-8"?>
 <w:footnotes xmlns:wpc="http://schemas.microsoft.com/office/word/2010/wordprocessingCanvas" xmlns:cx="http://schemas.microsoft.com/office/drawing/2014/chartex" xmlns:mc="http://schemas.openxmlformats.org/markup-compatibility/2006" xmlns:o="urn:schemas-microsoft-com:office:office" xmlns:r="http://schemas.openxmlformats.org/officeDocument/2006/relationships" xmlns:m="http://schemas.openxmlformats.org/officeDocument/2006/math" xmlns:v="urn:schemas-microsoft-com:vml" xmlns:wp14="http://schemas.microsoft.com/office/word/2010/wordprocessingDrawing" xmlns:wp="http://schemas.openxmlformats.org/drawingml/2006/wordprocessingDrawing" xmlns:w10="urn:schemas-microsoft-com:office:word" xmlns:w="http://schemas.openxmlformats.org/wordprocessingml/2006/main" xmlns:w14="http://schemas.microsoft.com/office/word/2010/wordml" xmlns:w15="http://schemas.microsoft.com/office/word/2012/wordml" xmlns:w16se="http://schemas.microsoft.com/office/word/2015/wordml/symex" xmlns:wpg="http://schemas.microsoft.com/office/word/2010/wordprocessingGroup" xmlns:wpi="http://schemas.microsoft.com/office/word/2010/wordprocessingInk" xmlns:wne="http://schemas.microsoft.com/office/word/2006/wordml" xmlns:wps="http://schemas.microsoft.com/office/word/2010/wordprocessingShape" mc:Ignorable="w14 w15 w16se wp14">
   <w:footnote w:type="separator" w:id="-1">
@@ -286,14 +1172,28 @@
     <w:pPr>
       <w:pStyle w:val="a3"/>
       <w:rPr>
-        <w:rFonts w:ascii="Times New Roman" w:hAnsi="Times New Roman" w:cs="Times New Roman" w:hint="eastAsia"/>
+        <w:rFonts w:ascii="Times New Roman" w:hAnsi="Times New Roman" w:cs="Times New Roman"/>
       </w:rPr>
     </w:pPr>
     <w:r>
       <w:rPr>
         <w:rFonts w:ascii="Times New Roman" w:hAnsi="Times New Roman" w:cs="Times New Roman"/>
       </w:rPr>
-      <w:t>Applicant: Qianyang Peng</w:t>
+      <w:t xml:space="preserve">Applicant: </w:t>
+    </w:r>
+    <w:proofErr w:type="spellStart"/>
+    <w:r>
+      <w:rPr>
+        <w:rFonts w:ascii="Times New Roman" w:hAnsi="Times New Roman" w:cs="Times New Roman"/>
+      </w:rPr>
+      <w:t>Qianyang</w:t>
+    </w:r>
+    <w:proofErr w:type="spellEnd"/>
+    <w:r>
+      <w:rPr>
+        <w:rFonts w:ascii="Times New Roman" w:hAnsi="Times New Roman" w:cs="Times New Roman"/>
+      </w:rPr>
+      <w:t xml:space="preserve"> Peng</w:t>
     </w:r>
     <w:r>
       <w:rPr>
@@ -311,7 +1211,13 @@
       <w:rPr>
         <w:rFonts w:ascii="Times New Roman" w:hAnsi="Times New Roman" w:cs="Times New Roman"/>
       </w:rPr>
-      <w:t xml:space="preserve">SoP for </w:t>
+      <w:t>Essay</w:t>
+    </w:r>
+    <w:r>
+      <w:rPr>
+        <w:rFonts w:ascii="Times New Roman" w:hAnsi="Times New Roman" w:cs="Times New Roman"/>
+      </w:rPr>
+      <w:t xml:space="preserve"> for </w:t>
     </w:r>
     <w:r>
       <w:rPr>
@@ -929,527 +1835,6 @@
 </w:styles>
 </file>
 
-<file path=word/glossary/document.xml><?xml version="1.0" encoding="utf-8"?>
-<w:glossaryDocument xmlns:wpc="http://schemas.microsoft.com/office/word/2010/wordprocessingCanvas" xmlns:cx="http://schemas.microsoft.com/office/drawing/2014/chartex" xmlns:mc="http://schemas.openxmlformats.org/markup-compatibility/2006" xmlns:o="urn:schemas-microsoft-com:office:office" xmlns:r="http://schemas.openxmlformats.org/officeDocument/2006/relationships" xmlns:m="http://schemas.openxmlformats.org/officeDocument/2006/math" xmlns:v="urn:schemas-microsoft-com:vml" xmlns:wp14="http://schemas.microsoft.com/office/word/2010/wordprocessingDrawing" xmlns:wp="http://schemas.openxmlformats.org/drawingml/2006/wordprocessingDrawing" xmlns:w10="urn:schemas-microsoft-com:office:word" xmlns:w="http://schemas.openxmlformats.org/wordprocessingml/2006/main" xmlns:w14="http://schemas.microsoft.com/office/word/2010/wordml" xmlns:w15="http://schemas.microsoft.com/office/word/2012/wordml" xmlns:w16se="http://schemas.microsoft.com/office/word/2015/wordml/symex" xmlns:wpg="http://schemas.microsoft.com/office/word/2010/wordprocessingGroup" xmlns:wpi="http://schemas.microsoft.com/office/word/2010/wordprocessingInk" xmlns:wne="http://schemas.microsoft.com/office/word/2006/wordml" xmlns:wps="http://schemas.microsoft.com/office/word/2010/wordprocessingShape" mc:Ignorable="w14 w15 w16se wp14"/>
-</file>
-
-<file path=word/glossary/fontTable.xml><?xml version="1.0" encoding="utf-8"?>
-<w:fonts xmlns:mc="http://schemas.openxmlformats.org/markup-compatibility/2006" xmlns:r="http://schemas.openxmlformats.org/officeDocument/2006/relationships" xmlns:w="http://schemas.openxmlformats.org/wordprocessingml/2006/main" xmlns:w14="http://schemas.microsoft.com/office/word/2010/wordml" xmlns:w15="http://schemas.microsoft.com/office/word/2012/wordml" xmlns:w16se="http://schemas.microsoft.com/office/word/2015/wordml/symex" mc:Ignorable="w14 w15 w16se">
-  <w:font w:name="等线">
-    <w:altName w:val="DengXian"/>
-    <w:panose1 w:val="02010600030101010101"/>
-    <w:charset w:val="86"/>
-    <w:family w:val="auto"/>
-    <w:pitch w:val="variable"/>
-    <w:sig w:usb0="A00002BF" w:usb1="38CF7CFA" w:usb2="00000016" w:usb3="00000000" w:csb0="0004000F" w:csb1="00000000"/>
-  </w:font>
-  <w:font w:name="Times New Roman">
-    <w:panose1 w:val="02020603050405020304"/>
-    <w:charset w:val="00"/>
-    <w:family w:val="roman"/>
-    <w:pitch w:val="variable"/>
-    <w:sig w:usb0="E0002EFF" w:usb1="C0007843" w:usb2="00000009" w:usb3="00000000" w:csb0="000001FF" w:csb1="00000000"/>
-  </w:font>
-  <w:font w:name="等线 Light">
-    <w:panose1 w:val="02010600030101010101"/>
-    <w:charset w:val="86"/>
-    <w:family w:val="auto"/>
-    <w:pitch w:val="variable"/>
-    <w:sig w:usb0="A00002BF" w:usb1="38CF7CFA" w:usb2="00000016" w:usb3="00000000" w:csb0="0004000F" w:csb1="00000000"/>
-  </w:font>
-</w:fonts>
-</file>
-
-<file path=word/glossary/settings.xml><?xml version="1.0" encoding="utf-8"?>
-<w:settings xmlns:mc="http://schemas.openxmlformats.org/markup-compatibility/2006" xmlns:o="urn:schemas-microsoft-com:office:office" xmlns:r="http://schemas.openxmlformats.org/officeDocument/2006/relationships" xmlns:m="http://schemas.openxmlformats.org/officeDocument/2006/math" xmlns:v="urn:schemas-microsoft-com:vml" xmlns:w10="urn:schemas-microsoft-com:office:word" xmlns:w="http://schemas.openxmlformats.org/wordprocessingml/2006/main" xmlns:w14="http://schemas.microsoft.com/office/word/2010/wordml" xmlns:w15="http://schemas.microsoft.com/office/word/2012/wordml" xmlns:w16se="http://schemas.microsoft.com/office/word/2015/wordml/symex" xmlns:sl="http://schemas.openxmlformats.org/schemaLibrary/2006/main" mc:Ignorable="w14 w15 w16se">
-  <w:view w:val="normal"/>
-  <w:bordersDoNotSurroundHeader/>
-  <w:bordersDoNotSurroundFooter/>
-  <w:defaultTabStop w:val="420"/>
-  <w:drawingGridVerticalSpacing w:val="156"/>
-  <w:displayHorizontalDrawingGridEvery w:val="0"/>
-  <w:displayVerticalDrawingGridEvery w:val="2"/>
-  <w:characterSpacingControl w:val="compressPunctuation"/>
-  <w:compat>
-    <w:spaceForUL/>
-    <w:balanceSingleByteDoubleByteWidth/>
-    <w:doNotLeaveBackslashAlone/>
-    <w:ulTrailSpace/>
-    <w:doNotExpandShiftReturn/>
-    <w:adjustLineHeightInTable/>
-    <w:useFELayout/>
-    <w:compatSetting w:name="compatibilityMode" w:uri="http://schemas.microsoft.com/office/word" w:val="15"/>
-    <w:compatSetting w:name="overrideTableStyleFontSizeAndJustification" w:uri="http://schemas.microsoft.com/office/word" w:val="1"/>
-    <w:compatSetting w:name="enableOpenTypeFeatures" w:uri="http://schemas.microsoft.com/office/word" w:val="1"/>
-    <w:compatSetting w:name="doNotFlipMirrorIndents" w:uri="http://schemas.microsoft.com/office/word" w:val="1"/>
-    <w:compatSetting w:name="differentiateMultirowTableHeaders" w:uri="http://schemas.microsoft.com/office/word" w:val="1"/>
-  </w:compat>
-  <w:rsids>
-    <w:rsidRoot w:val="00956C03"/>
-    <w:rsid w:val="00543280"/>
-    <w:rsid w:val="00956C03"/>
-  </w:rsids>
-  <m:mathPr>
-    <m:mathFont m:val="Cambria Math"/>
-    <m:brkBin m:val="before"/>
-    <m:brkBinSub m:val="--"/>
-    <m:smallFrac m:val="0"/>
-    <m:dispDef/>
-    <m:lMargin m:val="0"/>
-    <m:rMargin m:val="0"/>
-    <m:defJc m:val="centerGroup"/>
-    <m:wrapIndent m:val="1440"/>
-    <m:intLim m:val="subSup"/>
-    <m:naryLim m:val="undOvr"/>
-  </m:mathPr>
-  <w:themeFontLang w:val="en-US" w:eastAsia="zh-CN"/>
-  <w:clrSchemeMapping w:bg1="light1" w:t1="dark1" w:bg2="light2" w:t2="dark2" w:accent1="accent1" w:accent2="accent2" w:accent3="accent3" w:accent4="accent4" w:accent5="accent5" w:accent6="accent6" w:hyperlink="hyperlink" w:followedHyperlink="followedHyperlink"/>
-  <w:decimalSymbol w:val="."/>
-  <w:listSeparator w:val=","/>
-  <w15:chartTrackingRefBased/>
-</w:settings>
-</file>
-
-<file path=word/glossary/styles.xml><?xml version="1.0" encoding="utf-8"?>
-<w:styles xmlns:mc="http://schemas.openxmlformats.org/markup-compatibility/2006" xmlns:r="http://schemas.openxmlformats.org/officeDocument/2006/relationships" xmlns:w="http://schemas.openxmlformats.org/wordprocessingml/2006/main" xmlns:w14="http://schemas.microsoft.com/office/word/2010/wordml" xmlns:w15="http://schemas.microsoft.com/office/word/2012/wordml" xmlns:w16se="http://schemas.microsoft.com/office/word/2015/wordml/symex" mc:Ignorable="w14 w15 w16se">
-  <w:docDefaults>
-    <w:rPrDefault>
-      <w:rPr>
-        <w:rFonts w:asciiTheme="minorHAnsi" w:eastAsiaTheme="minorEastAsia" w:hAnsiTheme="minorHAnsi" w:cstheme="minorBidi"/>
-        <w:kern w:val="2"/>
-        <w:sz w:val="21"/>
-        <w:szCs w:val="22"/>
-        <w:lang w:val="en-US" w:eastAsia="zh-CN" w:bidi="ar-SA"/>
-      </w:rPr>
-    </w:rPrDefault>
-    <w:pPrDefault/>
-  </w:docDefaults>
-  <w:latentStyles w:defLockedState="0" w:defUIPriority="99" w:defSemiHidden="0" w:defUnhideWhenUsed="0" w:defQFormat="0" w:count="371">
-    <w:lsdException w:name="Normal" w:uiPriority="0" w:qFormat="1"/>
-    <w:lsdException w:name="heading 1" w:uiPriority="9" w:qFormat="1"/>
-    <w:lsdException w:name="heading 2" w:semiHidden="1" w:uiPriority="9" w:unhideWhenUsed="1" w:qFormat="1"/>
-    <w:lsdException w:name="heading 3" w:semiHidden="1" w:uiPriority="9" w:unhideWhenUsed="1" w:qFormat="1"/>
-    <w:lsdException w:name="heading 4" w:semiHidden="1" w:uiPriority="9" w:unhideWhenUsed="1" w:qFormat="1"/>
-    <w:lsdException w:name="heading 5" w:semiHidden="1" w:uiPriority="9" w:unhideWhenUsed="1" w:qFormat="1"/>
-    <w:lsdException w:name="heading 6" w:semiHidden="1" w:uiPriority="9" w:unhideWhenUsed="1" w:qFormat="1"/>
-    <w:lsdException w:name="heading 7" w:semiHidden="1" w:uiPriority="9" w:unhideWhenUsed="1" w:qFormat="1"/>
-    <w:lsdException w:name="heading 8" w:semiHidden="1" w:uiPriority="9" w:unhideWhenUsed="1" w:qFormat="1"/>
-    <w:lsdException w:name="heading 9" w:semiHidden="1" w:uiPriority="9" w:unhideWhenUsed="1" w:qFormat="1"/>
-    <w:lsdException w:name="index 1" w:semiHidden="1" w:unhideWhenUsed="1"/>
-    <w:lsdException w:name="index 2" w:semiHidden="1" w:unhideWhenUsed="1"/>
-    <w:lsdException w:name="index 3" w:semiHidden="1" w:unhideWhenUsed="1"/>
-    <w:lsdException w:name="index 4" w:semiHidden="1" w:unhideWhenUsed="1"/>
-    <w:lsdException w:name="index 5" w:semiHidden="1" w:unhideWhenUsed="1"/>
-    <w:lsdException w:name="index 6" w:semiHidden="1" w:unhideWhenUsed="1"/>
-    <w:lsdException w:name="index 7" w:semiHidden="1" w:unhideWhenUsed="1"/>
-    <w:lsdException w:name="index 8" w:semiHidden="1" w:unhideWhenUsed="1"/>
-    <w:lsdException w:name="index 9" w:semiHidden="1" w:unhideWhenUsed="1"/>
-    <w:lsdException w:name="toc 1" w:semiHidden="1" w:uiPriority="39" w:unhideWhenUsed="1"/>
-    <w:lsdException w:name="toc 2" w:semiHidden="1" w:uiPriority="39" w:unhideWhenUsed="1"/>
-    <w:lsdException w:name="toc 3" w:semiHidden="1" w:uiPriority="39" w:unhideWhenUsed="1"/>
-    <w:lsdException w:name="toc 4" w:semiHidden="1" w:uiPriority="39" w:unhideWhenUsed="1"/>
-    <w:lsdException w:name="toc 5" w:semiHidden="1" w:uiPriority="39" w:unhideWhenUsed="1"/>
-    <w:lsdException w:name="toc 6" w:semiHidden="1" w:uiPriority="39" w:unhideWhenUsed="1"/>
-    <w:lsdException w:name="toc 7" w:semiHidden="1" w:uiPriority="39" w:unhideWhenUsed="1"/>
-    <w:lsdException w:name="toc 8" w:semiHidden="1" w:uiPriority="39" w:unhideWhenUsed="1"/>
-    <w:lsdException w:name="toc 9" w:semiHidden="1" w:uiPriority="39" w:unhideWhenUsed="1"/>
-    <w:lsdException w:name="Normal Indent" w:semiHidden="1" w:unhideWhenUsed="1"/>
-    <w:lsdException w:name="footnote text" w:semiHidden="1" w:unhideWhenUsed="1"/>
-    <w:lsdException w:name="annotation text" w:semiHidden="1" w:unhideWhenUsed="1"/>
-    <w:lsdException w:name="header" w:semiHidden="1" w:unhideWhenUsed="1"/>
-    <w:lsdException w:name="footer" w:semiHidden="1" w:unhideWhenUsed="1"/>
-    <w:lsdException w:name="index heading" w:semiHidden="1" w:unhideWhenUsed="1"/>
-    <w:lsdException w:name="caption" w:semiHidden="1" w:uiPriority="35" w:unhideWhenUsed="1" w:qFormat="1"/>
-    <w:lsdException w:name="table of figures" w:semiHidden="1" w:unhideWhenUsed="1"/>
-    <w:lsdException w:name="envelope address" w:semiHidden="1" w:unhideWhenUsed="1"/>
-    <w:lsdException w:name="envelope return" w:semiHidden="1" w:unhideWhenUsed="1"/>
-    <w:lsdException w:name="footnote reference" w:semiHidden="1" w:unhideWhenUsed="1"/>
-    <w:lsdException w:name="annotation reference" w:semiHidden="1" w:unhideWhenUsed="1"/>
-    <w:lsdException w:name="line number" w:semiHidden="1" w:unhideWhenUsed="1"/>
-    <w:lsdException w:name="page number" w:semiHidden="1" w:unhideWhenUsed="1"/>
-    <w:lsdException w:name="endnote reference" w:semiHidden="1" w:unhideWhenUsed="1"/>
-    <w:lsdException w:name="endnote text" w:semiHidden="1" w:unhideWhenUsed="1"/>
-    <w:lsdException w:name="table of authorities" w:semiHidden="1" w:unhideWhenUsed="1"/>
-    <w:lsdException w:name="macro" w:semiHidden="1" w:unhideWhenUsed="1"/>
-    <w:lsdException w:name="toa heading" w:semiHidden="1" w:unhideWhenUsed="1"/>
-    <w:lsdException w:name="List" w:semiHidden="1" w:unhideWhenUsed="1"/>
-    <w:lsdException w:name="List Bullet" w:semiHidden="1" w:unhideWhenUsed="1"/>
-    <w:lsdException w:name="List Number" w:semiHidden="1" w:unhideWhenUsed="1"/>
-    <w:lsdException w:name="List 2" w:semiHidden="1" w:unhideWhenUsed="1"/>
-    <w:lsdException w:name="List 3" w:semiHidden="1" w:unhideWhenUsed="1"/>
-    <w:lsdException w:name="List 4" w:semiHidden="1" w:unhideWhenUsed="1"/>
-    <w:lsdException w:name="List 5" w:semiHidden="1" w:unhideWhenUsed="1"/>
-    <w:lsdException w:name="List Bullet 2" w:semiHidden="1" w:unhideWhenUsed="1"/>
-    <w:lsdException w:name="List Bullet 3" w:semiHidden="1" w:unhideWhenUsed="1"/>
-    <w:lsdException w:name="List Bullet 4" w:semiHidden="1" w:unhideWhenUsed="1"/>
-    <w:lsdException w:name="List Bullet 5" w:semiHidden="1" w:unhideWhenUsed="1"/>
-    <w:lsdException w:name="List Number 2" w:semiHidden="1" w:unhideWhenUsed="1"/>
-    <w:lsdException w:name="List Number 3" w:semiHidden="1" w:unhideWhenUsed="1"/>
-    <w:lsdException w:name="List Number 4" w:semiHidden="1" w:unhideWhenUsed="1"/>
-    <w:lsdException w:name="List Number 5" w:semiHidden="1" w:unhideWhenUsed="1"/>
-    <w:lsdException w:name="Title" w:uiPriority="10" w:qFormat="1"/>
-    <w:lsdException w:name="Closing" w:semiHidden="1" w:unhideWhenUsed="1"/>
-    <w:lsdException w:name="Signature" w:semiHidden="1" w:unhideWhenUsed="1"/>
-    <w:lsdException w:name="Default Paragraph Font" w:semiHidden="1" w:uiPriority="1" w:unhideWhenUsed="1"/>
-    <w:lsdException w:name="Body Text" w:semiHidden="1" w:unhideWhenUsed="1"/>
-    <w:lsdException w:name="Body Text Indent" w:semiHidden="1" w:unhideWhenUsed="1"/>
-    <w:lsdException w:name="List Continue" w:semiHidden="1" w:unhideWhenUsed="1"/>
-    <w:lsdException w:name="List Continue 2" w:semiHidden="1" w:unhideWhenUsed="1"/>
-    <w:lsdException w:name="List Continue 3" w:semiHidden="1" w:unhideWhenUsed="1"/>
-    <w:lsdException w:name="List Continue 4" w:semiHidden="1" w:unhideWhenUsed="1"/>
-    <w:lsdException w:name="List Continue 5" w:semiHidden="1" w:unhideWhenUsed="1"/>
-    <w:lsdException w:name="Message Header" w:semiHidden="1" w:unhideWhenUsed="1"/>
-    <w:lsdException w:name="Subtitle" w:uiPriority="11" w:qFormat="1"/>
-    <w:lsdException w:name="Salutation" w:semiHidden="1" w:unhideWhenUsed="1"/>
-    <w:lsdException w:name="Date" w:semiHidden="1" w:unhideWhenUsed="1"/>
-    <w:lsdException w:name="Body Text First Indent" w:semiHidden="1" w:unhideWhenUsed="1"/>
-    <w:lsdException w:name="Body Text First Indent 2" w:semiHidden="1" w:unhideWhenUsed="1"/>
-    <w:lsdException w:name="Note Heading" w:semiHidden="1" w:unhideWhenUsed="1"/>
-    <w:lsdException w:name="Body Text 2" w:semiHidden="1" w:unhideWhenUsed="1"/>
-    <w:lsdException w:name="Body Text 3" w:semiHidden="1" w:unhideWhenUsed="1"/>
-    <w:lsdException w:name="Body Text Indent 2" w:semiHidden="1" w:unhideWhenUsed="1"/>
-    <w:lsdException w:name="Body Text Indent 3" w:semiHidden="1" w:unhideWhenUsed="1"/>
-    <w:lsdException w:name="Block Text" w:semiHidden="1" w:unhideWhenUsed="1"/>
-    <w:lsdException w:name="Hyperlink" w:semiHidden="1" w:unhideWhenUsed="1"/>
-    <w:lsdException w:name="FollowedHyperlink" w:semiHidden="1" w:unhideWhenUsed="1"/>
-    <w:lsdException w:name="Strong" w:uiPriority="22" w:qFormat="1"/>
-    <w:lsdException w:name="Emphasis" w:uiPriority="20" w:qFormat="1"/>
-    <w:lsdException w:name="Document Map" w:semiHidden="1" w:unhideWhenUsed="1"/>
-    <w:lsdException w:name="Plain Text" w:semiHidden="1" w:unhideWhenUsed="1"/>
-    <w:lsdException w:name="E-mail Signature" w:semiHidden="1" w:unhideWhenUsed="1"/>
-    <w:lsdException w:name="HTML Top of Form" w:semiHidden="1" w:unhideWhenUsed="1"/>
-    <w:lsdException w:name="HTML Bottom of Form" w:semiHidden="1" w:unhideWhenUsed="1"/>
-    <w:lsdException w:name="Normal (Web)" w:semiHidden="1" w:unhideWhenUsed="1"/>
-    <w:lsdException w:name="HTML Acronym" w:semiHidden="1" w:unhideWhenUsed="1"/>
-    <w:lsdException w:name="HTML Address" w:semiHidden="1" w:unhideWhenUsed="1"/>
-    <w:lsdException w:name="HTML Cite" w:semiHidden="1" w:unhideWhenUsed="1"/>
-    <w:lsdException w:name="HTML Code" w:semiHidden="1" w:unhideWhenUsed="1"/>
-    <w:lsdException w:name="HTML Definition" w:semiHidden="1" w:unhideWhenUsed="1"/>
-    <w:lsdException w:name="HTML Keyboard" w:semiHidden="1" w:unhideWhenUsed="1"/>
-    <w:lsdException w:name="HTML Preformatted" w:semiHidden="1" w:unhideWhenUsed="1"/>
-    <w:lsdException w:name="HTML Sample" w:semiHidden="1" w:unhideWhenUsed="1"/>
-    <w:lsdException w:name="HTML Typewriter" w:semiHidden="1" w:unhideWhenUsed="1"/>
-    <w:lsdException w:name="HTML Variable" w:semiHidden="1" w:unhideWhenUsed="1"/>
-    <w:lsdException w:name="Normal Table" w:semiHidden="1" w:unhideWhenUsed="1"/>
-    <w:lsdException w:name="annotation subject" w:semiHidden="1" w:unhideWhenUsed="1"/>
-    <w:lsdException w:name="No List" w:semiHidden="1" w:unhideWhenUsed="1"/>
-    <w:lsdException w:name="Outline List 1" w:semiHidden="1" w:unhideWhenUsed="1"/>
-    <w:lsdException w:name="Outline List 2" w:semiHidden="1" w:unhideWhenUsed="1"/>
-    <w:lsdException w:name="Outline List 3" w:semiHidden="1" w:unhideWhenUsed="1"/>
-    <w:lsdException w:name="Table Simple 1" w:semiHidden="1" w:unhideWhenUsed="1"/>
-    <w:lsdException w:name="Table Simple 2" w:semiHidden="1" w:unhideWhenUsed="1"/>
-    <w:lsdException w:name="Table Simple 3" w:semiHidden="1" w:unhideWhenUsed="1"/>
-    <w:lsdException w:name="Table Classic 1" w:semiHidden="1" w:unhideWhenUsed="1"/>
-    <w:lsdException w:name="Table Classic 2" w:semiHidden="1" w:unhideWhenUsed="1"/>
-    <w:lsdException w:name="Table Classic 3" w:semiHidden="1" w:unhideWhenUsed="1"/>
-    <w:lsdException w:name="Table Classic 4" w:semiHidden="1" w:unhideWhenUsed="1"/>
-    <w:lsdException w:name="Table Colorful 1" w:semiHidden="1" w:unhideWhenUsed="1"/>
-    <w:lsdException w:name="Table Colorful 2" w:semiHidden="1" w:unhideWhenUsed="1"/>
-    <w:lsdException w:name="Table Colorful 3" w:semiHidden="1" w:unhideWhenUsed="1"/>
-    <w:lsdException w:name="Table Columns 1" w:semiHidden="1" w:unhideWhenUsed="1"/>
-    <w:lsdException w:name="Table Columns 2" w:semiHidden="1" w:unhideWhenUsed="1"/>
-    <w:lsdException w:name="Table Columns 3" w:semiHidden="1" w:unhideWhenUsed="1"/>
-    <w:lsdException w:name="Table Columns 4" w:semiHidden="1" w:unhideWhenUsed="1"/>
-    <w:lsdException w:name="Table Columns 5" w:semiHidden="1" w:unhideWhenUsed="1"/>
-    <w:lsdException w:name="Table Grid 1" w:semiHidden="1" w:unhideWhenUsed="1"/>
-    <w:lsdException w:name="Table Grid 2" w:semiHidden="1" w:unhideWhenUsed="1"/>
-    <w:lsdException w:name="Table Grid 3" w:semiHidden="1" w:unhideWhenUsed="1"/>
-    <w:lsdException w:name="Table Grid 4" w:semiHidden="1" w:unhideWhenUsed="1"/>
-    <w:lsdException w:name="Table Grid 5" w:semiHidden="1" w:unhideWhenUsed="1"/>
-    <w:lsdException w:name="Table Grid 6" w:semiHidden="1" w:unhideWhenUsed="1"/>
-    <w:lsdException w:name="Table Grid 7" w:semiHidden="1" w:unhideWhenUsed="1"/>
-    <w:lsdException w:name="Table Grid 8" w:semiHidden="1" w:unhideWhenUsed="1"/>
-    <w:lsdException w:name="Table List 1" w:semiHidden="1" w:unhideWhenUsed="1"/>
-    <w:lsdException w:name="Table List 2" w:semiHidden="1" w:unhideWhenUsed="1"/>
-    <w:lsdException w:name="Table List 3" w:semiHidden="1" w:unhideWhenUsed="1"/>
-    <w:lsdException w:name="Table List 4" w:semiHidden="1" w:unhideWhenUsed="1"/>
-    <w:lsdException w:name="Table List 5" w:semiHidden="1" w:unhideWhenUsed="1"/>
-    <w:lsdException w:name="Table List 6" w:semiHidden="1" w:unhideWhenUsed="1"/>
-    <w:lsdException w:name="Table List 7" w:semiHidden="1" w:unhideWhenUsed="1"/>
-    <w:lsdException w:name="Table List 8" w:semiHidden="1" w:unhideWhenUsed="1"/>
-    <w:lsdException w:name="Table 3D effects 1" w:semiHidden="1" w:unhideWhenUsed="1"/>
-    <w:lsdException w:name="Table 3D effects 2" w:semiHidden="1" w:unhideWhenUsed="1"/>
-    <w:lsdException w:name="Table 3D effects 3" w:semiHidden="1" w:unhideWhenUsed="1"/>
-    <w:lsdException w:name="Table Contemporary" w:semiHidden="1" w:unhideWhenUsed="1"/>
-    <w:lsdException w:name="Table Elegant" w:semiHidden="1" w:unhideWhenUsed="1"/>
-    <w:lsdException w:name="Table Professional" w:semiHidden="1" w:unhideWhenUsed="1"/>
-    <w:lsdException w:name="Table Subtle 1" w:semiHidden="1" w:unhideWhenUsed="1"/>
-    <w:lsdException w:name="Table Subtle 2" w:semiHidden="1" w:unhideWhenUsed="1"/>
-    <w:lsdException w:name="Table Web 1" w:semiHidden="1" w:unhideWhenUsed="1"/>
-    <w:lsdException w:name="Table Web 2" w:semiHidden="1" w:unhideWhenUsed="1"/>
-    <w:lsdException w:name="Table Web 3" w:semiHidden="1" w:unhideWhenUsed="1"/>
-    <w:lsdException w:name="Balloon Text" w:semiHidden="1" w:unhideWhenUsed="1"/>
-    <w:lsdException w:name="Table Grid" w:uiPriority="39"/>
-    <w:lsdException w:name="Table Theme" w:semiHidden="1" w:unhideWhenUsed="1"/>
-    <w:lsdException w:name="Placeholder Text" w:semiHidden="1"/>
-    <w:lsdException w:name="No Spacing" w:uiPriority="1" w:qFormat="1"/>
-    <w:lsdException w:name="Light Shading" w:uiPriority="60"/>
-    <w:lsdException w:name="Light List" w:uiPriority="61"/>
-    <w:lsdException w:name="Light Grid" w:uiPriority="62"/>
-    <w:lsdException w:name="Medium Shading 1" w:uiPriority="63"/>
-    <w:lsdException w:name="Medium Shading 2" w:uiPriority="64"/>
-    <w:lsdException w:name="Medium List 1" w:uiPriority="65"/>
-    <w:lsdException w:name="Medium List 2" w:uiPriority="66"/>
-    <w:lsdException w:name="Medium Grid 1" w:uiPriority="67"/>
-    <w:lsdException w:name="Medium Grid 2" w:uiPriority="68"/>
-    <w:lsdException w:name="Medium Grid 3" w:uiPriority="69"/>
-    <w:lsdException w:name="Dark List" w:uiPriority="70"/>
-    <w:lsdException w:name="Colorful Shading" w:uiPriority="71"/>
-    <w:lsdException w:name="Colorful List" w:uiPriority="72"/>
-    <w:lsdException w:name="Colorful Grid" w:uiPriority="73"/>
-    <w:lsdException w:name="Light Shading Accent 1" w:uiPriority="60"/>
-    <w:lsdException w:name="Light List Accent 1" w:uiPriority="61"/>
-    <w:lsdException w:name="Light Grid Accent 1" w:uiPriority="62"/>
-    <w:lsdException w:name="Medium Shading 1 Accent 1" w:uiPriority="63"/>
-    <w:lsdException w:name="Medium Shading 2 Accent 1" w:uiPriority="64"/>
-    <w:lsdException w:name="Medium List 1 Accent 1" w:uiPriority="65"/>
-    <w:lsdException w:name="Revision" w:semiHidden="1"/>
-    <w:lsdException w:name="List Paragraph" w:uiPriority="34" w:qFormat="1"/>
-    <w:lsdException w:name="Quote" w:uiPriority="29" w:qFormat="1"/>
-    <w:lsdException w:name="Intense Quote" w:uiPriority="30" w:qFormat="1"/>
-    <w:lsdException w:name="Medium List 2 Accent 1" w:uiPriority="66"/>
-    <w:lsdException w:name="Medium Grid 1 Accent 1" w:uiPriority="67"/>
-    <w:lsdException w:name="Medium Grid 2 Accent 1" w:uiPriority="68"/>
-    <w:lsdException w:name="Medium Grid 3 Accent 1" w:uiPriority="69"/>
-    <w:lsdException w:name="Dark List Accent 1" w:uiPriority="70"/>
-    <w:lsdException w:name="Colorful Shading Accent 1" w:uiPriority="71"/>
-    <w:lsdException w:name="Colorful List Accent 1" w:uiPriority="72"/>
-    <w:lsdException w:name="Colorful Grid Accent 1" w:uiPriority="73"/>
-    <w:lsdException w:name="Light Shading Accent 2" w:uiPriority="60"/>
-    <w:lsdException w:name="Light List Accent 2" w:uiPriority="61"/>
-    <w:lsdException w:name="Light Grid Accent 2" w:uiPriority="62"/>
-    <w:lsdException w:name="Medium Shading 1 Accent 2" w:uiPriority="63"/>
-    <w:lsdException w:name="Medium Shading 2 Accent 2" w:uiPriority="64"/>
-    <w:lsdException w:name="Medium List 1 Accent 2" w:uiPriority="65"/>
-    <w:lsdException w:name="Medium List 2 Accent 2" w:uiPriority="66"/>
-    <w:lsdException w:name="Medium Grid 1 Accent 2" w:uiPriority="67"/>
-    <w:lsdException w:name="Medium Grid 2 Accent 2" w:uiPriority="68"/>
-    <w:lsdException w:name="Medium Grid 3 Accent 2" w:uiPriority="69"/>
-    <w:lsdException w:name="Dark List Accent 2" w:uiPriority="70"/>
-    <w:lsdException w:name="Colorful Shading Accent 2" w:uiPriority="71"/>
-    <w:lsdException w:name="Colorful List Accent 2" w:uiPriority="72"/>
-    <w:lsdException w:name="Colorful Grid Accent 2" w:uiPriority="73"/>
-    <w:lsdException w:name="Light Shading Accent 3" w:uiPriority="60"/>
-    <w:lsdException w:name="Light List Accent 3" w:uiPriority="61"/>
-    <w:lsdException w:name="Light Grid Accent 3" w:uiPriority="62"/>
-    <w:lsdException w:name="Medium Shading 1 Accent 3" w:uiPriority="63"/>
-    <w:lsdException w:name="Medium Shading 2 Accent 3" w:uiPriority="64"/>
-    <w:lsdException w:name="Medium List 1 Accent 3" w:uiPriority="65"/>
-    <w:lsdException w:name="Medium List 2 Accent 3" w:uiPriority="66"/>
-    <w:lsdException w:name="Medium Grid 1 Accent 3" w:uiPriority="67"/>
-    <w:lsdException w:name="Medium Grid 2 Accent 3" w:uiPriority="68"/>
-    <w:lsdException w:name="Medium Grid 3 Accent 3" w:uiPriority="69"/>
-    <w:lsdException w:name="Dark List Accent 3" w:uiPriority="70"/>
-    <w:lsdException w:name="Colorful Shading Accent 3" w:uiPriority="71"/>
-    <w:lsdException w:name="Colorful List Accent 3" w:uiPriority="72"/>
-    <w:lsdException w:name="Colorful Grid Accent 3" w:uiPriority="73"/>
-    <w:lsdException w:name="Light Shading Accent 4" w:uiPriority="60"/>
-    <w:lsdException w:name="Light List Accent 4" w:uiPriority="61"/>
-    <w:lsdException w:name="Light Grid Accent 4" w:uiPriority="62"/>
-    <w:lsdException w:name="Medium Shading 1 Accent 4" w:uiPriority="63"/>
-    <w:lsdException w:name="Medium Shading 2 Accent 4" w:uiPriority="64"/>
-    <w:lsdException w:name="Medium List 1 Accent 4" w:uiPriority="65"/>
-    <w:lsdException w:name="Medium List 2 Accent 4" w:uiPriority="66"/>
-    <w:lsdException w:name="Medium Grid 1 Accent 4" w:uiPriority="67"/>
-    <w:lsdException w:name="Medium Grid 2 Accent 4" w:uiPriority="68"/>
-    <w:lsdException w:name="Medium Grid 3 Accent 4" w:uiPriority="69"/>
-    <w:lsdException w:name="Dark List Accent 4" w:uiPriority="70"/>
-    <w:lsdException w:name="Colorful Shading Accent 4" w:uiPriority="71"/>
-    <w:lsdException w:name="Colorful List Accent 4" w:uiPriority="72"/>
-    <w:lsdException w:name="Colorful Grid Accent 4" w:uiPriority="73"/>
-    <w:lsdException w:name="Light Shading Accent 5" w:uiPriority="60"/>
-    <w:lsdException w:name="Light List Accent 5" w:uiPriority="61"/>
-    <w:lsdException w:name="Light Grid Accent 5" w:uiPriority="62"/>
-    <w:lsdException w:name="Medium Shading 1 Accent 5" w:uiPriority="63"/>
-    <w:lsdException w:name="Medium Shading 2 Accent 5" w:uiPriority="64"/>
-    <w:lsdException w:name="Medium List 1 Accent 5" w:uiPriority="65"/>
-    <w:lsdException w:name="Medium List 2 Accent 5" w:uiPriority="66"/>
-    <w:lsdException w:name="Medium Grid 1 Accent 5" w:uiPriority="67"/>
-    <w:lsdException w:name="Medium Grid 2 Accent 5" w:uiPriority="68"/>
-    <w:lsdException w:name="Medium Grid 3 Accent 5" w:uiPriority="69"/>
-    <w:lsdException w:name="Dark List Accent 5" w:uiPriority="70"/>
-    <w:lsdException w:name="Colorful Shading Accent 5" w:uiPriority="71"/>
-    <w:lsdException w:name="Colorful List Accent 5" w:uiPriority="72"/>
-    <w:lsdException w:name="Colorful Grid Accent 5" w:uiPriority="73"/>
-    <w:lsdException w:name="Light Shading Accent 6" w:uiPriority="60"/>
-    <w:lsdException w:name="Light List Accent 6" w:uiPriority="61"/>
-    <w:lsdException w:name="Light Grid Accent 6" w:uiPriority="62"/>
-    <w:lsdException w:name="Medium Shading 1 Accent 6" w:uiPriority="63"/>
-    <w:lsdException w:name="Medium Shading 2 Accent 6" w:uiPriority="64"/>
-    <w:lsdException w:name="Medium List 1 Accent 6" w:uiPriority="65"/>
-    <w:lsdException w:name="Medium List 2 Accent 6" w:uiPriority="66"/>
-    <w:lsdException w:name="Medium Grid 1 Accent 6" w:uiPriority="67"/>
-    <w:lsdException w:name="Medium Grid 2 Accent 6" w:uiPriority="68"/>
-    <w:lsdException w:name="Medium Grid 3 Accent 6" w:uiPriority="69"/>
-    <w:lsdException w:name="Dark List Accent 6" w:uiPriority="70"/>
-    <w:lsdException w:name="Colorful Shading Accent 6" w:uiPriority="71"/>
-    <w:lsdException w:name="Colorful List Accent 6" w:uiPriority="72"/>
-    <w:lsdException w:name="Colorful Grid Accent 6" w:uiPriority="73"/>
-    <w:lsdException w:name="Subtle Emphasis" w:uiPriority="19" w:qFormat="1"/>
-    <w:lsdException w:name="Intense Emphasis" w:uiPriority="21" w:qFormat="1"/>
-    <w:lsdException w:name="Subtle Reference" w:uiPriority="31" w:qFormat="1"/>
-    <w:lsdException w:name="Intense Reference" w:uiPriority="32" w:qFormat="1"/>
-    <w:lsdException w:name="Book Title" w:uiPriority="33" w:qFormat="1"/>
-    <w:lsdException w:name="Bibliography" w:semiHidden="1" w:uiPriority="37" w:unhideWhenUsed="1"/>
-    <w:lsdException w:name="TOC Heading" w:semiHidden="1" w:uiPriority="39" w:unhideWhenUsed="1" w:qFormat="1"/>
-    <w:lsdException w:name="Plain Table 1" w:uiPriority="41"/>
-    <w:lsdException w:name="Plain Table 2" w:uiPriority="42"/>
-    <w:lsdException w:name="Plain Table 3" w:uiPriority="43"/>
-    <w:lsdException w:name="Plain Table 4" w:uiPriority="44"/>
-    <w:lsdException w:name="Plain Table 5" w:uiPriority="45"/>
-    <w:lsdException w:name="Grid Table Light" w:uiPriority="40"/>
-    <w:lsdException w:name="Grid Table 1 Light" w:uiPriority="46"/>
-    <w:lsdException w:name="Grid Table 2" w:uiPriority="47"/>
-    <w:lsdException w:name="Grid Table 3" w:uiPriority="48"/>
-    <w:lsdException w:name="Grid Table 4" w:uiPriority="49"/>
-    <w:lsdException w:name="Grid Table 5 Dark" w:uiPriority="50"/>
-    <w:lsdException w:name="Grid Table 6 Colorful" w:uiPriority="51"/>
-    <w:lsdException w:name="Grid Table 7 Colorful" w:uiPriority="52"/>
-    <w:lsdException w:name="Grid Table 1 Light Accent 1" w:uiPriority="46"/>
-    <w:lsdException w:name="Grid Table 2 Accent 1" w:uiPriority="47"/>
-    <w:lsdException w:name="Grid Table 3 Accent 1" w:uiPriority="48"/>
-    <w:lsdException w:name="Grid Table 4 Accent 1" w:uiPriority="49"/>
-    <w:lsdException w:name="Grid Table 5 Dark Accent 1" w:uiPriority="50"/>
-    <w:lsdException w:name="Grid Table 6 Colorful Accent 1" w:uiPriority="51"/>
-    <w:lsdException w:name="Grid Table 7 Colorful Accent 1" w:uiPriority="52"/>
-    <w:lsdException w:name="Grid Table 1 Light Accent 2" w:uiPriority="46"/>
-    <w:lsdException w:name="Grid Table 2 Accent 2" w:uiPriority="47"/>
-    <w:lsdException w:name="Grid Table 3 Accent 2" w:uiPriority="48"/>
-    <w:lsdException w:name="Grid Table 4 Accent 2" w:uiPriority="49"/>
-    <w:lsdException w:name="Grid Table 5 Dark Accent 2" w:uiPriority="50"/>
-    <w:lsdException w:name="Grid Table 6 Colorful Accent 2" w:uiPriority="51"/>
-    <w:lsdException w:name="Grid Table 7 Colorful Accent 2" w:uiPriority="52"/>
-    <w:lsdException w:name="Grid Table 1 Light Accent 3" w:uiPriority="46"/>
-    <w:lsdException w:name="Grid Table 2 Accent 3" w:uiPriority="47"/>
-    <w:lsdException w:name="Grid Table 3 Accent 3" w:uiPriority="48"/>
-    <w:lsdException w:name="Grid Table 4 Accent 3" w:uiPriority="49"/>
-    <w:lsdException w:name="Grid Table 5 Dark Accent 3" w:uiPriority="50"/>
-    <w:lsdException w:name="Grid Table 6 Colorful Accent 3" w:uiPriority="51"/>
-    <w:lsdException w:name="Grid Table 7 Colorful Accent 3" w:uiPriority="52"/>
-    <w:lsdException w:name="Grid Table 1 Light Accent 4" w:uiPriority="46"/>
-    <w:lsdException w:name="Grid Table 2 Accent 4" w:uiPriority="47"/>
-    <w:lsdException w:name="Grid Table 3 Accent 4" w:uiPriority="48"/>
-    <w:lsdException w:name="Grid Table 4 Accent 4" w:uiPriority="49"/>
-    <w:lsdException w:name="Grid Table 5 Dark Accent 4" w:uiPriority="50"/>
-    <w:lsdException w:name="Grid Table 6 Colorful Accent 4" w:uiPriority="51"/>
-    <w:lsdException w:name="Grid Table 7 Colorful Accent 4" w:uiPriority="52"/>
-    <w:lsdException w:name="Grid Table 1 Light Accent 5" w:uiPriority="46"/>
-    <w:lsdException w:name="Grid Table 2 Accent 5" w:uiPriority="47"/>
-    <w:lsdException w:name="Grid Table 3 Accent 5" w:uiPriority="48"/>
-    <w:lsdException w:name="Grid Table 4 Accent 5" w:uiPriority="49"/>
-    <w:lsdException w:name="Grid Table 5 Dark Accent 5" w:uiPriority="50"/>
-    <w:lsdException w:name="Grid Table 6 Colorful Accent 5" w:uiPriority="51"/>
-    <w:lsdException w:name="Grid Table 7 Colorful Accent 5" w:uiPriority="52"/>
-    <w:lsdException w:name="Grid Table 1 Light Accent 6" w:uiPriority="46"/>
-    <w:lsdException w:name="Grid Table 2 Accent 6" w:uiPriority="47"/>
-    <w:lsdException w:name="Grid Table 3 Accent 6" w:uiPriority="48"/>
-    <w:lsdException w:name="Grid Table 4 Accent 6" w:uiPriority="49"/>
-    <w:lsdException w:name="Grid Table 5 Dark Accent 6" w:uiPriority="50"/>
-    <w:lsdException w:name="Grid Table 6 Colorful Accent 6" w:uiPriority="51"/>
-    <w:lsdException w:name="Grid Table 7 Colorful Accent 6" w:uiPriority="52"/>
-    <w:lsdException w:name="List Table 1 Light" w:uiPriority="46"/>
-    <w:lsdException w:name="List Table 2" w:uiPriority="47"/>
-    <w:lsdException w:name="List Table 3" w:uiPriority="48"/>
-    <w:lsdException w:name="List Table 4" w:uiPriority="49"/>
-    <w:lsdException w:name="List Table 5 Dark" w:uiPriority="50"/>
-    <w:lsdException w:name="List Table 6 Colorful" w:uiPriority="51"/>
-    <w:lsdException w:name="List Table 7 Colorful" w:uiPriority="52"/>
-    <w:lsdException w:name="List Table 1 Light Accent 1" w:uiPriority="46"/>
-    <w:lsdException w:name="List Table 2 Accent 1" w:uiPriority="47"/>
-    <w:lsdException w:name="List Table 3 Accent 1" w:uiPriority="48"/>
-    <w:lsdException w:name="List Table 4 Accent 1" w:uiPriority="49"/>
-    <w:lsdException w:name="List Table 5 Dark Accent 1" w:uiPriority="50"/>
-    <w:lsdException w:name="List Table 6 Colorful Accent 1" w:uiPriority="51"/>
-    <w:lsdException w:name="List Table 7 Colorful Accent 1" w:uiPriority="52"/>
-    <w:lsdException w:name="List Table 1 Light Accent 2" w:uiPriority="46"/>
-    <w:lsdException w:name="List Table 2 Accent 2" w:uiPriority="47"/>
-    <w:lsdException w:name="List Table 3 Accent 2" w:uiPriority="48"/>
-    <w:lsdException w:name="List Table 4 Accent 2" w:uiPriority="49"/>
-    <w:lsdException w:name="List Table 5 Dark Accent 2" w:uiPriority="50"/>
-    <w:lsdException w:name="List Table 6 Colorful Accent 2" w:uiPriority="51"/>
-    <w:lsdException w:name="List Table 7 Colorful Accent 2" w:uiPriority="52"/>
-    <w:lsdException w:name="List Table 1 Light Accent 3" w:uiPriority="46"/>
-    <w:lsdException w:name="List Table 2 Accent 3" w:uiPriority="47"/>
-    <w:lsdException w:name="List Table 3 Accent 3" w:uiPriority="48"/>
-    <w:lsdException w:name="List Table 4 Accent 3" w:uiPriority="49"/>
-    <w:lsdException w:name="List Table 5 Dark Accent 3" w:uiPriority="50"/>
-    <w:lsdException w:name="List Table 6 Colorful Accent 3" w:uiPriority="51"/>
-    <w:lsdException w:name="List Table 7 Colorful Accent 3" w:uiPriority="52"/>
-    <w:lsdException w:name="List Table 1 Light Accent 4" w:uiPriority="46"/>
-    <w:lsdException w:name="List Table 2 Accent 4" w:uiPriority="47"/>
-    <w:lsdException w:name="List Table 3 Accent 4" w:uiPriority="48"/>
-    <w:lsdException w:name="List Table 4 Accent 4" w:uiPriority="49"/>
-    <w:lsdException w:name="List Table 5 Dark Accent 4" w:uiPriority="50"/>
-    <w:lsdException w:name="List Table 6 Colorful Accent 4" w:uiPriority="51"/>
-    <w:lsdException w:name="List Table 7 Colorful Accent 4" w:uiPriority="52"/>
-    <w:lsdException w:name="List Table 1 Light Accent 5" w:uiPriority="46"/>
-    <w:lsdException w:name="List Table 2 Accent 5" w:uiPriority="47"/>
-    <w:lsdException w:name="List Table 3 Accent 5" w:uiPriority="48"/>
-    <w:lsdException w:name="List Table 4 Accent 5" w:uiPriority="49"/>
-    <w:lsdException w:name="List Table 5 Dark Accent 5" w:uiPriority="50"/>
-    <w:lsdException w:name="List Table 6 Colorful Accent 5" w:uiPriority="51"/>
-    <w:lsdException w:name="List Table 7 Colorful Accent 5" w:uiPriority="52"/>
-    <w:lsdException w:name="List Table 1 Light Accent 6" w:uiPriority="46"/>
-    <w:lsdException w:name="List Table 2 Accent 6" w:uiPriority="47"/>
-    <w:lsdException w:name="List Table 3 Accent 6" w:uiPriority="48"/>
-    <w:lsdException w:name="List Table 4 Accent 6" w:uiPriority="49"/>
-    <w:lsdException w:name="List Table 5 Dark Accent 6" w:uiPriority="50"/>
-    <w:lsdException w:name="List Table 6 Colorful Accent 6" w:uiPriority="51"/>
-    <w:lsdException w:name="List Table 7 Colorful Accent 6" w:uiPriority="52"/>
-  </w:latentStyles>
-  <w:style w:type="paragraph" w:default="1" w:styleId="a">
-    <w:name w:val="Normal"/>
-    <w:qFormat/>
-    <w:pPr>
-      <w:widowControl w:val="0"/>
-      <w:jc w:val="both"/>
-    </w:pPr>
-  </w:style>
-  <w:style w:type="character" w:default="1" w:styleId="a0">
-    <w:name w:val="Default Paragraph Font"/>
-    <w:uiPriority w:val="1"/>
-    <w:semiHidden/>
-    <w:unhideWhenUsed/>
-  </w:style>
-  <w:style w:type="table" w:default="1" w:styleId="a1">
-    <w:name w:val="Normal Table"/>
-    <w:uiPriority w:val="99"/>
-    <w:semiHidden/>
-    <w:unhideWhenUsed/>
-    <w:tblPr>
-      <w:tblInd w:w="0" w:type="dxa"/>
-      <w:tblCellMar>
-        <w:top w:w="0" w:type="dxa"/>
-        <w:left w:w="108" w:type="dxa"/>
-        <w:bottom w:w="0" w:type="dxa"/>
-        <w:right w:w="108" w:type="dxa"/>
-      </w:tblCellMar>
-    </w:tblPr>
-  </w:style>
-  <w:style w:type="numbering" w:default="1" w:styleId="a2">
-    <w:name w:val="No List"/>
-    <w:uiPriority w:val="99"/>
-    <w:semiHidden/>
-    <w:unhideWhenUsed/>
-  </w:style>
-  <w:style w:type="paragraph" w:customStyle="1" w:styleId="4D2CA9DACA444714AF4FE25168CB1470">
-    <w:name w:val="4D2CA9DACA444714AF4FE25168CB1470"/>
-    <w:rsid w:val="00956C03"/>
-    <w:pPr>
-      <w:widowControl w:val="0"/>
-      <w:jc w:val="both"/>
-    </w:pPr>
-  </w:style>
-</w:styles>
-</file>
-
-<file path=word/glossary/webSettings.xml><?xml version="1.0" encoding="utf-8"?>
-<w:webSettings xmlns:mc="http://schemas.openxmlformats.org/markup-compatibility/2006" xmlns:r="http://schemas.openxmlformats.org/officeDocument/2006/relationships" xmlns:w="http://schemas.openxmlformats.org/wordprocessingml/2006/main" xmlns:w14="http://schemas.microsoft.com/office/word/2010/wordml" xmlns:w15="http://schemas.microsoft.com/office/word/2012/wordml" xmlns:w16se="http://schemas.microsoft.com/office/word/2015/wordml/symex" mc:Ignorable="w14 w15 w16se">
-  <w:optimizeForBrowser/>
-  <w:allowPNG/>
-</w:webSettings>
-</file>
-
 <file path=word/theme/theme1.xml><?xml version="1.0" encoding="utf-8"?>
 <a:theme xmlns:a="http://schemas.openxmlformats.org/drawingml/2006/main" name="Office 主题​​">
   <a:themeElements>
@@ -1716,7 +2101,7 @@
 </file>
 
 <file path=customXml/itemProps1.xml><?xml version="1.0" encoding="utf-8"?>
-<ds:datastoreItem xmlns:ds="http://schemas.openxmlformats.org/officeDocument/2006/customXml" ds:itemID="{BEF0B199-8AFA-48FE-A7BC-C5D2DA3E2957}">
+<ds:datastoreItem xmlns:ds="http://schemas.openxmlformats.org/officeDocument/2006/customXml" ds:itemID="{941E54AE-6646-4FA0-9249-34F9AFB9B6F1}">
   <ds:schemaRefs>
     <ds:schemaRef ds:uri="http://schemas.openxmlformats.org/officeDocument/2006/bibliography"/>
   </ds:schemaRefs>
